--- a/responsive-resume/resume assets/pdf/RIKHI SINGH - RESUME.docx
+++ b/responsive-resume/resume assets/pdf/RIKHI SINGH - RESUME.docx
@@ -1,6 +1,6 @@
 
 <file path=word/document.xml><?xml version="1.0" encoding="utf-8"?>
-<w:document xmlns:wpc="http://schemas.microsoft.com/office/word/2010/wordprocessingCanvas" xmlns:mc="http://schemas.openxmlformats.org/markup-compatibility/2006" xmlns:o="urn:schemas-microsoft-com:office:office" xmlns:r="http://schemas.openxmlformats.org/officeDocument/2006/relationships" xmlns:m="http://schemas.openxmlformats.org/officeDocument/2006/math" xmlns:v="urn:schemas-microsoft-com:vml" xmlns:wp14="http://schemas.microsoft.com/office/word/2010/wordprocessingDrawing" xmlns:wp="http://schemas.openxmlformats.org/drawingml/2006/wordprocessingDrawing" xmlns:w10="urn:schemas-microsoft-com:office:word" xmlns:w="http://schemas.openxmlformats.org/wordprocessingml/2006/main" xmlns:w14="http://schemas.microsoft.com/office/word/2010/wordml" xmlns:w15="http://schemas.microsoft.com/office/word/2012/wordml" xmlns:wpg="http://schemas.microsoft.com/office/word/2010/wordprocessingGroup" xmlns:wpi="http://schemas.microsoft.com/office/word/2010/wordprocessingInk" xmlns:wne="http://schemas.microsoft.com/office/word/2006/wordml" xmlns:wps="http://schemas.microsoft.com/office/word/2010/wordprocessingShape" mc:Ignorable="w14 w15 wp14">
+<w:document xmlns:ve="http://schemas.openxmlformats.org/markup-compatibility/2006" xmlns:o="urn:schemas-microsoft-com:office:office" xmlns:r="http://schemas.openxmlformats.org/officeDocument/2006/relationships" xmlns:m="http://schemas.openxmlformats.org/officeDocument/2006/math" xmlns:v="urn:schemas-microsoft-com:vml" xmlns:wp="http://schemas.openxmlformats.org/drawingml/2006/wordprocessingDrawing" xmlns:w10="urn:schemas-microsoft-com:office:word" xmlns:w="http://schemas.openxmlformats.org/wordprocessingml/2006/main" xmlns:wne="http://schemas.microsoft.com/office/word/2006/wordml" xmlns:a="http://schemas.openxmlformats.org/drawingml/2006/main" xmlns:pic="http://schemas.openxmlformats.org/drawingml/2006/picture" xml:space="preserve">
   <w:body>
     <w:p>
       <w:pPr>
@@ -17,7 +17,7 @@
           <w:spacing w:val="-15"/>
           <w:w w:val="105"/>
         </w:rPr>
-        <w:t xml:space="preserve"> </w:t>
+        <w:t> </w:t>
       </w:r>
       <w:r>
         <w:rPr>
@@ -30,10 +30,10 @@
       <w:pPr>
         <w:pStyle w:val="Heading2"/>
         <w:tabs>
-          <w:tab w:val="left" w:pos="1810"/>
-          <w:tab w:val="left" w:pos="3925"/>
-          <w:tab w:val="left" w:pos="6294"/>
-          <w:tab w:val="left" w:pos="8848"/>
+          <w:tab w:pos="1810" w:val="left" w:leader="none"/>
+          <w:tab w:pos="3925" w:val="left" w:leader="none"/>
+          <w:tab w:pos="6294" w:val="left" w:leader="none"/>
+          <w:tab w:pos="8848" w:val="left" w:leader="none"/>
         </w:tabs>
         <w:spacing w:before="109"/>
         <w:ind w:left="490"/>
@@ -43,12 +43,9 @@
         </w:rPr>
       </w:pPr>
       <w:r>
-        <w:rPr>
-          <w:noProof/>
-          <w:lang w:val="en-IN" w:eastAsia="en-IN"/>
-        </w:rPr>
+        <w:rPr/>
         <w:drawing>
-          <wp:anchor distT="0" distB="0" distL="0" distR="0" simplePos="0" relativeHeight="15728640" behindDoc="0" locked="0" layoutInCell="1" allowOverlap="1">
+          <wp:anchor distT="0" distB="0" distL="0" distR="0" allowOverlap="1" layoutInCell="1" locked="0" behindDoc="0" simplePos="0" relativeHeight="15728640">
             <wp:simplePos x="0" y="0"/>
             <wp:positionH relativeFrom="page">
               <wp:posOffset>1033417</wp:posOffset>
@@ -61,11 +58,11 @@
             <wp:wrapNone/>
             <wp:docPr id="1" name="image1.png"/>
             <wp:cNvGraphicFramePr>
-              <a:graphicFrameLocks xmlns:a="http://schemas.openxmlformats.org/drawingml/2006/main" noChangeAspect="1"/>
+              <a:graphicFrameLocks noChangeAspect="1"/>
             </wp:cNvGraphicFramePr>
-            <a:graphic xmlns:a="http://schemas.openxmlformats.org/drawingml/2006/main">
+            <a:graphic>
               <a:graphicData uri="http://schemas.openxmlformats.org/drawingml/2006/picture">
-                <pic:pic xmlns:pic="http://schemas.openxmlformats.org/drawingml/2006/picture">
+                <pic:pic>
                   <pic:nvPicPr>
                     <pic:cNvPr id="2" name="image1.png"/>
                     <pic:cNvPicPr/>
@@ -92,12 +89,9 @@
         </w:drawing>
       </w:r>
       <w:r>
-        <w:rPr>
-          <w:noProof/>
-          <w:lang w:val="en-IN" w:eastAsia="en-IN"/>
-        </w:rPr>
+        <w:rPr/>
         <w:drawing>
-          <wp:anchor distT="0" distB="0" distL="0" distR="0" simplePos="0" relativeHeight="487545344" behindDoc="1" locked="0" layoutInCell="1" allowOverlap="1">
+          <wp:anchor distT="0" distB="0" distL="0" distR="0" allowOverlap="1" layoutInCell="1" locked="0" behindDoc="1" simplePos="0" relativeHeight="487545344">
             <wp:simplePos x="0" y="0"/>
             <wp:positionH relativeFrom="page">
               <wp:posOffset>1903711</wp:posOffset>
@@ -110,11 +104,11 @@
             <wp:wrapNone/>
             <wp:docPr id="3" name="image2.png"/>
             <wp:cNvGraphicFramePr>
-              <a:graphicFrameLocks xmlns:a="http://schemas.openxmlformats.org/drawingml/2006/main" noChangeAspect="1"/>
+              <a:graphicFrameLocks noChangeAspect="1"/>
             </wp:cNvGraphicFramePr>
-            <a:graphic xmlns:a="http://schemas.openxmlformats.org/drawingml/2006/main">
+            <a:graphic>
               <a:graphicData uri="http://schemas.openxmlformats.org/drawingml/2006/picture">
-                <pic:pic xmlns:pic="http://schemas.openxmlformats.org/drawingml/2006/picture">
+                <pic:pic>
                   <pic:nvPicPr>
                     <pic:cNvPr id="4" name="image2.png"/>
                     <pic:cNvPicPr/>
@@ -141,12 +135,9 @@
         </w:drawing>
       </w:r>
       <w:r>
-        <w:rPr>
-          <w:noProof/>
-          <w:lang w:val="en-IN" w:eastAsia="en-IN"/>
-        </w:rPr>
+        <w:rPr/>
         <w:drawing>
-          <wp:anchor distT="0" distB="0" distL="0" distR="0" simplePos="0" relativeHeight="487545856" behindDoc="1" locked="0" layoutInCell="1" allowOverlap="1">
+          <wp:anchor distT="0" distB="0" distL="0" distR="0" allowOverlap="1" layoutInCell="1" locked="0" behindDoc="1" simplePos="0" relativeHeight="487545856">
             <wp:simplePos x="0" y="0"/>
             <wp:positionH relativeFrom="page">
               <wp:posOffset>3215283</wp:posOffset>
@@ -159,11 +150,11 @@
             <wp:wrapNone/>
             <wp:docPr id="5" name="image3.png"/>
             <wp:cNvGraphicFramePr>
-              <a:graphicFrameLocks xmlns:a="http://schemas.openxmlformats.org/drawingml/2006/main" noChangeAspect="1"/>
+              <a:graphicFrameLocks noChangeAspect="1"/>
             </wp:cNvGraphicFramePr>
-            <a:graphic xmlns:a="http://schemas.openxmlformats.org/drawingml/2006/main">
+            <a:graphic>
               <a:graphicData uri="http://schemas.openxmlformats.org/drawingml/2006/picture">
-                <pic:pic xmlns:pic="http://schemas.openxmlformats.org/drawingml/2006/picture">
+                <pic:pic>
                   <pic:nvPicPr>
                     <pic:cNvPr id="6" name="image3.png"/>
                     <pic:cNvPicPr/>
@@ -190,12 +181,9 @@
         </w:drawing>
       </w:r>
       <w:r>
-        <w:rPr>
-          <w:noProof/>
-          <w:lang w:val="en-IN" w:eastAsia="en-IN"/>
-        </w:rPr>
+        <w:rPr/>
         <w:drawing>
-          <wp:anchor distT="0" distB="0" distL="0" distR="0" simplePos="0" relativeHeight="487546368" behindDoc="1" locked="0" layoutInCell="1" allowOverlap="1">
+          <wp:anchor distT="0" distB="0" distL="0" distR="0" allowOverlap="1" layoutInCell="1" locked="0" behindDoc="1" simplePos="0" relativeHeight="487546368">
             <wp:simplePos x="0" y="0"/>
             <wp:positionH relativeFrom="page">
               <wp:posOffset>4719311</wp:posOffset>
@@ -208,11 +196,11 @@
             <wp:wrapNone/>
             <wp:docPr id="7" name="image4.png"/>
             <wp:cNvGraphicFramePr>
-              <a:graphicFrameLocks xmlns:a="http://schemas.openxmlformats.org/drawingml/2006/main" noChangeAspect="1"/>
+              <a:graphicFrameLocks noChangeAspect="1"/>
             </wp:cNvGraphicFramePr>
-            <a:graphic xmlns:a="http://schemas.openxmlformats.org/drawingml/2006/main">
+            <a:graphic>
               <a:graphicData uri="http://schemas.openxmlformats.org/drawingml/2006/picture">
-                <pic:pic xmlns:pic="http://schemas.openxmlformats.org/drawingml/2006/picture">
+                <pic:pic>
                   <pic:nvPicPr>
                     <pic:cNvPr id="8" name="image4.png"/>
                     <pic:cNvPicPr/>
@@ -239,12 +227,9 @@
         </w:drawing>
       </w:r>
       <w:r>
-        <w:rPr>
-          <w:noProof/>
-          <w:lang w:val="en-IN" w:eastAsia="en-IN"/>
-        </w:rPr>
+        <w:rPr/>
         <w:drawing>
-          <wp:anchor distT="0" distB="0" distL="0" distR="0" simplePos="0" relativeHeight="487546880" behindDoc="1" locked="0" layoutInCell="1" allowOverlap="1">
+          <wp:anchor distT="0" distB="0" distL="0" distR="0" allowOverlap="1" layoutInCell="1" locked="0" behindDoc="1" simplePos="0" relativeHeight="487546880">
             <wp:simplePos x="0" y="0"/>
             <wp:positionH relativeFrom="page">
               <wp:posOffset>6331753</wp:posOffset>
@@ -257,11 +242,11 @@
             <wp:wrapNone/>
             <wp:docPr id="9" name="image5.png"/>
             <wp:cNvGraphicFramePr>
-              <a:graphicFrameLocks xmlns:a="http://schemas.openxmlformats.org/drawingml/2006/main" noChangeAspect="1"/>
+              <a:graphicFrameLocks noChangeAspect="1"/>
             </wp:cNvGraphicFramePr>
-            <a:graphic xmlns:a="http://schemas.openxmlformats.org/drawingml/2006/main">
+            <a:graphic>
               <a:graphicData uri="http://schemas.openxmlformats.org/drawingml/2006/picture">
-                <pic:pic xmlns:pic="http://schemas.openxmlformats.org/drawingml/2006/picture">
+                <pic:pic>
                   <pic:nvPicPr>
                     <pic:cNvPr id="10" name="image5.png"/>
                     <pic:cNvPicPr/>
@@ -305,7 +290,7 @@
           <w:spacing w:val="32"/>
           <w:w w:val="110"/>
         </w:rPr>
-        <w:t xml:space="preserve"> </w:t>
+        <w:t> </w:t>
       </w:r>
       <w:r>
         <w:rPr>
@@ -313,43 +298,31 @@
           <w:w w:val="110"/>
         </w:rPr>
         <w:t>|</w:t>
+        <w:tab/>
+      </w:r>
+      <w:r>
+        <w:rPr>
+          <w:rFonts w:ascii="Times New Roman"/>
+          <w:color w:val="0E0E0E"/>
+          <w:w w:val="110"/>
+        </w:rPr>
+        <w:t>+91-94656-88330</w:t>
+      </w:r>
+      <w:r>
+        <w:rPr>
+          <w:rFonts w:ascii="Times New Roman"/>
+          <w:color w:val="0E0E0E"/>
+          <w:spacing w:val="45"/>
+          <w:w w:val="110"/>
+        </w:rPr>
+        <w:t> </w:t>
       </w:r>
       <w:r>
         <w:rPr>
           <w:rFonts w:ascii="Times New Roman"/>
           <w:w w:val="110"/>
         </w:rPr>
-        <w:tab/>
-      </w:r>
-      <w:r>
-        <w:rPr>
-          <w:rFonts w:ascii="Times New Roman"/>
-          <w:color w:val="0E0E0E"/>
-          <w:w w:val="110"/>
-        </w:rPr>
-        <w:t>+91-94656-88330</w:t>
-      </w:r>
-      <w:r>
-        <w:rPr>
-          <w:rFonts w:ascii="Times New Roman"/>
-          <w:color w:val="0E0E0E"/>
-          <w:spacing w:val="45"/>
-          <w:w w:val="110"/>
-        </w:rPr>
-        <w:t xml:space="preserve"> </w:t>
-      </w:r>
-      <w:r>
-        <w:rPr>
-          <w:rFonts w:ascii="Times New Roman"/>
-          <w:w w:val="110"/>
-        </w:rPr>
         <w:t>|</w:t>
-      </w:r>
-      <w:r>
-        <w:rPr>
-          <w:rFonts w:ascii="Times New Roman"/>
-          <w:w w:val="110"/>
-        </w:rPr>
         <w:tab/>
       </w:r>
       <w:hyperlink r:id="rId11">
@@ -370,7 +343,7 @@
           <w:spacing w:val="37"/>
           <w:w w:val="110"/>
         </w:rPr>
-        <w:t xml:space="preserve"> </w:t>
+        <w:t> </w:t>
       </w:r>
       <w:r>
         <w:rPr>
@@ -378,12 +351,6 @@
           <w:w w:val="110"/>
         </w:rPr>
         <w:t>|</w:t>
-      </w:r>
-      <w:r>
-        <w:rPr>
-          <w:rFonts w:ascii="Times New Roman"/>
-          <w:w w:val="110"/>
-        </w:rPr>
         <w:tab/>
       </w:r>
       <w:hyperlink r:id="rId12">
@@ -403,7 +370,7 @@
           <w:spacing w:val="14"/>
           <w:w w:val="110"/>
         </w:rPr>
-        <w:t xml:space="preserve"> </w:t>
+        <w:t> </w:t>
       </w:r>
       <w:r>
         <w:rPr>
@@ -411,12 +378,6 @@
           <w:w w:val="110"/>
         </w:rPr>
         <w:t>|</w:t>
-      </w:r>
-      <w:r>
-        <w:rPr>
-          <w:rFonts w:ascii="Times New Roman"/>
-          <w:w w:val="110"/>
-        </w:rPr>
         <w:tab/>
       </w:r>
       <w:hyperlink r:id="rId13">
@@ -434,12 +395,14 @@
     <w:p>
       <w:pPr>
         <w:tabs>
-          <w:tab w:val="left" w:pos="10907"/>
+          <w:tab w:pos="10907" w:val="left" w:leader="none"/>
         </w:tabs>
         <w:spacing w:before="175"/>
-        <w:ind w:left="110"/>
+        <w:ind w:left="110" w:right="0" w:firstLine="0"/>
+        <w:jc w:val="left"/>
         <w:rPr>
           <w:rFonts w:ascii="Times New Roman"/>
+          <w:sz w:val="22"/>
         </w:rPr>
       </w:pPr>
       <w:r>
@@ -447,6 +410,7 @@
           <w:rFonts w:ascii="Arial"/>
           <w:b/>
           <w:color w:val="1154CC"/>
+          <w:sz w:val="22"/>
         </w:rPr>
         <w:t>About</w:t>
       </w:r>
@@ -454,16 +418,10 @@
         <w:rPr>
           <w:rFonts w:ascii="Times New Roman"/>
           <w:color w:val="1154CC"/>
+          <w:sz w:val="22"/>
           <w:u w:val="single" w:color="000000"/>
         </w:rPr>
-        <w:t xml:space="preserve"> </w:t>
-      </w:r>
-      <w:r>
-        <w:rPr>
-          <w:rFonts w:ascii="Times New Roman"/>
-          <w:color w:val="1154CC"/>
-          <w:u w:val="single" w:color="000000"/>
-        </w:rPr>
+        <w:t> </w:t>
         <w:tab/>
       </w:r>
     </w:p>
@@ -475,10 +433,11 @@
           <w:numId w:val="1"/>
         </w:numPr>
         <w:tabs>
-          <w:tab w:val="left" w:pos="287"/>
+          <w:tab w:pos="287" w:val="left" w:leader="none"/>
         </w:tabs>
-        <w:spacing w:before="144" w:line="290" w:lineRule="auto"/>
-        <w:ind w:right="339" w:hanging="176"/>
+        <w:spacing w:line="290" w:lineRule="auto" w:before="144" w:after="0"/>
+        <w:ind w:left="285" w:right="339" w:hanging="176"/>
+        <w:jc w:val="left"/>
         <w:rPr>
           <w:color w:val="1154CC"/>
           <w:sz w:val="17"/>
@@ -497,7 +456,7 @@
           <w:spacing w:val="7"/>
           <w:sz w:val="17"/>
         </w:rPr>
-        <w:t xml:space="preserve"> </w:t>
+        <w:t> </w:t>
       </w:r>
       <w:r>
         <w:rPr>
@@ -512,7 +471,7 @@
           <w:spacing w:val="7"/>
           <w:sz w:val="17"/>
         </w:rPr>
-        <w:t xml:space="preserve"> </w:t>
+        <w:t> </w:t>
       </w:r>
       <w:r>
         <w:rPr>
@@ -527,7 +486,7 @@
           <w:spacing w:val="8"/>
           <w:sz w:val="17"/>
         </w:rPr>
-        <w:t xml:space="preserve"> </w:t>
+        <w:t> </w:t>
       </w:r>
       <w:r>
         <w:rPr>
@@ -542,7 +501,7 @@
           <w:spacing w:val="7"/>
           <w:sz w:val="17"/>
         </w:rPr>
-        <w:t xml:space="preserve"> </w:t>
+        <w:t> </w:t>
       </w:r>
       <w:r>
         <w:rPr>
@@ -557,7 +516,7 @@
           <w:spacing w:val="8"/>
           <w:sz w:val="17"/>
         </w:rPr>
-        <w:t xml:space="preserve"> </w:t>
+        <w:t> </w:t>
       </w:r>
       <w:r>
         <w:rPr>
@@ -572,7 +531,7 @@
           <w:spacing w:val="7"/>
           <w:sz w:val="17"/>
         </w:rPr>
-        <w:t xml:space="preserve"> </w:t>
+        <w:t> </w:t>
       </w:r>
       <w:r>
         <w:rPr>
@@ -587,7 +546,7 @@
           <w:spacing w:val="7"/>
           <w:sz w:val="17"/>
         </w:rPr>
-        <w:t xml:space="preserve"> </w:t>
+        <w:t> </w:t>
       </w:r>
       <w:r>
         <w:rPr>
@@ -602,7 +561,7 @@
           <w:spacing w:val="8"/>
           <w:sz w:val="17"/>
         </w:rPr>
-        <w:t xml:space="preserve"> </w:t>
+        <w:t> </w:t>
       </w:r>
       <w:r>
         <w:rPr>
@@ -617,7 +576,7 @@
           <w:spacing w:val="7"/>
           <w:sz w:val="17"/>
         </w:rPr>
-        <w:t xml:space="preserve"> </w:t>
+        <w:t> </w:t>
       </w:r>
       <w:r>
         <w:rPr>
@@ -632,7 +591,7 @@
           <w:spacing w:val="8"/>
           <w:sz w:val="17"/>
         </w:rPr>
-        <w:t xml:space="preserve"> </w:t>
+        <w:t> </w:t>
       </w:r>
       <w:r>
         <w:rPr>
@@ -647,7 +606,7 @@
           <w:spacing w:val="7"/>
           <w:sz w:val="17"/>
         </w:rPr>
-        <w:t xml:space="preserve"> </w:t>
+        <w:t> </w:t>
       </w:r>
       <w:r>
         <w:rPr>
@@ -662,7 +621,7 @@
           <w:spacing w:val="7"/>
           <w:sz w:val="17"/>
         </w:rPr>
-        <w:t xml:space="preserve"> </w:t>
+        <w:t> </w:t>
       </w:r>
       <w:r>
         <w:rPr>
@@ -677,7 +636,7 @@
           <w:spacing w:val="8"/>
           <w:sz w:val="17"/>
         </w:rPr>
-        <w:t xml:space="preserve"> </w:t>
+        <w:t> </w:t>
       </w:r>
       <w:r>
         <w:rPr>
@@ -692,7 +651,7 @@
           <w:spacing w:val="7"/>
           <w:sz w:val="17"/>
         </w:rPr>
-        <w:t xml:space="preserve"> </w:t>
+        <w:t> </w:t>
       </w:r>
       <w:r>
         <w:rPr>
@@ -707,7 +666,7 @@
           <w:spacing w:val="8"/>
           <w:sz w:val="17"/>
         </w:rPr>
-        <w:t xml:space="preserve"> </w:t>
+        <w:t> </w:t>
       </w:r>
       <w:r>
         <w:rPr>
@@ -722,7 +681,7 @@
           <w:spacing w:val="7"/>
           <w:sz w:val="17"/>
         </w:rPr>
-        <w:t xml:space="preserve"> </w:t>
+        <w:t> </w:t>
       </w:r>
       <w:r>
         <w:rPr>
@@ -737,7 +696,7 @@
           <w:spacing w:val="7"/>
           <w:sz w:val="17"/>
         </w:rPr>
-        <w:t xml:space="preserve"> </w:t>
+        <w:t> </w:t>
       </w:r>
       <w:r>
         <w:rPr>
@@ -752,12 +711,8 @@
           <w:spacing w:val="1"/>
           <w:sz w:val="17"/>
         </w:rPr>
-        <w:t xml:space="preserve"> </w:t>
-      </w:r>
-      <w:bookmarkStart w:id="0" w:name="_GoBack"/>
-      <w:bookmarkEnd w:id="0"/>
-      <w:permStart w:id="344197010" w:edGrp="everyone"/>
-      <w:permEnd w:id="344197010"/>
+        <w:t> </w:t>
+      </w:r>
       <w:r>
         <w:rPr>
           <w:color w:val="0E0E0E"/>
@@ -771,14 +726,14 @@
           <w:spacing w:val="-1"/>
           <w:sz w:val="17"/>
         </w:rPr>
-        <w:t xml:space="preserve"> </w:t>
-      </w:r>
-      <w:r>
-        <w:rPr>
-          <w:color w:val="0E0E0E"/>
-          <w:sz w:val="17"/>
-        </w:rPr>
-        <w:t>and ﬂuency in 4 languages I can</w:t>
+        <w:t> </w:t>
+      </w:r>
+      <w:r>
+        <w:rPr>
+          <w:color w:val="0E0E0E"/>
+          <w:sz w:val="17"/>
+        </w:rPr>
+        <w:t>and ﬂuency in 3 languages I can</w:t>
       </w:r>
       <w:r>
         <w:rPr>
@@ -786,7 +741,7 @@
           <w:spacing w:val="-1"/>
           <w:sz w:val="17"/>
         </w:rPr>
-        <w:t xml:space="preserve"> </w:t>
+        <w:t> </w:t>
       </w:r>
       <w:r>
         <w:rPr>
@@ -801,7 +756,7 @@
           <w:spacing w:val="-1"/>
           <w:sz w:val="17"/>
         </w:rPr>
-        <w:t xml:space="preserve"> </w:t>
+        <w:t> </w:t>
       </w:r>
       <w:r>
         <w:rPr>
@@ -814,7 +769,7 @@
     <w:p>
       <w:pPr>
         <w:pStyle w:val="BodyText"/>
-        <w:spacing w:before="0" w:line="191" w:lineRule="exact"/>
+        <w:spacing w:line="191" w:lineRule="exact" w:before="0"/>
         <w:ind w:left="285" w:firstLine="0"/>
       </w:pPr>
       <w:r>
@@ -831,7 +786,7 @@
           <w:spacing w:val="-11"/>
           <w:w w:val="105"/>
         </w:rPr>
-        <w:t xml:space="preserve"> </w:t>
+        <w:t> </w:t>
       </w:r>
       <w:r>
         <w:rPr>
@@ -847,7 +802,7 @@
           <w:spacing w:val="-10"/>
           <w:w w:val="105"/>
         </w:rPr>
-        <w:t xml:space="preserve"> </w:t>
+        <w:t> </w:t>
       </w:r>
       <w:r>
         <w:rPr>
@@ -863,7 +818,7 @@
           <w:spacing w:val="-11"/>
           <w:w w:val="105"/>
         </w:rPr>
-        <w:t xml:space="preserve"> </w:t>
+        <w:t> </w:t>
       </w:r>
       <w:r>
         <w:rPr>
@@ -879,7 +834,7 @@
           <w:spacing w:val="-10"/>
           <w:w w:val="105"/>
         </w:rPr>
-        <w:t xml:space="preserve"> </w:t>
+        <w:t> </w:t>
       </w:r>
       <w:r>
         <w:rPr>
@@ -895,7 +850,7 @@
           <w:spacing w:val="-11"/>
           <w:w w:val="105"/>
         </w:rPr>
-        <w:t xml:space="preserve"> </w:t>
+        <w:t> </w:t>
       </w:r>
       <w:r>
         <w:rPr>
@@ -911,7 +866,7 @@
           <w:spacing w:val="-10"/>
           <w:w w:val="105"/>
         </w:rPr>
-        <w:t xml:space="preserve"> </w:t>
+        <w:t> </w:t>
       </w:r>
       <w:r>
         <w:rPr>
@@ -927,7 +882,7 @@
           <w:spacing w:val="-11"/>
           <w:w w:val="105"/>
         </w:rPr>
-        <w:t xml:space="preserve"> </w:t>
+        <w:t> </w:t>
       </w:r>
       <w:r>
         <w:rPr>
@@ -943,7 +898,7 @@
           <w:spacing w:val="-10"/>
           <w:w w:val="105"/>
         </w:rPr>
-        <w:t xml:space="preserve"> </w:t>
+        <w:t> </w:t>
       </w:r>
       <w:r>
         <w:rPr>
@@ -959,7 +914,7 @@
           <w:spacing w:val="-11"/>
           <w:w w:val="105"/>
         </w:rPr>
-        <w:t xml:space="preserve"> </w:t>
+        <w:t> </w:t>
       </w:r>
       <w:r>
         <w:rPr>
@@ -975,7 +930,7 @@
           <w:spacing w:val="-10"/>
           <w:w w:val="105"/>
         </w:rPr>
-        <w:t xml:space="preserve"> </w:t>
+        <w:t> </w:t>
       </w:r>
       <w:r>
         <w:rPr>
@@ -991,7 +946,7 @@
           <w:spacing w:val="-10"/>
           <w:w w:val="105"/>
         </w:rPr>
-        <w:t xml:space="preserve"> </w:t>
+        <w:t> </w:t>
       </w:r>
       <w:r>
         <w:rPr>
@@ -1007,7 +962,7 @@
           <w:spacing w:val="-11"/>
           <w:w w:val="105"/>
         </w:rPr>
-        <w:t xml:space="preserve"> </w:t>
+        <w:t> </w:t>
       </w:r>
       <w:r>
         <w:rPr>
@@ -1023,7 +978,7 @@
           <w:spacing w:val="-10"/>
           <w:w w:val="105"/>
         </w:rPr>
-        <w:t xml:space="preserve"> </w:t>
+        <w:t> </w:t>
       </w:r>
       <w:r>
         <w:rPr>
@@ -1039,7 +994,7 @@
           <w:spacing w:val="-11"/>
           <w:w w:val="105"/>
         </w:rPr>
-        <w:t xml:space="preserve"> </w:t>
+        <w:t> </w:t>
       </w:r>
       <w:r>
         <w:rPr>
@@ -1054,7 +1009,7 @@
           <w:spacing w:val="-10"/>
           <w:w w:val="105"/>
         </w:rPr>
-        <w:t xml:space="preserve"> </w:t>
+        <w:t> </w:t>
       </w:r>
       <w:r>
         <w:rPr>
@@ -1067,12 +1022,14 @@
     <w:p>
       <w:pPr>
         <w:tabs>
-          <w:tab w:val="left" w:pos="10889"/>
+          <w:tab w:pos="10889" w:val="left" w:leader="none"/>
         </w:tabs>
         <w:spacing w:before="149"/>
-        <w:ind w:left="110"/>
+        <w:ind w:left="110" w:right="0" w:firstLine="0"/>
+        <w:jc w:val="left"/>
         <w:rPr>
           <w:rFonts w:ascii="Times New Roman"/>
+          <w:sz w:val="22"/>
         </w:rPr>
       </w:pPr>
       <w:r>
@@ -1080,6 +1037,7 @@
           <w:rFonts w:ascii="Arial"/>
           <w:b/>
           <w:color w:val="1154CC"/>
+          <w:sz w:val="22"/>
         </w:rPr>
         <w:t>Skills</w:t>
       </w:r>
@@ -1089,23 +1047,18 @@
           <w:b/>
           <w:color w:val="1154CC"/>
           <w:spacing w:val="-5"/>
-        </w:rPr>
-        <w:t xml:space="preserve"> </w:t>
+          <w:sz w:val="22"/>
+        </w:rPr>
+        <w:t> </w:t>
       </w:r>
       <w:r>
         <w:rPr>
           <w:rFonts w:ascii="Times New Roman"/>
           <w:color w:val="1154CC"/>
+          <w:sz w:val="22"/>
           <w:u w:val="single" w:color="000000"/>
         </w:rPr>
-        <w:t xml:space="preserve"> </w:t>
-      </w:r>
-      <w:r>
-        <w:rPr>
-          <w:rFonts w:ascii="Times New Roman"/>
-          <w:color w:val="1154CC"/>
-          <w:u w:val="single" w:color="000000"/>
-        </w:rPr>
+        <w:t> </w:t>
         <w:tab/>
       </w:r>
     </w:p>
@@ -1117,10 +1070,11 @@
           <w:numId w:val="1"/>
         </w:numPr>
         <w:tabs>
-          <w:tab w:val="left" w:pos="344"/>
+          <w:tab w:pos="344" w:val="left" w:leader="none"/>
         </w:tabs>
-        <w:spacing w:before="145" w:line="290" w:lineRule="auto"/>
+        <w:spacing w:line="290" w:lineRule="auto" w:before="145" w:after="0"/>
         <w:ind w:left="342" w:right="820" w:hanging="233"/>
+        <w:jc w:val="left"/>
         <w:rPr>
           <w:color w:val="1154CC"/>
           <w:sz w:val="18"/>
@@ -1131,39 +1085,7 @@
           <w:color w:val="0E0E0E"/>
           <w:sz w:val="18"/>
         </w:rPr>
-        <w:t xml:space="preserve">Python | HTML5 | CSS3 | JavaScript | Bash | </w:t>
-      </w:r>
-      <w:proofErr w:type="spellStart"/>
-      <w:r>
-        <w:rPr>
-          <w:color w:val="0E0E0E"/>
-          <w:sz w:val="18"/>
-        </w:rPr>
-        <w:t>Git</w:t>
-      </w:r>
-      <w:proofErr w:type="spellEnd"/>
-      <w:r>
-        <w:rPr>
-          <w:color w:val="0E0E0E"/>
-          <w:sz w:val="18"/>
-        </w:rPr>
-        <w:t xml:space="preserve"> | GitHub | DOM | Active Directory | </w:t>
-      </w:r>
-      <w:proofErr w:type="spellStart"/>
-      <w:r>
-        <w:rPr>
-          <w:color w:val="0E0E0E"/>
-          <w:sz w:val="18"/>
-        </w:rPr>
-        <w:t>Powershell</w:t>
-      </w:r>
-      <w:proofErr w:type="spellEnd"/>
-      <w:r>
-        <w:rPr>
-          <w:color w:val="0E0E0E"/>
-          <w:sz w:val="18"/>
-        </w:rPr>
-        <w:t xml:space="preserve"> | Linux CLI | SEO | Responsive Web</w:t>
+        <w:t>Python | HTML5 | CSS3 | JavaScript | Bash | Git | GitHub | DOM | Active Directory | Powershell | Linux CLI | SEO | Responsive Web</w:t>
       </w:r>
       <w:r>
         <w:rPr>
@@ -1171,7 +1093,7 @@
           <w:spacing w:val="-46"/>
           <w:sz w:val="18"/>
         </w:rPr>
-        <w:t xml:space="preserve"> </w:t>
+        <w:t> </w:t>
       </w:r>
       <w:r>
         <w:rPr>
@@ -1188,7 +1110,7 @@
           <w:w w:val="105"/>
           <w:sz w:val="18"/>
         </w:rPr>
-        <w:t xml:space="preserve"> </w:t>
+        <w:t> </w:t>
       </w:r>
       <w:r>
         <w:rPr>
@@ -1205,7 +1127,7 @@
           <w:w w:val="105"/>
           <w:sz w:val="18"/>
         </w:rPr>
-        <w:t xml:space="preserve"> </w:t>
+        <w:t> </w:t>
       </w:r>
       <w:r>
         <w:rPr>
@@ -1222,7 +1144,7 @@
           <w:w w:val="105"/>
           <w:sz w:val="18"/>
         </w:rPr>
-        <w:t xml:space="preserve"> </w:t>
+        <w:t> </w:t>
       </w:r>
       <w:r>
         <w:rPr>
@@ -1239,7 +1161,7 @@
           <w:w w:val="105"/>
           <w:sz w:val="18"/>
         </w:rPr>
-        <w:t xml:space="preserve"> </w:t>
+        <w:t> </w:t>
       </w:r>
       <w:r>
         <w:rPr>
@@ -1256,7 +1178,7 @@
           <w:w w:val="105"/>
           <w:sz w:val="18"/>
         </w:rPr>
-        <w:t xml:space="preserve"> </w:t>
+        <w:t> </w:t>
       </w:r>
       <w:r>
         <w:rPr>
@@ -1273,7 +1195,7 @@
           <w:w w:val="105"/>
           <w:sz w:val="18"/>
         </w:rPr>
-        <w:t xml:space="preserve"> </w:t>
+        <w:t> </w:t>
       </w:r>
       <w:r>
         <w:rPr>
@@ -1290,7 +1212,7 @@
           <w:w w:val="105"/>
           <w:sz w:val="18"/>
         </w:rPr>
-        <w:t xml:space="preserve"> </w:t>
+        <w:t> </w:t>
       </w:r>
       <w:r>
         <w:rPr>
@@ -1307,7 +1229,7 @@
           <w:w w:val="105"/>
           <w:sz w:val="18"/>
         </w:rPr>
-        <w:t xml:space="preserve"> </w:t>
+        <w:t> </w:t>
       </w:r>
       <w:r>
         <w:rPr>
@@ -1324,7 +1246,7 @@
           <w:w w:val="105"/>
           <w:sz w:val="18"/>
         </w:rPr>
-        <w:t xml:space="preserve"> </w:t>
+        <w:t> </w:t>
       </w:r>
       <w:r>
         <w:rPr>
@@ -1341,9 +1263,8 @@
           <w:w w:val="105"/>
           <w:sz w:val="18"/>
         </w:rPr>
-        <w:t xml:space="preserve"> </w:t>
-      </w:r>
-      <w:proofErr w:type="spellStart"/>
+        <w:t> </w:t>
+      </w:r>
       <w:r>
         <w:rPr>
           <w:color w:val="0E0E0E"/>
@@ -1352,7 +1273,6 @@
         </w:rPr>
         <w:t>Figma</w:t>
       </w:r>
-      <w:proofErr w:type="spellEnd"/>
       <w:r>
         <w:rPr>
           <w:color w:val="0E0E0E"/>
@@ -1360,7 +1280,7 @@
           <w:w w:val="105"/>
           <w:sz w:val="18"/>
         </w:rPr>
-        <w:t xml:space="preserve"> </w:t>
+        <w:t> </w:t>
       </w:r>
       <w:r>
         <w:rPr>
@@ -1377,7 +1297,7 @@
           <w:w w:val="105"/>
           <w:sz w:val="18"/>
         </w:rPr>
-        <w:t xml:space="preserve"> </w:t>
+        <w:t> </w:t>
       </w:r>
       <w:r>
         <w:rPr>
@@ -1394,7 +1314,7 @@
           <w:w w:val="105"/>
           <w:sz w:val="18"/>
         </w:rPr>
-        <w:t xml:space="preserve"> </w:t>
+        <w:t> </w:t>
       </w:r>
       <w:r>
         <w:rPr>
@@ -1411,9 +1331,8 @@
           <w:w w:val="105"/>
           <w:sz w:val="18"/>
         </w:rPr>
-        <w:t xml:space="preserve"> </w:t>
-      </w:r>
-      <w:proofErr w:type="spellStart"/>
+        <w:t> </w:t>
+      </w:r>
       <w:r>
         <w:rPr>
           <w:color w:val="0E0E0E"/>
@@ -1422,7 +1341,6 @@
         </w:rPr>
         <w:t>SysAdmin</w:t>
       </w:r>
-      <w:proofErr w:type="spellEnd"/>
       <w:r>
         <w:rPr>
           <w:color w:val="0E0E0E"/>
@@ -1430,7 +1348,7 @@
           <w:w w:val="105"/>
           <w:sz w:val="18"/>
         </w:rPr>
-        <w:t xml:space="preserve"> </w:t>
+        <w:t> </w:t>
       </w:r>
       <w:r>
         <w:rPr>
@@ -1447,7 +1365,7 @@
           <w:w w:val="105"/>
           <w:sz w:val="18"/>
         </w:rPr>
-        <w:t xml:space="preserve"> </w:t>
+        <w:t> </w:t>
       </w:r>
       <w:r>
         <w:rPr>
@@ -1464,7 +1382,7 @@
           <w:w w:val="105"/>
           <w:sz w:val="18"/>
         </w:rPr>
-        <w:t xml:space="preserve"> </w:t>
+        <w:t> </w:t>
       </w:r>
       <w:r>
         <w:rPr>
@@ -1483,10 +1401,11 @@
           <w:numId w:val="1"/>
         </w:numPr>
         <w:tabs>
-          <w:tab w:val="left" w:pos="344"/>
+          <w:tab w:pos="344" w:val="left" w:leader="none"/>
         </w:tabs>
-        <w:spacing w:line="290" w:lineRule="auto"/>
-        <w:ind w:left="342" w:right="300" w:hanging="233"/>
+        <w:spacing w:line="290" w:lineRule="auto" w:before="0" w:after="0"/>
+        <w:ind w:left="342" w:right="262" w:hanging="233"/>
+        <w:jc w:val="left"/>
         <w:rPr>
           <w:color w:val="1154CC"/>
           <w:sz w:val="18"/>
@@ -1497,23 +1416,7 @@
           <w:color w:val="0E0E0E"/>
           <w:sz w:val="18"/>
         </w:rPr>
-        <w:t xml:space="preserve">Google Cloud Console | Cloud Computing | CI/CD | OOP | </w:t>
-      </w:r>
-      <w:proofErr w:type="spellStart"/>
-      <w:r>
-        <w:rPr>
-          <w:color w:val="0E0E0E"/>
-          <w:sz w:val="18"/>
-        </w:rPr>
-        <w:t>IaaC</w:t>
-      </w:r>
-      <w:proofErr w:type="spellEnd"/>
-      <w:r>
-        <w:rPr>
-          <w:color w:val="0E0E0E"/>
-          <w:sz w:val="18"/>
-        </w:rPr>
-        <w:t xml:space="preserve"> | Conﬁguration Management | Cybersecurity | Advanced Troubleshooting |</w:t>
+        <w:t>Google Cloud Console | Cloud Computing | CI/CD | OOP | IaaC | Conﬁguration Management | Cybersecurity | Advanced Troubleshooting |</w:t>
       </w:r>
       <w:r>
         <w:rPr>
@@ -1521,7 +1424,7 @@
           <w:spacing w:val="-45"/>
           <w:sz w:val="18"/>
         </w:rPr>
-        <w:t xml:space="preserve"> </w:t>
+        <w:t> </w:t>
       </w:r>
       <w:r>
         <w:rPr>
@@ -1536,14 +1439,14 @@
           <w:spacing w:val="-1"/>
           <w:sz w:val="18"/>
         </w:rPr>
-        <w:t xml:space="preserve"> </w:t>
-      </w:r>
-      <w:r>
-        <w:rPr>
-          <w:color w:val="0E0E0E"/>
-          <w:sz w:val="18"/>
-        </w:rPr>
-        <w:t>| Distributed</w:t>
+        <w:t> </w:t>
+      </w:r>
+      <w:r>
+        <w:rPr>
+          <w:color w:val="0E0E0E"/>
+          <w:sz w:val="18"/>
+        </w:rPr>
+        <w:t>|</w:t>
       </w:r>
       <w:r>
         <w:rPr>
@@ -1551,14 +1454,14 @@
           <w:spacing w:val="-1"/>
           <w:sz w:val="18"/>
         </w:rPr>
-        <w:t xml:space="preserve"> </w:t>
-      </w:r>
-      <w:r>
-        <w:rPr>
-          <w:color w:val="0E0E0E"/>
-          <w:sz w:val="18"/>
-        </w:rPr>
-        <w:t>Systems |</w:t>
+        <w:t> </w:t>
+      </w:r>
+      <w:r>
+        <w:rPr>
+          <w:color w:val="0E0E0E"/>
+          <w:sz w:val="18"/>
+        </w:rPr>
+        <w:t>Distributed Systems</w:t>
       </w:r>
       <w:r>
         <w:rPr>
@@ -1566,14 +1469,14 @@
           <w:spacing w:val="-1"/>
           <w:sz w:val="18"/>
         </w:rPr>
-        <w:t xml:space="preserve"> </w:t>
-      </w:r>
-      <w:r>
-        <w:rPr>
-          <w:color w:val="0E0E0E"/>
-          <w:sz w:val="18"/>
-        </w:rPr>
-        <w:t>Monitoring and</w:t>
+        <w:t> </w:t>
+      </w:r>
+      <w:r>
+        <w:rPr>
+          <w:color w:val="0E0E0E"/>
+          <w:sz w:val="18"/>
+        </w:rPr>
+        <w:t>| Monitoring</w:t>
       </w:r>
       <w:r>
         <w:rPr>
@@ -1581,14 +1484,14 @@
           <w:spacing w:val="-1"/>
           <w:sz w:val="18"/>
         </w:rPr>
-        <w:t xml:space="preserve"> </w:t>
-      </w:r>
-      <w:r>
-        <w:rPr>
-          <w:color w:val="0E0E0E"/>
-          <w:sz w:val="18"/>
-        </w:rPr>
-        <w:t>Alerting |</w:t>
+        <w:t> </w:t>
+      </w:r>
+      <w:r>
+        <w:rPr>
+          <w:color w:val="0E0E0E"/>
+          <w:sz w:val="18"/>
+        </w:rPr>
+        <w:t>and Alerting</w:t>
       </w:r>
       <w:r>
         <w:rPr>
@@ -1596,14 +1499,14 @@
           <w:spacing w:val="-1"/>
           <w:sz w:val="18"/>
         </w:rPr>
-        <w:t xml:space="preserve"> </w:t>
-      </w:r>
-      <w:r>
-        <w:rPr>
-          <w:color w:val="0E0E0E"/>
-          <w:sz w:val="18"/>
-        </w:rPr>
-        <w:t>Performance |</w:t>
+        <w:t> </w:t>
+      </w:r>
+      <w:r>
+        <w:rPr>
+          <w:color w:val="0E0E0E"/>
+          <w:sz w:val="18"/>
+        </w:rPr>
+        <w:t>| Performance</w:t>
       </w:r>
       <w:r>
         <w:rPr>
@@ -1611,14 +1514,14 @@
           <w:spacing w:val="-1"/>
           <w:sz w:val="18"/>
         </w:rPr>
-        <w:t xml:space="preserve"> </w:t>
-      </w:r>
-      <w:r>
-        <w:rPr>
-          <w:color w:val="0E0E0E"/>
-          <w:sz w:val="18"/>
-        </w:rPr>
-        <w:t>Scarce Resource</w:t>
+        <w:t> </w:t>
+      </w:r>
+      <w:r>
+        <w:rPr>
+          <w:color w:val="0E0E0E"/>
+          <w:sz w:val="18"/>
+        </w:rPr>
+        <w:t>| Scarce</w:t>
       </w:r>
       <w:r>
         <w:rPr>
@@ -1626,14 +1529,14 @@
           <w:spacing w:val="-1"/>
           <w:sz w:val="18"/>
         </w:rPr>
-        <w:t xml:space="preserve"> </w:t>
-      </w:r>
-      <w:r>
-        <w:rPr>
-          <w:color w:val="0E0E0E"/>
-          <w:sz w:val="18"/>
-        </w:rPr>
-        <w:t>Management |</w:t>
+        <w:t> </w:t>
+      </w:r>
+      <w:r>
+        <w:rPr>
+          <w:color w:val="0E0E0E"/>
+          <w:sz w:val="18"/>
+        </w:rPr>
+        <w:t>Resource Management</w:t>
       </w:r>
       <w:r>
         <w:rPr>
@@ -1641,7 +1544,22 @@
           <w:spacing w:val="-1"/>
           <w:sz w:val="18"/>
         </w:rPr>
-        <w:t xml:space="preserve"> </w:t>
+        <w:t> </w:t>
+      </w:r>
+      <w:r>
+        <w:rPr>
+          <w:color w:val="0E0E0E"/>
+          <w:sz w:val="18"/>
+        </w:rPr>
+        <w:t>|</w:t>
+      </w:r>
+      <w:r>
+        <w:rPr>
+          <w:color w:val="0E0E0E"/>
+          <w:spacing w:val="-1"/>
+          <w:sz w:val="18"/>
+        </w:rPr>
+        <w:t> </w:t>
       </w:r>
       <w:r>
         <w:rPr>
@@ -1656,7 +1574,7 @@
           <w:spacing w:val="-1"/>
           <w:sz w:val="18"/>
         </w:rPr>
-        <w:t xml:space="preserve"> </w:t>
+        <w:t> </w:t>
       </w:r>
       <w:r>
         <w:rPr>
@@ -1671,7 +1589,7 @@
           <w:spacing w:val="-1"/>
           <w:sz w:val="18"/>
         </w:rPr>
-        <w:t xml:space="preserve"> </w:t>
+        <w:t> </w:t>
       </w:r>
       <w:r>
         <w:rPr>
@@ -1689,10 +1607,11 @@
           <w:numId w:val="1"/>
         </w:numPr>
         <w:tabs>
-          <w:tab w:val="left" w:pos="344"/>
+          <w:tab w:pos="344" w:val="left" w:leader="none"/>
         </w:tabs>
-        <w:spacing w:line="202" w:lineRule="exact"/>
-        <w:ind w:left="343" w:hanging="234"/>
+        <w:spacing w:line="202" w:lineRule="exact" w:before="0" w:after="0"/>
+        <w:ind w:left="343" w:right="0" w:hanging="234"/>
+        <w:jc w:val="left"/>
         <w:rPr>
           <w:color w:val="1154CC"/>
           <w:sz w:val="18"/>
@@ -1711,7 +1630,7 @@
           <w:spacing w:val="4"/>
           <w:sz w:val="18"/>
         </w:rPr>
-        <w:t xml:space="preserve"> </w:t>
+        <w:t> </w:t>
       </w:r>
       <w:r>
         <w:rPr>
@@ -1726,7 +1645,7 @@
           <w:spacing w:val="4"/>
           <w:sz w:val="18"/>
         </w:rPr>
-        <w:t xml:space="preserve"> </w:t>
+        <w:t> </w:t>
       </w:r>
       <w:r>
         <w:rPr>
@@ -1741,7 +1660,7 @@
           <w:spacing w:val="3"/>
           <w:sz w:val="18"/>
         </w:rPr>
-        <w:t xml:space="preserve"> </w:t>
+        <w:t> </w:t>
       </w:r>
       <w:r>
         <w:rPr>
@@ -1756,7 +1675,7 @@
           <w:spacing w:val="4"/>
           <w:sz w:val="18"/>
         </w:rPr>
-        <w:t xml:space="preserve"> </w:t>
+        <w:t> </w:t>
       </w:r>
       <w:r>
         <w:rPr>
@@ -1771,7 +1690,7 @@
           <w:spacing w:val="4"/>
           <w:sz w:val="18"/>
         </w:rPr>
-        <w:t xml:space="preserve"> </w:t>
+        <w:t> </w:t>
       </w:r>
       <w:r>
         <w:rPr>
@@ -1786,9 +1705,8 @@
           <w:spacing w:val="4"/>
           <w:sz w:val="18"/>
         </w:rPr>
-        <w:t xml:space="preserve"> </w:t>
-      </w:r>
-      <w:proofErr w:type="spellStart"/>
+        <w:t> </w:t>
+      </w:r>
       <w:r>
         <w:rPr>
           <w:color w:val="0E0E0E"/>
@@ -1796,14 +1714,13 @@
         </w:rPr>
         <w:t>Microservices</w:t>
       </w:r>
-      <w:proofErr w:type="spellEnd"/>
       <w:r>
         <w:rPr>
           <w:color w:val="0E0E0E"/>
           <w:spacing w:val="4"/>
           <w:sz w:val="18"/>
         </w:rPr>
-        <w:t xml:space="preserve"> </w:t>
+        <w:t> </w:t>
       </w:r>
       <w:r>
         <w:rPr>
@@ -1818,7 +1735,7 @@
           <w:spacing w:val="4"/>
           <w:sz w:val="18"/>
         </w:rPr>
-        <w:t xml:space="preserve"> </w:t>
+        <w:t> </w:t>
       </w:r>
       <w:r>
         <w:rPr>
@@ -1833,7 +1750,7 @@
           <w:spacing w:val="4"/>
           <w:sz w:val="18"/>
         </w:rPr>
-        <w:t xml:space="preserve"> </w:t>
+        <w:t> </w:t>
       </w:r>
       <w:r>
         <w:rPr>
@@ -1848,7 +1765,7 @@
           <w:spacing w:val="4"/>
           <w:sz w:val="18"/>
         </w:rPr>
-        <w:t xml:space="preserve"> </w:t>
+        <w:t> </w:t>
       </w:r>
       <w:r>
         <w:rPr>
@@ -1863,7 +1780,7 @@
           <w:spacing w:val="4"/>
           <w:sz w:val="18"/>
         </w:rPr>
-        <w:t xml:space="preserve"> </w:t>
+        <w:t> </w:t>
       </w:r>
       <w:r>
         <w:rPr>
@@ -1878,7 +1795,7 @@
           <w:spacing w:val="4"/>
           <w:sz w:val="18"/>
         </w:rPr>
-        <w:t xml:space="preserve"> </w:t>
+        <w:t> </w:t>
       </w:r>
       <w:r>
         <w:rPr>
@@ -1893,7 +1810,7 @@
           <w:spacing w:val="4"/>
           <w:sz w:val="18"/>
         </w:rPr>
-        <w:t xml:space="preserve"> </w:t>
+        <w:t> </w:t>
       </w:r>
       <w:r>
         <w:rPr>
@@ -1908,7 +1825,7 @@
           <w:spacing w:val="4"/>
           <w:sz w:val="18"/>
         </w:rPr>
-        <w:t xml:space="preserve"> </w:t>
+        <w:t> </w:t>
       </w:r>
       <w:r>
         <w:rPr>
@@ -1923,7 +1840,7 @@
           <w:spacing w:val="4"/>
           <w:sz w:val="18"/>
         </w:rPr>
-        <w:t xml:space="preserve"> </w:t>
+        <w:t> </w:t>
       </w:r>
       <w:r>
         <w:rPr>
@@ -1938,7 +1855,7 @@
           <w:spacing w:val="4"/>
           <w:sz w:val="18"/>
         </w:rPr>
-        <w:t xml:space="preserve"> </w:t>
+        <w:t> </w:t>
       </w:r>
       <w:r>
         <w:rPr>
@@ -1953,7 +1870,7 @@
           <w:spacing w:val="4"/>
           <w:sz w:val="18"/>
         </w:rPr>
-        <w:t xml:space="preserve"> </w:t>
+        <w:t> </w:t>
       </w:r>
       <w:r>
         <w:rPr>
@@ -1968,7 +1885,7 @@
           <w:spacing w:val="4"/>
           <w:sz w:val="18"/>
         </w:rPr>
-        <w:t xml:space="preserve"> </w:t>
+        <w:t> </w:t>
       </w:r>
       <w:r>
         <w:rPr>
@@ -1983,7 +1900,7 @@
           <w:spacing w:val="4"/>
           <w:sz w:val="18"/>
         </w:rPr>
-        <w:t xml:space="preserve"> </w:t>
+        <w:t> </w:t>
       </w:r>
       <w:r>
         <w:rPr>
@@ -1998,7 +1915,7 @@
           <w:spacing w:val="4"/>
           <w:sz w:val="18"/>
         </w:rPr>
-        <w:t xml:space="preserve"> </w:t>
+        <w:t> </w:t>
       </w:r>
       <w:r>
         <w:rPr>
@@ -2012,7 +1929,7 @@
       <w:pPr>
         <w:pStyle w:val="Heading1"/>
         <w:tabs>
-          <w:tab w:val="left" w:pos="10945"/>
+          <w:tab w:pos="10945" w:val="left" w:leader="none"/>
         </w:tabs>
         <w:rPr>
           <w:rFonts w:ascii="Times New Roman"/>
@@ -2032,7 +1949,7 @@
           <w:spacing w:val="1"/>
           <w:w w:val="95"/>
         </w:rPr>
-        <w:t xml:space="preserve"> </w:t>
+        <w:t> </w:t>
       </w:r>
       <w:r>
         <w:rPr>
@@ -2048,15 +1965,7 @@
           <w:color w:val="1154CC"/>
           <w:u w:val="single" w:color="000000"/>
         </w:rPr>
-        <w:t xml:space="preserve"> </w:t>
-      </w:r>
-      <w:r>
-        <w:rPr>
-          <w:rFonts w:ascii="Times New Roman"/>
-          <w:b w:val="0"/>
-          <w:color w:val="1154CC"/>
-          <w:u w:val="single" w:color="000000"/>
-        </w:rPr>
+        <w:t> </w:t>
         <w:tab/>
       </w:r>
     </w:p>
@@ -2068,10 +1977,11 @@
           <w:numId w:val="1"/>
         </w:numPr>
         <w:tabs>
-          <w:tab w:val="left" w:pos="344"/>
+          <w:tab w:pos="344" w:val="left" w:leader="none"/>
         </w:tabs>
-        <w:spacing w:before="142"/>
-        <w:ind w:left="343" w:hanging="234"/>
+        <w:spacing w:line="240" w:lineRule="auto" w:before="142" w:after="0"/>
+        <w:ind w:left="343" w:right="0" w:hanging="234"/>
+        <w:jc w:val="left"/>
         <w:rPr>
           <w:i/>
           <w:color w:val="1154CC"/>
@@ -2097,19 +2007,19 @@
       <w:r>
         <w:rPr>
           <w:color w:val="0E0E0E"/>
-          <w:spacing w:val="-8"/>
-          <w:sz w:val="18"/>
-        </w:rPr>
-        <w:t xml:space="preserve"> </w:t>
-      </w:r>
-      <w:r>
-        <w:rPr>
-          <w:rFonts w:ascii="Arial" w:hAnsi="Arial"/>
-          <w:b/>
-          <w:color w:val="0E0E0E"/>
-          <w:sz w:val="18"/>
-        </w:rPr>
-        <w:t>French</w:t>
+          <w:spacing w:val="-1"/>
+          <w:sz w:val="18"/>
+        </w:rPr>
+        <w:t> </w:t>
+      </w:r>
+      <w:r>
+        <w:rPr>
+          <w:rFonts w:ascii="Arial" w:hAnsi="Arial"/>
+          <w:b/>
+          <w:color w:val="0E0E0E"/>
+          <w:sz w:val="18"/>
+        </w:rPr>
+        <w:t>Punjabi</w:t>
       </w:r>
       <w:r>
         <w:rPr>
@@ -2121,34 +2031,10 @@
       <w:r>
         <w:rPr>
           <w:color w:val="0E0E0E"/>
-          <w:spacing w:val="-7"/>
-          <w:sz w:val="18"/>
-        </w:rPr>
-        <w:t xml:space="preserve"> </w:t>
-      </w:r>
-      <w:r>
-        <w:rPr>
-          <w:rFonts w:ascii="Arial" w:hAnsi="Arial"/>
-          <w:b/>
-          <w:color w:val="0E0E0E"/>
-          <w:sz w:val="18"/>
-        </w:rPr>
-        <w:t>Punjabi</w:t>
-      </w:r>
-      <w:r>
-        <w:rPr>
-          <w:color w:val="0E0E0E"/>
-          <w:sz w:val="18"/>
-        </w:rPr>
-        <w:t>,</w:t>
-      </w:r>
-      <w:r>
-        <w:rPr>
-          <w:color w:val="0E0E0E"/>
-          <w:spacing w:val="-7"/>
-          <w:sz w:val="18"/>
-        </w:rPr>
-        <w:t xml:space="preserve"> </w:t>
+          <w:spacing w:val="-1"/>
+          <w:sz w:val="18"/>
+        </w:rPr>
+        <w:t> </w:t>
       </w:r>
       <w:r>
         <w:rPr>
@@ -2164,25 +2050,17 @@
           <w:rFonts w:ascii="Arial" w:hAnsi="Arial"/>
           <w:b/>
           <w:color w:val="0E0E0E"/>
-          <w:spacing w:val="-10"/>
-          <w:sz w:val="18"/>
-        </w:rPr>
-        <w:t xml:space="preserve"> </w:t>
-      </w:r>
-      <w:r>
-        <w:rPr>
-          <w:color w:val="0E0E0E"/>
-          <w:sz w:val="18"/>
-        </w:rPr>
-        <w:t>–</w:t>
-      </w:r>
-      <w:r>
-        <w:rPr>
-          <w:color w:val="0E0E0E"/>
-          <w:spacing w:val="-7"/>
-          <w:sz w:val="18"/>
-        </w:rPr>
-        <w:t xml:space="preserve"> </w:t>
+          <w:spacing w:val="-3"/>
+          <w:sz w:val="18"/>
+        </w:rPr>
+        <w:t> </w:t>
+      </w:r>
+      <w:r>
+        <w:rPr>
+          <w:color w:val="0E0E0E"/>
+          <w:sz w:val="18"/>
+        </w:rPr>
+        <w:t>– </w:t>
       </w:r>
       <w:r>
         <w:rPr>
@@ -2198,10 +2076,10 @@
           <w:rFonts w:ascii="Arial" w:hAnsi="Arial"/>
           <w:i/>
           <w:color w:val="0E0E0E"/>
-          <w:spacing w:val="-9"/>
-          <w:sz w:val="18"/>
-        </w:rPr>
-        <w:t xml:space="preserve"> </w:t>
+          <w:spacing w:val="-3"/>
+          <w:sz w:val="18"/>
+        </w:rPr>
+        <w:t> </w:t>
       </w:r>
       <w:r>
         <w:rPr>
@@ -2217,10 +2095,10 @@
           <w:rFonts w:ascii="Arial" w:hAnsi="Arial"/>
           <w:i/>
           <w:color w:val="0E0E0E"/>
-          <w:spacing w:val="-10"/>
-          <w:sz w:val="18"/>
-        </w:rPr>
-        <w:t xml:space="preserve"> </w:t>
+          <w:spacing w:val="-3"/>
+          <w:sz w:val="18"/>
+        </w:rPr>
+        <w:t> </w:t>
       </w:r>
       <w:r>
         <w:rPr>
@@ -2236,10 +2114,10 @@
           <w:rFonts w:ascii="Arial" w:hAnsi="Arial"/>
           <w:i/>
           <w:color w:val="0E0E0E"/>
-          <w:spacing w:val="-9"/>
-          <w:sz w:val="18"/>
-        </w:rPr>
-        <w:t xml:space="preserve"> </w:t>
+          <w:spacing w:val="-2"/>
+          <w:sz w:val="18"/>
+        </w:rPr>
+        <w:t> </w:t>
       </w:r>
       <w:r>
         <w:rPr>
@@ -2255,10 +2133,10 @@
           <w:rFonts w:ascii="Arial" w:hAnsi="Arial"/>
           <w:i/>
           <w:color w:val="0E0E0E"/>
-          <w:spacing w:val="-10"/>
-          <w:sz w:val="18"/>
-        </w:rPr>
-        <w:t xml:space="preserve"> </w:t>
+          <w:spacing w:val="-3"/>
+          <w:sz w:val="18"/>
+        </w:rPr>
+        <w:t> </w:t>
       </w:r>
       <w:r>
         <w:rPr>
@@ -2267,33 +2145,14 @@
           <w:color w:val="0E0E0E"/>
           <w:sz w:val="18"/>
         </w:rPr>
-        <w:t>above(except</w:t>
-      </w:r>
-      <w:r>
-        <w:rPr>
-          <w:rFonts w:ascii="Arial" w:hAnsi="Arial"/>
-          <w:i/>
-          <w:color w:val="0E0E0E"/>
-          <w:spacing w:val="-9"/>
-          <w:sz w:val="18"/>
-        </w:rPr>
-        <w:t xml:space="preserve"> </w:t>
-      </w:r>
-      <w:r>
-        <w:rPr>
-          <w:rFonts w:ascii="Arial" w:hAnsi="Arial"/>
-          <w:i/>
-          <w:color w:val="0E0E0E"/>
-          <w:sz w:val="18"/>
-        </w:rPr>
-        <w:t>French)</w:t>
+        <w:t>above</w:t>
       </w:r>
     </w:p>
     <w:p>
       <w:pPr>
         <w:pStyle w:val="Heading1"/>
         <w:tabs>
-          <w:tab w:val="left" w:pos="10897"/>
+          <w:tab w:pos="10897" w:val="left" w:leader="none"/>
         </w:tabs>
         <w:spacing w:before="151"/>
         <w:rPr>
@@ -2312,7 +2171,7 @@
           <w:color w:val="1154CC"/>
           <w:spacing w:val="-2"/>
         </w:rPr>
-        <w:t xml:space="preserve"> </w:t>
+        <w:t> </w:t>
       </w:r>
       <w:r>
         <w:rPr>
@@ -2321,15 +2180,7 @@
           <w:color w:val="1154CC"/>
           <w:u w:val="single" w:color="000000"/>
         </w:rPr>
-        <w:t xml:space="preserve"> </w:t>
-      </w:r>
-      <w:r>
-        <w:rPr>
-          <w:rFonts w:ascii="Times New Roman"/>
-          <w:b w:val="0"/>
-          <w:color w:val="1154CC"/>
-          <w:u w:val="single" w:color="000000"/>
-        </w:rPr>
+        <w:t> </w:t>
         <w:tab/>
       </w:r>
     </w:p>
@@ -2337,8 +2188,8 @@
       <w:pPr>
         <w:pStyle w:val="Heading2"/>
         <w:tabs>
-          <w:tab w:val="left" w:pos="4850"/>
-          <w:tab w:val="left" w:pos="10044"/>
+          <w:tab w:pos="4850" w:val="left" w:leader="none"/>
+          <w:tab w:pos="10044" w:val="left" w:leader="none"/>
         </w:tabs>
         <w:spacing w:before="161"/>
       </w:pPr>
@@ -2353,7 +2204,7 @@
           <w:spacing w:val="4"/>
           <w:w w:val="95"/>
         </w:rPr>
-        <w:t xml:space="preserve"> </w:t>
+        <w:t> </w:t>
       </w:r>
       <w:r>
         <w:rPr>
@@ -2366,18 +2217,13 @@
           <w:spacing w:val="5"/>
           <w:w w:val="95"/>
         </w:rPr>
-        <w:t xml:space="preserve"> </w:t>
+        <w:t> </w:t>
       </w:r>
       <w:r>
         <w:rPr>
           <w:w w:val="95"/>
         </w:rPr>
         <w:t>Project</w:t>
-      </w:r>
-      <w:r>
-        <w:rPr>
-          <w:w w:val="95"/>
-        </w:rPr>
         <w:tab/>
       </w:r>
       <w:hyperlink r:id="rId14">
@@ -2396,7 +2242,7 @@
             <w:w w:val="95"/>
             <w:u w:val="thick" w:color="1154CC"/>
           </w:rPr>
-          <w:t xml:space="preserve"> </w:t>
+          <w:t> </w:t>
         </w:r>
         <w:r>
           <w:rPr>
@@ -2413,7 +2259,7 @@
             <w:w w:val="95"/>
             <w:u w:val="thick" w:color="1154CC"/>
           </w:rPr>
-          <w:t xml:space="preserve"> </w:t>
+          <w:t> </w:t>
         </w:r>
         <w:r>
           <w:rPr>
@@ -2432,24 +2278,27 @@
         <w:tab/>
       </w:r>
       <w:r>
+        <w:rPr/>
         <w:t>28</w:t>
       </w:r>
       <w:r>
         <w:rPr>
           <w:spacing w:val="7"/>
         </w:rPr>
-        <w:t xml:space="preserve"> </w:t>
-      </w:r>
-      <w:r>
+        <w:t> </w:t>
+      </w:r>
+      <w:r>
+        <w:rPr/>
         <w:t>May,</w:t>
       </w:r>
       <w:r>
         <w:rPr>
           <w:spacing w:val="7"/>
         </w:rPr>
-        <w:t xml:space="preserve"> </w:t>
-      </w:r>
-      <w:r>
+        <w:t> </w:t>
+      </w:r>
+      <w:r>
+        <w:rPr/>
         <w:t>2023</w:t>
       </w:r>
     </w:p>
@@ -2461,10 +2310,11 @@
           <w:numId w:val="1"/>
         </w:numPr>
         <w:tabs>
-          <w:tab w:val="left" w:pos="331"/>
+          <w:tab w:pos="331" w:val="left" w:leader="none"/>
         </w:tabs>
-        <w:spacing w:before="128" w:line="285" w:lineRule="auto"/>
-        <w:ind w:left="329" w:right="456" w:hanging="220"/>
+        <w:spacing w:line="285" w:lineRule="auto" w:before="128" w:after="0"/>
+        <w:ind w:left="329" w:right="290" w:hanging="220"/>
+        <w:jc w:val="left"/>
         <w:rPr>
           <w:color w:val="1154CC"/>
           <w:sz w:val="17"/>
@@ -2475,45 +2325,313 @@
           <w:color w:val="0E0E0E"/>
           <w:sz w:val="17"/>
         </w:rPr>
-        <w:t>Automating</w:t>
-      </w:r>
-      <w:r>
-        <w:rPr>
-          <w:color w:val="0E0E0E"/>
-          <w:spacing w:val="2"/>
-          <w:sz w:val="17"/>
-        </w:rPr>
-        <w:t xml:space="preserve"> </w:t>
-      </w:r>
-      <w:r>
-        <w:rPr>
-          <w:color w:val="0E0E0E"/>
-          <w:sz w:val="17"/>
-        </w:rPr>
-        <w:t>Real-World</w:t>
-      </w:r>
-      <w:r>
-        <w:rPr>
-          <w:color w:val="0E0E0E"/>
-          <w:spacing w:val="2"/>
-          <w:sz w:val="17"/>
-        </w:rPr>
-        <w:t xml:space="preserve"> </w:t>
-      </w:r>
-      <w:r>
-        <w:rPr>
-          <w:color w:val="0E0E0E"/>
-          <w:sz w:val="17"/>
-        </w:rPr>
-        <w:t>Tasks</w:t>
-      </w:r>
-      <w:r>
-        <w:rPr>
-          <w:color w:val="0E0E0E"/>
-          <w:spacing w:val="3"/>
-          <w:sz w:val="17"/>
-        </w:rPr>
-        <w:t xml:space="preserve"> </w:t>
+        <w:t>Developed</w:t>
+      </w:r>
+      <w:r>
+        <w:rPr>
+          <w:color w:val="0E0E0E"/>
+          <w:spacing w:val="-6"/>
+          <w:sz w:val="17"/>
+        </w:rPr>
+        <w:t> </w:t>
+      </w:r>
+      <w:r>
+        <w:rPr>
+          <w:color w:val="0E0E0E"/>
+          <w:sz w:val="17"/>
+        </w:rPr>
+        <w:t>a</w:t>
+      </w:r>
+      <w:r>
+        <w:rPr>
+          <w:color w:val="0E0E0E"/>
+          <w:spacing w:val="-5"/>
+          <w:sz w:val="17"/>
+        </w:rPr>
+        <w:t> </w:t>
+      </w:r>
+      <w:r>
+        <w:rPr>
+          <w:color w:val="0E0E0E"/>
+          <w:sz w:val="17"/>
+        </w:rPr>
+        <w:t>system</w:t>
+      </w:r>
+      <w:r>
+        <w:rPr>
+          <w:color w:val="0E0E0E"/>
+          <w:spacing w:val="-6"/>
+          <w:sz w:val="17"/>
+        </w:rPr>
+        <w:t> </w:t>
+      </w:r>
+      <w:r>
+        <w:rPr>
+          <w:color w:val="0E0E0E"/>
+          <w:sz w:val="17"/>
+        </w:rPr>
+        <w:t>acting</w:t>
+      </w:r>
+      <w:r>
+        <w:rPr>
+          <w:color w:val="0E0E0E"/>
+          <w:spacing w:val="-5"/>
+          <w:sz w:val="17"/>
+        </w:rPr>
+        <w:t> </w:t>
+      </w:r>
+      <w:r>
+        <w:rPr>
+          <w:color w:val="0E0E0E"/>
+          <w:sz w:val="17"/>
+        </w:rPr>
+        <w:t>as</w:t>
+      </w:r>
+      <w:r>
+        <w:rPr>
+          <w:color w:val="0E0E0E"/>
+          <w:spacing w:val="-5"/>
+          <w:sz w:val="17"/>
+        </w:rPr>
+        <w:t> </w:t>
+      </w:r>
+      <w:r>
+        <w:rPr>
+          <w:rFonts w:ascii="Arial" w:hAnsi="Arial"/>
+          <w:b/>
+          <w:color w:val="0E0E0E"/>
+          <w:sz w:val="17"/>
+        </w:rPr>
+        <w:t>two</w:t>
+      </w:r>
+      <w:r>
+        <w:rPr>
+          <w:rFonts w:ascii="Arial" w:hAnsi="Arial"/>
+          <w:b/>
+          <w:color w:val="0E0E0E"/>
+          <w:spacing w:val="-6"/>
+          <w:sz w:val="17"/>
+        </w:rPr>
+        <w:t> </w:t>
+      </w:r>
+      <w:r>
+        <w:rPr>
+          <w:rFonts w:ascii="Arial" w:hAnsi="Arial"/>
+          <w:b/>
+          <w:color w:val="0E0E0E"/>
+          <w:sz w:val="17"/>
+        </w:rPr>
+        <w:t>different</w:t>
+      </w:r>
+      <w:r>
+        <w:rPr>
+          <w:rFonts w:ascii="Arial" w:hAnsi="Arial"/>
+          <w:b/>
+          <w:color w:val="0E0E0E"/>
+          <w:spacing w:val="-5"/>
+          <w:sz w:val="17"/>
+        </w:rPr>
+        <w:t> </w:t>
+      </w:r>
+      <w:r>
+        <w:rPr>
+          <w:rFonts w:ascii="Arial" w:hAnsi="Arial"/>
+          <w:b/>
+          <w:color w:val="0E0E0E"/>
+          <w:sz w:val="17"/>
+        </w:rPr>
+        <w:t>web</w:t>
+      </w:r>
+      <w:r>
+        <w:rPr>
+          <w:rFonts w:ascii="Arial" w:hAnsi="Arial"/>
+          <w:b/>
+          <w:color w:val="0E0E0E"/>
+          <w:spacing w:val="-6"/>
+          <w:sz w:val="17"/>
+        </w:rPr>
+        <w:t> </w:t>
+      </w:r>
+      <w:r>
+        <w:rPr>
+          <w:rFonts w:ascii="Arial" w:hAnsi="Arial"/>
+          <w:b/>
+          <w:color w:val="0E0E0E"/>
+          <w:sz w:val="17"/>
+        </w:rPr>
+        <w:t>endpoints</w:t>
+      </w:r>
+      <w:r>
+        <w:rPr>
+          <w:rFonts w:ascii="Arial" w:hAnsi="Arial"/>
+          <w:b/>
+          <w:color w:val="0E0E0E"/>
+          <w:spacing w:val="-7"/>
+          <w:sz w:val="17"/>
+        </w:rPr>
+        <w:t> </w:t>
+      </w:r>
+      <w:r>
+        <w:rPr>
+          <w:color w:val="0E0E0E"/>
+          <w:sz w:val="17"/>
+        </w:rPr>
+        <w:t>that</w:t>
+      </w:r>
+      <w:r>
+        <w:rPr>
+          <w:color w:val="0E0E0E"/>
+          <w:spacing w:val="-6"/>
+          <w:sz w:val="17"/>
+        </w:rPr>
+        <w:t> </w:t>
+      </w:r>
+      <w:r>
+        <w:rPr>
+          <w:rFonts w:ascii="Arial" w:hAnsi="Arial"/>
+          <w:b/>
+          <w:color w:val="0E0E0E"/>
+          <w:sz w:val="17"/>
+        </w:rPr>
+        <w:t>serialized</w:t>
+      </w:r>
+      <w:r>
+        <w:rPr>
+          <w:rFonts w:ascii="Arial" w:hAnsi="Arial"/>
+          <w:b/>
+          <w:color w:val="0E0E0E"/>
+          <w:spacing w:val="-5"/>
+          <w:sz w:val="17"/>
+        </w:rPr>
+        <w:t> </w:t>
+      </w:r>
+      <w:r>
+        <w:rPr>
+          <w:color w:val="0E0E0E"/>
+          <w:sz w:val="17"/>
+        </w:rPr>
+        <w:t>data,</w:t>
+      </w:r>
+      <w:r>
+        <w:rPr>
+          <w:color w:val="0E0E0E"/>
+          <w:spacing w:val="-6"/>
+          <w:sz w:val="17"/>
+        </w:rPr>
+        <w:t> </w:t>
+      </w:r>
+      <w:r>
+        <w:rPr>
+          <w:rFonts w:ascii="Arial" w:hAnsi="Arial"/>
+          <w:b/>
+          <w:color w:val="0E0E0E"/>
+          <w:sz w:val="17"/>
+        </w:rPr>
+        <w:t>created</w:t>
+      </w:r>
+      <w:r>
+        <w:rPr>
+          <w:rFonts w:ascii="Arial" w:hAnsi="Arial"/>
+          <w:b/>
+          <w:color w:val="0E0E0E"/>
+          <w:spacing w:val="-5"/>
+          <w:sz w:val="17"/>
+        </w:rPr>
+        <w:t> </w:t>
+      </w:r>
+      <w:r>
+        <w:rPr>
+          <w:color w:val="0E0E0E"/>
+          <w:sz w:val="17"/>
+        </w:rPr>
+        <w:t>and</w:t>
+      </w:r>
+      <w:r>
+        <w:rPr>
+          <w:color w:val="0E0E0E"/>
+          <w:spacing w:val="-4"/>
+          <w:sz w:val="17"/>
+        </w:rPr>
+        <w:t> </w:t>
+      </w:r>
+      <w:r>
+        <w:rPr>
+          <w:rFonts w:ascii="Arial" w:hAnsi="Arial"/>
+          <w:b/>
+          <w:color w:val="0E0E0E"/>
+          <w:sz w:val="17"/>
+        </w:rPr>
+        <w:t>translated</w:t>
+      </w:r>
+      <w:r>
+        <w:rPr>
+          <w:rFonts w:ascii="Arial" w:hAnsi="Arial"/>
+          <w:b/>
+          <w:color w:val="0E0E0E"/>
+          <w:spacing w:val="-5"/>
+          <w:sz w:val="17"/>
+        </w:rPr>
+        <w:t> </w:t>
+      </w:r>
+      <w:r>
+        <w:rPr>
+          <w:color w:val="0E0E0E"/>
+          <w:sz w:val="17"/>
+        </w:rPr>
+        <w:t>documents,</w:t>
+      </w:r>
+      <w:r>
+        <w:rPr>
+          <w:color w:val="0E0E0E"/>
+          <w:spacing w:val="-6"/>
+          <w:sz w:val="17"/>
+        </w:rPr>
+        <w:t> </w:t>
+      </w:r>
+      <w:r>
+        <w:rPr>
+          <w:color w:val="0E0E0E"/>
+          <w:sz w:val="17"/>
+        </w:rPr>
+        <w:t>images</w:t>
+      </w:r>
+      <w:r>
+        <w:rPr>
+          <w:color w:val="0E0E0E"/>
+          <w:spacing w:val="-5"/>
+          <w:sz w:val="17"/>
+        </w:rPr>
+        <w:t> </w:t>
+      </w:r>
+      <w:r>
+        <w:rPr>
+          <w:color w:val="0E0E0E"/>
+          <w:sz w:val="17"/>
+        </w:rPr>
+        <w:t>and</w:t>
+      </w:r>
+      <w:r>
+        <w:rPr>
+          <w:color w:val="0E0E0E"/>
+          <w:spacing w:val="-5"/>
+          <w:sz w:val="17"/>
+        </w:rPr>
+        <w:t> </w:t>
+      </w:r>
+      <w:r>
+        <w:rPr>
+          <w:color w:val="0E0E0E"/>
+          <w:sz w:val="17"/>
+        </w:rPr>
+        <w:t>messages</w:t>
+      </w:r>
+      <w:r>
+        <w:rPr>
+          <w:color w:val="0E0E0E"/>
+          <w:spacing w:val="-6"/>
+          <w:sz w:val="17"/>
+        </w:rPr>
+        <w:t> </w:t>
       </w:r>
       <w:r>
         <w:rPr>
@@ -2525,342 +2643,42 @@
       <w:r>
         <w:rPr>
           <w:color w:val="0E0E0E"/>
-          <w:spacing w:val="2"/>
-          <w:sz w:val="17"/>
-        </w:rPr>
-        <w:t xml:space="preserve"> </w:t>
-      </w:r>
-      <w:r>
-        <w:rPr>
-          <w:color w:val="0E0E0E"/>
-          <w:sz w:val="17"/>
-        </w:rPr>
-        <w:t>Python,</w:t>
-      </w:r>
-      <w:r>
-        <w:rPr>
-          <w:color w:val="0E0E0E"/>
-          <w:spacing w:val="2"/>
-          <w:sz w:val="17"/>
-        </w:rPr>
-        <w:t xml:space="preserve"> </w:t>
-      </w:r>
-      <w:r>
-        <w:rPr>
-          <w:color w:val="0E0E0E"/>
-          <w:sz w:val="17"/>
-        </w:rPr>
-        <w:t>an</w:t>
-      </w:r>
-      <w:r>
-        <w:rPr>
-          <w:color w:val="0E0E0E"/>
-          <w:spacing w:val="3"/>
-          <w:sz w:val="17"/>
-        </w:rPr>
-        <w:t xml:space="preserve"> </w:t>
-      </w:r>
-      <w:r>
-        <w:rPr>
-          <w:color w:val="0E0E0E"/>
-          <w:sz w:val="17"/>
-        </w:rPr>
-        <w:t>assignment</w:t>
-      </w:r>
-      <w:r>
-        <w:rPr>
-          <w:color w:val="0E0E0E"/>
-          <w:spacing w:val="2"/>
-          <w:sz w:val="17"/>
-        </w:rPr>
-        <w:t xml:space="preserve"> </w:t>
-      </w:r>
-      <w:r>
-        <w:rPr>
-          <w:color w:val="0E0E0E"/>
-          <w:sz w:val="17"/>
-        </w:rPr>
-        <w:t>segment</w:t>
-      </w:r>
-      <w:r>
-        <w:rPr>
-          <w:color w:val="0E0E0E"/>
-          <w:spacing w:val="2"/>
-          <w:sz w:val="17"/>
-        </w:rPr>
-        <w:t xml:space="preserve"> </w:t>
-      </w:r>
-      <w:r>
-        <w:rPr>
-          <w:color w:val="0E0E0E"/>
-          <w:sz w:val="17"/>
-        </w:rPr>
-        <w:t>of</w:t>
-      </w:r>
-      <w:r>
-        <w:rPr>
-          <w:color w:val="0E0E0E"/>
-          <w:spacing w:val="3"/>
-          <w:sz w:val="17"/>
-        </w:rPr>
-        <w:t xml:space="preserve"> </w:t>
-      </w:r>
-      <w:r>
-        <w:rPr>
-          <w:color w:val="0E0E0E"/>
-          <w:sz w:val="17"/>
-        </w:rPr>
-        <w:t>Google</w:t>
-      </w:r>
-      <w:r>
-        <w:rPr>
-          <w:color w:val="0E0E0E"/>
-          <w:spacing w:val="2"/>
-          <w:sz w:val="17"/>
-        </w:rPr>
-        <w:t xml:space="preserve"> </w:t>
-      </w:r>
-      <w:r>
-        <w:rPr>
-          <w:color w:val="0E0E0E"/>
-          <w:sz w:val="17"/>
-        </w:rPr>
-        <w:t>Specialization</w:t>
-      </w:r>
-      <w:r>
-        <w:rPr>
-          <w:color w:val="0E0E0E"/>
-          <w:spacing w:val="3"/>
-          <w:sz w:val="17"/>
-        </w:rPr>
-        <w:t xml:space="preserve"> </w:t>
-      </w:r>
-      <w:r>
-        <w:rPr>
-          <w:color w:val="0E0E0E"/>
-          <w:sz w:val="17"/>
-        </w:rPr>
-        <w:t>to</w:t>
-      </w:r>
-      <w:r>
-        <w:rPr>
-          <w:color w:val="0E0E0E"/>
-          <w:spacing w:val="2"/>
-          <w:sz w:val="17"/>
-        </w:rPr>
-        <w:t xml:space="preserve"> </w:t>
-      </w:r>
-      <w:r>
-        <w:rPr>
-          <w:color w:val="0E0E0E"/>
-          <w:sz w:val="17"/>
-        </w:rPr>
-        <w:t>develop</w:t>
-      </w:r>
-      <w:r>
-        <w:rPr>
-          <w:color w:val="0E0E0E"/>
-          <w:spacing w:val="2"/>
-          <w:sz w:val="17"/>
-        </w:rPr>
-        <w:t xml:space="preserve"> </w:t>
-      </w:r>
-      <w:r>
-        <w:rPr>
-          <w:color w:val="0E0E0E"/>
-          <w:sz w:val="17"/>
-        </w:rPr>
-        <w:t>a</w:t>
-      </w:r>
-      <w:r>
-        <w:rPr>
-          <w:color w:val="0E0E0E"/>
-          <w:spacing w:val="3"/>
-          <w:sz w:val="17"/>
-        </w:rPr>
-        <w:t xml:space="preserve"> </w:t>
-      </w:r>
-      <w:r>
-        <w:rPr>
-          <w:color w:val="0E0E0E"/>
-          <w:sz w:val="17"/>
-        </w:rPr>
-        <w:t>system</w:t>
-      </w:r>
-      <w:r>
-        <w:rPr>
-          <w:color w:val="0E0E0E"/>
-          <w:spacing w:val="2"/>
-          <w:sz w:val="17"/>
-        </w:rPr>
-        <w:t xml:space="preserve"> </w:t>
-      </w:r>
-      <w:r>
-        <w:rPr>
-          <w:color w:val="0E0E0E"/>
-          <w:sz w:val="17"/>
-        </w:rPr>
-        <w:t>acting</w:t>
-      </w:r>
-      <w:r>
-        <w:rPr>
-          <w:color w:val="0E0E0E"/>
-          <w:spacing w:val="2"/>
-          <w:sz w:val="17"/>
-        </w:rPr>
-        <w:t xml:space="preserve"> </w:t>
-      </w:r>
-      <w:r>
-        <w:rPr>
-          <w:color w:val="0E0E0E"/>
-          <w:sz w:val="17"/>
-        </w:rPr>
-        <w:t>as</w:t>
-      </w:r>
-      <w:r>
-        <w:rPr>
-          <w:color w:val="0E0E0E"/>
-          <w:spacing w:val="3"/>
-          <w:sz w:val="17"/>
-        </w:rPr>
-        <w:t xml:space="preserve"> </w:t>
-      </w:r>
-      <w:r>
-        <w:rPr>
-          <w:rFonts w:ascii="Arial" w:hAnsi="Arial"/>
-          <w:b/>
-          <w:color w:val="0E0E0E"/>
-          <w:sz w:val="17"/>
-        </w:rPr>
-        <w:t>two</w:t>
-      </w:r>
-      <w:r>
-        <w:rPr>
-          <w:rFonts w:ascii="Arial" w:hAnsi="Arial"/>
-          <w:b/>
-          <w:color w:val="0E0E0E"/>
-          <w:spacing w:val="2"/>
-          <w:sz w:val="17"/>
-        </w:rPr>
-        <w:t xml:space="preserve"> </w:t>
-      </w:r>
-      <w:r>
-        <w:rPr>
-          <w:rFonts w:ascii="Arial" w:hAnsi="Arial"/>
-          <w:b/>
-          <w:color w:val="0E0E0E"/>
-          <w:sz w:val="17"/>
-        </w:rPr>
-        <w:t>different</w:t>
-      </w:r>
-      <w:r>
-        <w:rPr>
-          <w:rFonts w:ascii="Arial" w:hAnsi="Arial"/>
-          <w:b/>
-          <w:color w:val="0E0E0E"/>
-          <w:spacing w:val="3"/>
-          <w:sz w:val="17"/>
-        </w:rPr>
-        <w:t xml:space="preserve"> </w:t>
-      </w:r>
-      <w:r>
-        <w:rPr>
-          <w:rFonts w:ascii="Arial" w:hAnsi="Arial"/>
-          <w:b/>
-          <w:color w:val="0E0E0E"/>
-          <w:sz w:val="17"/>
-        </w:rPr>
-        <w:t>web</w:t>
-      </w:r>
-      <w:r>
-        <w:rPr>
-          <w:rFonts w:ascii="Arial" w:hAnsi="Arial"/>
-          <w:b/>
-          <w:color w:val="0E0E0E"/>
           <w:spacing w:val="1"/>
           <w:sz w:val="17"/>
         </w:rPr>
-        <w:t xml:space="preserve"> </w:t>
-      </w:r>
-      <w:r>
-        <w:rPr>
-          <w:rFonts w:ascii="Arial" w:hAnsi="Arial"/>
-          <w:b/>
-          <w:color w:val="0E0E0E"/>
-          <w:sz w:val="17"/>
-        </w:rPr>
-        <w:t xml:space="preserve">endpoints </w:t>
-      </w:r>
-      <w:r>
-        <w:rPr>
-          <w:color w:val="0E0E0E"/>
-          <w:sz w:val="17"/>
-        </w:rPr>
-        <w:t xml:space="preserve">that </w:t>
-      </w:r>
-      <w:r>
-        <w:rPr>
-          <w:rFonts w:ascii="Arial" w:hAnsi="Arial"/>
-          <w:b/>
-          <w:color w:val="0E0E0E"/>
-          <w:sz w:val="17"/>
-        </w:rPr>
-        <w:t xml:space="preserve">serialized </w:t>
-      </w:r>
-      <w:r>
-        <w:rPr>
-          <w:color w:val="0E0E0E"/>
-          <w:sz w:val="17"/>
-        </w:rPr>
-        <w:t xml:space="preserve">data, </w:t>
-      </w:r>
-      <w:r>
-        <w:rPr>
-          <w:rFonts w:ascii="Arial" w:hAnsi="Arial"/>
-          <w:b/>
-          <w:color w:val="0E0E0E"/>
-          <w:sz w:val="17"/>
-        </w:rPr>
-        <w:t xml:space="preserve">created </w:t>
-      </w:r>
-      <w:r>
-        <w:rPr>
-          <w:color w:val="0E0E0E"/>
-          <w:sz w:val="17"/>
-        </w:rPr>
-        <w:t xml:space="preserve">and </w:t>
-      </w:r>
-      <w:r>
-        <w:rPr>
-          <w:rFonts w:ascii="Arial" w:hAnsi="Arial"/>
-          <w:b/>
-          <w:color w:val="0E0E0E"/>
-          <w:sz w:val="17"/>
-        </w:rPr>
-        <w:t xml:space="preserve">translated </w:t>
-      </w:r>
-      <w:r>
-        <w:rPr>
-          <w:color w:val="0E0E0E"/>
-          <w:sz w:val="17"/>
-        </w:rPr>
-        <w:t xml:space="preserve">documents, images and messages with </w:t>
-      </w:r>
-      <w:r>
-        <w:rPr>
-          <w:rFonts w:ascii="Arial" w:hAnsi="Arial"/>
-          <w:b/>
-          <w:color w:val="0E0E0E"/>
-          <w:sz w:val="17"/>
-        </w:rPr>
-        <w:t xml:space="preserve">JSON, Mime, Reports </w:t>
-      </w:r>
-      <w:r>
-        <w:rPr>
-          <w:color w:val="0E0E0E"/>
-          <w:sz w:val="17"/>
-        </w:rPr>
-        <w:t>etc. Designed and</w:t>
+        <w:t> </w:t>
+      </w:r>
+      <w:r>
+        <w:rPr>
+          <w:rFonts w:ascii="Arial" w:hAnsi="Arial"/>
+          <w:b/>
+          <w:color w:val="0E0E0E"/>
+          <w:sz w:val="17"/>
+        </w:rPr>
+        <w:t>JSON, Mime, Reports </w:t>
+      </w:r>
+      <w:r>
+        <w:rPr>
+          <w:color w:val="0E0E0E"/>
+          <w:sz w:val="17"/>
+        </w:rPr>
+        <w:t>etc. Designed and implemented </w:t>
+      </w:r>
+      <w:r>
+        <w:rPr>
+          <w:rFonts w:ascii="Arial" w:hAnsi="Arial"/>
+          <w:b/>
+          <w:color w:val="0E0E0E"/>
+          <w:sz w:val="17"/>
+        </w:rPr>
+        <w:t>scalable APIs </w:t>
+      </w:r>
+      <w:r>
+        <w:rPr>
+          <w:color w:val="0E0E0E"/>
+          <w:sz w:val="17"/>
+        </w:rPr>
+        <w:t>and background workers to send an interactive report in PDF format to</w:t>
       </w:r>
       <w:r>
         <w:rPr>
@@ -2868,48 +2686,37 @@
           <w:spacing w:val="1"/>
           <w:sz w:val="17"/>
         </w:rPr>
-        <w:t xml:space="preserve"> </w:t>
-      </w:r>
-      <w:r>
-        <w:rPr>
-          <w:color w:val="0E0E0E"/>
-          <w:sz w:val="17"/>
-        </w:rPr>
-        <w:t xml:space="preserve">implemented </w:t>
-      </w:r>
-      <w:r>
-        <w:rPr>
-          <w:rFonts w:ascii="Arial" w:hAnsi="Arial"/>
-          <w:b/>
-          <w:color w:val="0E0E0E"/>
-          <w:sz w:val="17"/>
-        </w:rPr>
-        <w:t>scalable APIs</w:t>
-      </w:r>
-      <w:r>
-        <w:rPr>
-          <w:rFonts w:ascii="Arial" w:hAnsi="Arial"/>
-          <w:b/>
-          <w:color w:val="0E0E0E"/>
-          <w:spacing w:val="-2"/>
-          <w:sz w:val="17"/>
-        </w:rPr>
-        <w:t xml:space="preserve"> </w:t>
-      </w:r>
-      <w:r>
-        <w:rPr>
-          <w:color w:val="0E0E0E"/>
-          <w:sz w:val="17"/>
-        </w:rPr>
-        <w:t>and background workers to send an interactive report in PDF format to acknowledge the</w:t>
-      </w:r>
-      <w:r>
-        <w:rPr>
-          <w:color w:val="0E0E0E"/>
-          <w:spacing w:val="1"/>
-          <w:sz w:val="17"/>
-        </w:rPr>
-        <w:t xml:space="preserve"> </w:t>
+        <w:t> </w:t>
+      </w:r>
+      <w:r>
+        <w:rPr>
+          <w:color w:val="0E0E0E"/>
+          <w:sz w:val="17"/>
+        </w:rPr>
+        <w:t>acknowledge</w:t>
+      </w:r>
+      <w:r>
+        <w:rPr>
+          <w:color w:val="0E0E0E"/>
+          <w:spacing w:val="-7"/>
+          <w:sz w:val="17"/>
+        </w:rPr>
+        <w:t> </w:t>
+      </w:r>
+      <w:r>
+        <w:rPr>
+          <w:color w:val="0E0E0E"/>
+          <w:sz w:val="17"/>
+        </w:rPr>
+        <w:t>the</w:t>
+      </w:r>
+      <w:r>
+        <w:rPr>
+          <w:color w:val="0E0E0E"/>
+          <w:spacing w:val="-6"/>
+          <w:sz w:val="17"/>
+        </w:rPr>
+        <w:t> </w:t>
       </w:r>
       <w:r>
         <w:rPr>
@@ -2921,17 +2728,40 @@
       <w:r>
         <w:rPr>
           <w:color w:val="0E0E0E"/>
-          <w:spacing w:val="2"/>
-          <w:sz w:val="17"/>
-        </w:rPr>
-        <w:t xml:space="preserve"> </w:t>
-      </w:r>
-      <w:r>
-        <w:rPr>
-          <w:color w:val="0E0E0E"/>
-          <w:sz w:val="17"/>
-        </w:rPr>
-        <w:t xml:space="preserve">end using </w:t>
+          <w:spacing w:val="-7"/>
+          <w:sz w:val="17"/>
+        </w:rPr>
+        <w:t> </w:t>
+      </w:r>
+      <w:r>
+        <w:rPr>
+          <w:color w:val="0E0E0E"/>
+          <w:sz w:val="17"/>
+        </w:rPr>
+        <w:t>end</w:t>
+      </w:r>
+      <w:r>
+        <w:rPr>
+          <w:color w:val="0E0E0E"/>
+          <w:spacing w:val="-6"/>
+          <w:sz w:val="17"/>
+        </w:rPr>
+        <w:t> </w:t>
+      </w:r>
+      <w:r>
+        <w:rPr>
+          <w:color w:val="0E0E0E"/>
+          <w:sz w:val="17"/>
+        </w:rPr>
+        <w:t>using</w:t>
+      </w:r>
+      <w:r>
+        <w:rPr>
+          <w:color w:val="0E0E0E"/>
+          <w:spacing w:val="-6"/>
+          <w:sz w:val="17"/>
+        </w:rPr>
+        <w:t> </w:t>
       </w:r>
       <w:r>
         <w:rPr>
@@ -2947,40 +2777,29 @@
           <w:rFonts w:ascii="Arial" w:hAnsi="Arial"/>
           <w:b/>
           <w:color w:val="0E0E0E"/>
-          <w:spacing w:val="1"/>
-          <w:sz w:val="17"/>
-        </w:rPr>
-        <w:t xml:space="preserve"> </w:t>
-      </w:r>
-      <w:proofErr w:type="spellStart"/>
-      <w:r>
-        <w:rPr>
-          <w:rFonts w:ascii="Arial" w:hAnsi="Arial"/>
-          <w:b/>
-          <w:color w:val="0E0E0E"/>
-          <w:sz w:val="17"/>
-        </w:rPr>
-        <w:t>Reportlabs</w:t>
-      </w:r>
-      <w:proofErr w:type="spellEnd"/>
-      <w:r>
-        <w:rPr>
-          <w:rFonts w:ascii="Arial" w:hAnsi="Arial"/>
-          <w:b/>
-          <w:color w:val="0E0E0E"/>
-          <w:sz w:val="17"/>
-        </w:rPr>
-        <w:t>,</w:t>
-      </w:r>
-      <w:r>
-        <w:rPr>
-          <w:rFonts w:ascii="Arial" w:hAnsi="Arial"/>
-          <w:b/>
-          <w:color w:val="0E0E0E"/>
-          <w:spacing w:val="-4"/>
-          <w:sz w:val="17"/>
-        </w:rPr>
-        <w:t xml:space="preserve"> </w:t>
+          <w:spacing w:val="-7"/>
+          <w:sz w:val="17"/>
+        </w:rPr>
+        <w:t> </w:t>
+      </w:r>
+      <w:r>
+        <w:rPr>
+          <w:rFonts w:ascii="Arial" w:hAnsi="Arial"/>
+          <w:b/>
+          <w:color w:val="0E0E0E"/>
+          <w:sz w:val="17"/>
+        </w:rPr>
+        <w:t>Reportlabs,</w:t>
+      </w:r>
+      <w:r>
+        <w:rPr>
+          <w:rFonts w:ascii="Arial" w:hAnsi="Arial"/>
+          <w:b/>
+          <w:color w:val="0E0E0E"/>
+          <w:spacing w:val="-6"/>
+          <w:sz w:val="17"/>
+        </w:rPr>
+        <w:t> </w:t>
       </w:r>
       <w:r>
         <w:rPr>
@@ -2996,10 +2815,10 @@
           <w:rFonts w:ascii="Arial" w:hAnsi="Arial"/>
           <w:b/>
           <w:color w:val="0E0E0E"/>
-          <w:spacing w:val="-4"/>
-          <w:sz w:val="17"/>
-        </w:rPr>
-        <w:t xml:space="preserve"> </w:t>
+          <w:spacing w:val="-7"/>
+          <w:sz w:val="17"/>
+        </w:rPr>
+        <w:t> </w:t>
       </w:r>
       <w:r>
         <w:rPr>
@@ -3011,12 +2830,11 @@
       <w:r>
         <w:rPr>
           <w:color w:val="0E0E0E"/>
-          <w:spacing w:val="-2"/>
-          <w:sz w:val="17"/>
-        </w:rPr>
-        <w:t xml:space="preserve"> </w:t>
-      </w:r>
-      <w:proofErr w:type="spellStart"/>
+          <w:spacing w:val="-5"/>
+          <w:sz w:val="17"/>
+        </w:rPr>
+        <w:t> </w:t>
+      </w:r>
       <w:r>
         <w:rPr>
           <w:rFonts w:ascii="Arial" w:hAnsi="Arial"/>
@@ -3026,7 +2844,6 @@
         </w:rPr>
         <w:t>Smtplib</w:t>
       </w:r>
-      <w:proofErr w:type="spellEnd"/>
       <w:r>
         <w:rPr>
           <w:color w:val="0E0E0E"/>
@@ -3037,10 +2854,10 @@
       <w:r>
         <w:rPr>
           <w:color w:val="0E0E0E"/>
-          <w:spacing w:val="-4"/>
-          <w:sz w:val="17"/>
-        </w:rPr>
-        <w:t xml:space="preserve"> </w:t>
+          <w:spacing w:val="-6"/>
+          <w:sz w:val="17"/>
+        </w:rPr>
+        <w:t> </w:t>
       </w:r>
       <w:r>
         <w:rPr>
@@ -3052,10 +2869,10 @@
       <w:r>
         <w:rPr>
           <w:color w:val="0E0E0E"/>
-          <w:spacing w:val="-4"/>
-          <w:sz w:val="17"/>
-        </w:rPr>
-        <w:t xml:space="preserve"> </w:t>
+          <w:spacing w:val="-6"/>
+          <w:sz w:val="17"/>
+        </w:rPr>
+        <w:t> </w:t>
       </w:r>
       <w:r>
         <w:rPr>
@@ -3067,10 +2884,10 @@
       <w:r>
         <w:rPr>
           <w:color w:val="0E0E0E"/>
-          <w:spacing w:val="-2"/>
-          <w:sz w:val="17"/>
-        </w:rPr>
-        <w:t xml:space="preserve"> </w:t>
+          <w:spacing w:val="-5"/>
+          <w:sz w:val="17"/>
+        </w:rPr>
+        <w:t> </w:t>
       </w:r>
       <w:r>
         <w:rPr>
@@ -3086,10 +2903,10 @@
           <w:rFonts w:ascii="Arial" w:hAnsi="Arial"/>
           <w:b/>
           <w:color w:val="0E0E0E"/>
-          <w:spacing w:val="-4"/>
-          <w:sz w:val="17"/>
-        </w:rPr>
-        <w:t xml:space="preserve"> </w:t>
+          <w:spacing w:val="-6"/>
+          <w:sz w:val="17"/>
+        </w:rPr>
+        <w:t> </w:t>
       </w:r>
       <w:r>
         <w:rPr>
@@ -3105,25 +2922,25 @@
           <w:rFonts w:ascii="Arial" w:hAnsi="Arial"/>
           <w:b/>
           <w:color w:val="0E0E0E"/>
+          <w:spacing w:val="-9"/>
+          <w:sz w:val="17"/>
+        </w:rPr>
+        <w:t> </w:t>
+      </w:r>
+      <w:r>
+        <w:rPr>
+          <w:color w:val="0E0E0E"/>
+          <w:sz w:val="17"/>
+        </w:rPr>
+        <w:t>by</w:t>
+      </w:r>
+      <w:r>
+        <w:rPr>
+          <w:color w:val="0E0E0E"/>
           <w:spacing w:val="-6"/>
           <w:sz w:val="17"/>
         </w:rPr>
-        <w:t xml:space="preserve"> </w:t>
-      </w:r>
-      <w:r>
-        <w:rPr>
-          <w:color w:val="0E0E0E"/>
-          <w:sz w:val="17"/>
-        </w:rPr>
-        <w:t>by</w:t>
-      </w:r>
-      <w:r>
-        <w:rPr>
-          <w:color w:val="0E0E0E"/>
-          <w:spacing w:val="-4"/>
-          <w:sz w:val="17"/>
-        </w:rPr>
-        <w:t xml:space="preserve"> </w:t>
+        <w:t> </w:t>
       </w:r>
       <w:r>
         <w:rPr>
@@ -3139,10 +2956,10 @@
           <w:rFonts w:ascii="Arial" w:hAnsi="Arial"/>
           <w:b/>
           <w:color w:val="0E0E0E"/>
-          <w:spacing w:val="-3"/>
-          <w:sz w:val="17"/>
-        </w:rPr>
-        <w:t xml:space="preserve"> </w:t>
+          <w:spacing w:val="-7"/>
+          <w:sz w:val="17"/>
+        </w:rPr>
+        <w:t> </w:t>
       </w:r>
       <w:r>
         <w:rPr>
@@ -3158,10 +2975,10 @@
           <w:rFonts w:ascii="Arial" w:hAnsi="Arial"/>
           <w:b/>
           <w:color w:val="0E0E0E"/>
-          <w:spacing w:val="-4"/>
-          <w:sz w:val="17"/>
-        </w:rPr>
-        <w:t xml:space="preserve"> </w:t>
+          <w:spacing w:val="-6"/>
+          <w:sz w:val="17"/>
+        </w:rPr>
+        <w:t> </w:t>
       </w:r>
       <w:r>
         <w:rPr>
@@ -3188,10 +3005,11 @@
           <w:numId w:val="1"/>
         </w:numPr>
         <w:tabs>
-          <w:tab w:val="left" w:pos="331"/>
+          <w:tab w:pos="331" w:val="left" w:leader="none"/>
         </w:tabs>
-        <w:spacing w:line="285" w:lineRule="auto"/>
+        <w:spacing w:line="285" w:lineRule="auto" w:before="0" w:after="0"/>
         <w:ind w:left="340" w:right="323" w:hanging="231"/>
+        <w:jc w:val="left"/>
         <w:rPr>
           <w:color w:val="1154CC"/>
           <w:sz w:val="17"/>
@@ -3210,7 +3028,7 @@
           <w:spacing w:val="-7"/>
           <w:sz w:val="17"/>
         </w:rPr>
-        <w:t xml:space="preserve"> </w:t>
+        <w:t> </w:t>
       </w:r>
       <w:r>
         <w:rPr>
@@ -3225,7 +3043,7 @@
           <w:spacing w:val="-7"/>
           <w:sz w:val="17"/>
         </w:rPr>
-        <w:t xml:space="preserve"> </w:t>
+        <w:t> </w:t>
       </w:r>
       <w:r>
         <w:rPr>
@@ -3244,7 +3062,7 @@
           <w:spacing w:val="-7"/>
           <w:sz w:val="17"/>
         </w:rPr>
-        <w:t xml:space="preserve"> </w:t>
+        <w:t> </w:t>
       </w:r>
       <w:r>
         <w:rPr>
@@ -3263,7 +3081,7 @@
           <w:spacing w:val="-7"/>
           <w:sz w:val="17"/>
         </w:rPr>
-        <w:t xml:space="preserve"> </w:t>
+        <w:t> </w:t>
       </w:r>
       <w:r>
         <w:rPr>
@@ -3282,7 +3100,7 @@
           <w:spacing w:val="-7"/>
           <w:sz w:val="17"/>
         </w:rPr>
-        <w:t xml:space="preserve"> </w:t>
+        <w:t> </w:t>
       </w:r>
       <w:r>
         <w:rPr>
@@ -3301,7 +3119,7 @@
           <w:spacing w:val="-9"/>
           <w:sz w:val="17"/>
         </w:rPr>
-        <w:t xml:space="preserve"> </w:t>
+        <w:t> </w:t>
       </w:r>
       <w:r>
         <w:rPr>
@@ -3316,7 +3134,7 @@
           <w:spacing w:val="-6"/>
           <w:sz w:val="17"/>
         </w:rPr>
-        <w:t xml:space="preserve"> </w:t>
+        <w:t> </w:t>
       </w:r>
       <w:r>
         <w:rPr>
@@ -3331,7 +3149,7 @@
           <w:spacing w:val="-7"/>
           <w:sz w:val="17"/>
         </w:rPr>
-        <w:t xml:space="preserve"> </w:t>
+        <w:t> </w:t>
       </w:r>
       <w:r>
         <w:rPr>
@@ -3346,7 +3164,7 @@
           <w:spacing w:val="-7"/>
           <w:sz w:val="17"/>
         </w:rPr>
-        <w:t xml:space="preserve"> </w:t>
+        <w:t> </w:t>
       </w:r>
       <w:r>
         <w:rPr>
@@ -3361,7 +3179,7 @@
           <w:spacing w:val="-6"/>
           <w:sz w:val="17"/>
         </w:rPr>
-        <w:t xml:space="preserve"> </w:t>
+        <w:t> </w:t>
       </w:r>
       <w:r>
         <w:rPr>
@@ -3376,7 +3194,7 @@
           <w:spacing w:val="-7"/>
           <w:sz w:val="17"/>
         </w:rPr>
-        <w:t xml:space="preserve"> </w:t>
+        <w:t> </w:t>
       </w:r>
       <w:r>
         <w:rPr>
@@ -3391,7 +3209,7 @@
           <w:spacing w:val="-7"/>
           <w:sz w:val="17"/>
         </w:rPr>
-        <w:t xml:space="preserve"> </w:t>
+        <w:t> </w:t>
       </w:r>
       <w:r>
         <w:rPr>
@@ -3406,7 +3224,7 @@
           <w:spacing w:val="-7"/>
           <w:sz w:val="17"/>
         </w:rPr>
-        <w:t xml:space="preserve"> </w:t>
+        <w:t> </w:t>
       </w:r>
       <w:r>
         <w:rPr>
@@ -3421,7 +3239,7 @@
           <w:spacing w:val="-6"/>
           <w:sz w:val="17"/>
         </w:rPr>
-        <w:t xml:space="preserve"> </w:t>
+        <w:t> </w:t>
       </w:r>
       <w:r>
         <w:rPr>
@@ -3436,7 +3254,7 @@
           <w:spacing w:val="-7"/>
           <w:sz w:val="17"/>
         </w:rPr>
-        <w:t xml:space="preserve"> </w:t>
+        <w:t> </w:t>
       </w:r>
       <w:r>
         <w:rPr>
@@ -3451,7 +3269,7 @@
           <w:spacing w:val="-7"/>
           <w:sz w:val="17"/>
         </w:rPr>
-        <w:t xml:space="preserve"> </w:t>
+        <w:t> </w:t>
       </w:r>
       <w:r>
         <w:rPr>
@@ -3466,7 +3284,7 @@
           <w:spacing w:val="-6"/>
           <w:sz w:val="17"/>
         </w:rPr>
-        <w:t xml:space="preserve"> </w:t>
+        <w:t> </w:t>
       </w:r>
       <w:r>
         <w:rPr>
@@ -3481,7 +3299,7 @@
           <w:spacing w:val="-7"/>
           <w:sz w:val="17"/>
         </w:rPr>
-        <w:t xml:space="preserve"> </w:t>
+        <w:t> </w:t>
       </w:r>
       <w:r>
         <w:rPr>
@@ -3500,7 +3318,7 @@
           <w:spacing w:val="-7"/>
           <w:sz w:val="17"/>
         </w:rPr>
-        <w:t xml:space="preserve"> </w:t>
+        <w:t> </w:t>
       </w:r>
       <w:r>
         <w:rPr>
@@ -3519,7 +3337,7 @@
           <w:spacing w:val="-7"/>
           <w:sz w:val="17"/>
         </w:rPr>
-        <w:t xml:space="preserve"> </w:t>
+        <w:t> </w:t>
       </w:r>
       <w:r>
         <w:rPr>
@@ -3538,7 +3356,7 @@
           <w:spacing w:val="-7"/>
           <w:sz w:val="17"/>
         </w:rPr>
-        <w:t xml:space="preserve"> </w:t>
+        <w:t> </w:t>
       </w:r>
       <w:r>
         <w:rPr>
@@ -3557,7 +3375,7 @@
           <w:spacing w:val="1"/>
           <w:sz w:val="17"/>
         </w:rPr>
-        <w:t xml:space="preserve"> </w:t>
+        <w:t> </w:t>
       </w:r>
       <w:r>
         <w:rPr>
@@ -3568,7 +3386,6 @@
         </w:rPr>
         <w:t>(</w:t>
       </w:r>
-      <w:proofErr w:type="gramStart"/>
       <w:r>
         <w:rPr>
           <w:color w:val="0E0E0E"/>
@@ -3576,7 +3393,6 @@
         </w:rPr>
         <w:t>calculated</w:t>
       </w:r>
-      <w:proofErr w:type="gramEnd"/>
       <w:r>
         <w:rPr>
           <w:rFonts w:ascii="Arial" w:hAnsi="Arial"/>
@@ -3594,7 +3410,7 @@
           <w:spacing w:val="-2"/>
           <w:sz w:val="17"/>
         </w:rPr>
-        <w:t xml:space="preserve"> </w:t>
+        <w:t> </w:t>
       </w:r>
       <w:r>
         <w:rPr>
@@ -3609,7 +3425,7 @@
           <w:spacing w:val="-2"/>
           <w:sz w:val="17"/>
         </w:rPr>
-        <w:t xml:space="preserve"> </w:t>
+        <w:t> </w:t>
       </w:r>
       <w:r>
         <w:rPr>
@@ -3624,7 +3440,7 @@
           <w:spacing w:val="-2"/>
           <w:sz w:val="17"/>
         </w:rPr>
-        <w:t xml:space="preserve"> </w:t>
+        <w:t> </w:t>
       </w:r>
       <w:r>
         <w:rPr>
@@ -3639,7 +3455,7 @@
           <w:spacing w:val="-2"/>
           <w:sz w:val="17"/>
         </w:rPr>
-        <w:t xml:space="preserve"> </w:t>
+        <w:t> </w:t>
       </w:r>
       <w:r>
         <w:rPr>
@@ -3654,14 +3470,14 @@
           <w:spacing w:val="-2"/>
           <w:sz w:val="17"/>
         </w:rPr>
-        <w:t xml:space="preserve"> </w:t>
-      </w:r>
-      <w:r>
-        <w:rPr>
-          <w:color w:val="0E0E0E"/>
-          <w:sz w:val="17"/>
-        </w:rPr>
-        <w:t xml:space="preserve">in </w:t>
+        <w:t> </w:t>
+      </w:r>
+      <w:r>
+        <w:rPr>
+          <w:color w:val="0E0E0E"/>
+          <w:sz w:val="17"/>
+        </w:rPr>
+        <w:t>in </w:t>
       </w:r>
       <w:r>
         <w:rPr>
@@ -3680,7 +3496,7 @@
           <w:spacing w:val="-2"/>
           <w:sz w:val="17"/>
         </w:rPr>
-        <w:t xml:space="preserve"> </w:t>
+        <w:t> </w:t>
       </w:r>
       <w:r>
         <w:rPr>
@@ -3699,7 +3515,7 @@
           <w:spacing w:val="-2"/>
           <w:sz w:val="17"/>
         </w:rPr>
-        <w:t xml:space="preserve"> </w:t>
+        <w:t> </w:t>
       </w:r>
       <w:r>
         <w:rPr>
@@ -3718,7 +3534,7 @@
           <w:spacing w:val="-2"/>
           <w:sz w:val="17"/>
         </w:rPr>
-        <w:t xml:space="preserve"> </w:t>
+        <w:t> </w:t>
       </w:r>
       <w:r>
         <w:rPr>
@@ -3737,7 +3553,7 @@
           <w:spacing w:val="-1"/>
           <w:sz w:val="17"/>
         </w:rPr>
-        <w:t xml:space="preserve"> </w:t>
+        <w:t> </w:t>
       </w:r>
       <w:r>
         <w:rPr>
@@ -3752,7 +3568,7 @@
           <w:spacing w:val="-2"/>
           <w:sz w:val="17"/>
         </w:rPr>
-        <w:t xml:space="preserve"> </w:t>
+        <w:t> </w:t>
       </w:r>
       <w:r>
         <w:rPr>
@@ -3767,7 +3583,7 @@
           <w:spacing w:val="-2"/>
           <w:sz w:val="17"/>
         </w:rPr>
-        <w:t xml:space="preserve"> </w:t>
+        <w:t> </w:t>
       </w:r>
       <w:r>
         <w:rPr>
@@ -3782,14 +3598,14 @@
           <w:spacing w:val="-2"/>
           <w:sz w:val="17"/>
         </w:rPr>
-        <w:t xml:space="preserve"> </w:t>
-      </w:r>
-      <w:r>
-        <w:rPr>
-          <w:color w:val="0E0E0E"/>
-          <w:sz w:val="17"/>
-        </w:rPr>
-        <w:t xml:space="preserve">received </w:t>
+        <w:t> </w:t>
+      </w:r>
+      <w:r>
+        <w:rPr>
+          <w:color w:val="0E0E0E"/>
+          <w:sz w:val="17"/>
+        </w:rPr>
+        <w:t>received </w:t>
       </w:r>
       <w:r>
         <w:rPr>
@@ -3808,7 +3624,7 @@
           <w:spacing w:val="-2"/>
           <w:sz w:val="17"/>
         </w:rPr>
-        <w:t xml:space="preserve"> </w:t>
+        <w:t> </w:t>
       </w:r>
       <w:r>
         <w:rPr>
@@ -3827,7 +3643,7 @@
           <w:spacing w:val="-4"/>
           <w:sz w:val="17"/>
         </w:rPr>
-        <w:t xml:space="preserve"> </w:t>
+        <w:t> </w:t>
       </w:r>
       <w:r>
         <w:rPr>
@@ -3842,7 +3658,7 @@
           <w:spacing w:val="-2"/>
           <w:sz w:val="17"/>
         </w:rPr>
-        <w:t xml:space="preserve"> </w:t>
+        <w:t> </w:t>
       </w:r>
       <w:r>
         <w:rPr>
@@ -3857,7 +3673,7 @@
           <w:spacing w:val="-2"/>
           <w:sz w:val="17"/>
         </w:rPr>
-        <w:t xml:space="preserve"> </w:t>
+        <w:t> </w:t>
       </w:r>
       <w:r>
         <w:rPr>
@@ -3872,31 +3688,22 @@
           <w:spacing w:val="-2"/>
           <w:sz w:val="17"/>
         </w:rPr>
-        <w:t xml:space="preserve"> </w:t>
-      </w:r>
-      <w:proofErr w:type="spellStart"/>
-      <w:r>
-        <w:rPr>
-          <w:color w:val="0E0E0E"/>
-          <w:sz w:val="17"/>
-        </w:rPr>
-        <w:t>coursera</w:t>
-      </w:r>
-      <w:proofErr w:type="spellEnd"/>
-      <w:r>
-        <w:rPr>
-          <w:color w:val="0E0E0E"/>
-          <w:sz w:val="17"/>
-        </w:rPr>
-        <w:t>.</w:t>
+        <w:t> </w:t>
+      </w:r>
+      <w:r>
+        <w:rPr>
+          <w:color w:val="0E0E0E"/>
+          <w:sz w:val="17"/>
+        </w:rPr>
+        <w:t>coursera.</w:t>
       </w:r>
     </w:p>
     <w:p>
       <w:pPr>
         <w:pStyle w:val="Heading2"/>
         <w:tabs>
-          <w:tab w:val="left" w:pos="4867"/>
-          <w:tab w:val="left" w:pos="9470"/>
+          <w:tab w:pos="4867" w:val="left" w:leader="none"/>
+          <w:tab w:pos="9470" w:val="left" w:leader="none"/>
         </w:tabs>
         <w:ind w:left="215"/>
       </w:pPr>
@@ -3910,7 +3717,7 @@
         <w:rPr>
           <w:spacing w:val="-13"/>
         </w:rPr>
-        <w:t xml:space="preserve"> </w:t>
+        <w:t> </w:t>
       </w:r>
       <w:r>
         <w:rPr>
@@ -3922,7 +3729,7 @@
         <w:rPr>
           <w:spacing w:val="-13"/>
         </w:rPr>
-        <w:t xml:space="preserve"> </w:t>
+        <w:t> </w:t>
       </w:r>
       <w:r>
         <w:rPr>
@@ -3934,12 +3741,11 @@
         <w:rPr>
           <w:spacing w:val="-12"/>
         </w:rPr>
-        <w:t xml:space="preserve"> </w:t>
-      </w:r>
-      <w:r>
+        <w:t> </w:t>
+      </w:r>
+      <w:r>
+        <w:rPr/>
         <w:t>Capstone</w:t>
-      </w:r>
-      <w:r>
         <w:tab/>
       </w:r>
       <w:hyperlink r:id="rId15">
@@ -3958,7 +3764,7 @@
             <w:w w:val="95"/>
             <w:u w:val="thick" w:color="1154CC"/>
           </w:rPr>
-          <w:t xml:space="preserve"> </w:t>
+          <w:t> </w:t>
         </w:r>
         <w:r>
           <w:rPr>
@@ -3975,7 +3781,7 @@
             <w:w w:val="95"/>
             <w:u w:val="thick" w:color="1154CC"/>
           </w:rPr>
-          <w:t xml:space="preserve"> </w:t>
+          <w:t> </w:t>
         </w:r>
         <w:r>
           <w:rPr>
@@ -3994,24 +3800,27 @@
         <w:tab/>
       </w:r>
       <w:r>
+        <w:rPr/>
         <w:t>04</w:t>
       </w:r>
       <w:r>
         <w:rPr>
           <w:spacing w:val="1"/>
         </w:rPr>
-        <w:t xml:space="preserve"> </w:t>
-      </w:r>
-      <w:r>
+        <w:t> </w:t>
+      </w:r>
+      <w:r>
+        <w:rPr/>
         <w:t>November,</w:t>
       </w:r>
       <w:r>
         <w:rPr>
           <w:spacing w:val="1"/>
         </w:rPr>
-        <w:t xml:space="preserve"> </w:t>
-      </w:r>
-      <w:r>
+        <w:t> </w:t>
+      </w:r>
+      <w:r>
+        <w:rPr/>
         <w:t>2022</w:t>
       </w:r>
     </w:p>
@@ -4023,10 +3832,11 @@
           <w:numId w:val="1"/>
         </w:numPr>
         <w:tabs>
-          <w:tab w:val="left" w:pos="331"/>
+          <w:tab w:pos="331" w:val="left" w:leader="none"/>
         </w:tabs>
-        <w:spacing w:before="128" w:line="285" w:lineRule="auto"/>
+        <w:spacing w:line="285" w:lineRule="auto" w:before="128" w:after="0"/>
         <w:ind w:left="329" w:right="334" w:hanging="220"/>
+        <w:jc w:val="left"/>
         <w:rPr>
           <w:color w:val="1154CC"/>
           <w:sz w:val="17"/>
@@ -4045,7 +3855,7 @@
           <w:spacing w:val="3"/>
           <w:sz w:val="17"/>
         </w:rPr>
-        <w:t xml:space="preserve"> </w:t>
+        <w:t> </w:t>
       </w:r>
       <w:r>
         <w:rPr>
@@ -4060,7 +3870,7 @@
           <w:spacing w:val="3"/>
           <w:sz w:val="17"/>
         </w:rPr>
-        <w:t xml:space="preserve"> </w:t>
+        <w:t> </w:t>
       </w:r>
       <w:r>
         <w:rPr>
@@ -4075,7 +3885,7 @@
           <w:spacing w:val="3"/>
           <w:sz w:val="17"/>
         </w:rPr>
-        <w:t xml:space="preserve"> </w:t>
+        <w:t> </w:t>
       </w:r>
       <w:r>
         <w:rPr>
@@ -4090,7 +3900,7 @@
           <w:spacing w:val="3"/>
           <w:sz w:val="17"/>
         </w:rPr>
-        <w:t xml:space="preserve"> </w:t>
+        <w:t> </w:t>
       </w:r>
       <w:r>
         <w:rPr>
@@ -4105,7 +3915,7 @@
           <w:spacing w:val="3"/>
           <w:sz w:val="17"/>
         </w:rPr>
-        <w:t xml:space="preserve"> </w:t>
+        <w:t> </w:t>
       </w:r>
       <w:r>
         <w:rPr>
@@ -4120,7 +3930,7 @@
           <w:spacing w:val="3"/>
           <w:sz w:val="17"/>
         </w:rPr>
-        <w:t xml:space="preserve"> </w:t>
+        <w:t> </w:t>
       </w:r>
       <w:r>
         <w:rPr>
@@ -4135,7 +3945,7 @@
           <w:spacing w:val="3"/>
           <w:sz w:val="17"/>
         </w:rPr>
-        <w:t xml:space="preserve"> </w:t>
+        <w:t> </w:t>
       </w:r>
       <w:r>
         <w:rPr>
@@ -4150,7 +3960,7 @@
           <w:spacing w:val="4"/>
           <w:sz w:val="17"/>
         </w:rPr>
-        <w:t xml:space="preserve"> </w:t>
+        <w:t> </w:t>
       </w:r>
       <w:r>
         <w:rPr>
@@ -4165,7 +3975,7 @@
           <w:spacing w:val="3"/>
           <w:sz w:val="17"/>
         </w:rPr>
-        <w:t xml:space="preserve"> </w:t>
+        <w:t> </w:t>
       </w:r>
       <w:r>
         <w:rPr>
@@ -4180,7 +3990,7 @@
           <w:spacing w:val="3"/>
           <w:sz w:val="17"/>
         </w:rPr>
-        <w:t xml:space="preserve"> </w:t>
+        <w:t> </w:t>
       </w:r>
       <w:r>
         <w:rPr>
@@ -4195,7 +4005,7 @@
           <w:spacing w:val="3"/>
           <w:sz w:val="17"/>
         </w:rPr>
-        <w:t xml:space="preserve"> </w:t>
+        <w:t> </w:t>
       </w:r>
       <w:r>
         <w:rPr>
@@ -4210,7 +4020,7 @@
           <w:spacing w:val="3"/>
           <w:sz w:val="17"/>
         </w:rPr>
-        <w:t xml:space="preserve"> </w:t>
+        <w:t> </w:t>
       </w:r>
       <w:r>
         <w:rPr>
@@ -4225,7 +4035,7 @@
           <w:spacing w:val="3"/>
           <w:sz w:val="17"/>
         </w:rPr>
-        <w:t xml:space="preserve"> </w:t>
+        <w:t> </w:t>
       </w:r>
       <w:r>
         <w:rPr>
@@ -4240,7 +4050,7 @@
           <w:spacing w:val="3"/>
           <w:sz w:val="17"/>
         </w:rPr>
-        <w:t xml:space="preserve"> </w:t>
+        <w:t> </w:t>
       </w:r>
       <w:r>
         <w:rPr>
@@ -4255,7 +4065,7 @@
           <w:spacing w:val="4"/>
           <w:sz w:val="17"/>
         </w:rPr>
-        <w:t xml:space="preserve"> </w:t>
+        <w:t> </w:t>
       </w:r>
       <w:r>
         <w:rPr>
@@ -4270,7 +4080,7 @@
           <w:spacing w:val="3"/>
           <w:sz w:val="17"/>
         </w:rPr>
-        <w:t xml:space="preserve"> </w:t>
+        <w:t> </w:t>
       </w:r>
       <w:r>
         <w:rPr>
@@ -4285,7 +4095,7 @@
           <w:spacing w:val="3"/>
           <w:sz w:val="17"/>
         </w:rPr>
-        <w:t xml:space="preserve"> </w:t>
+        <w:t> </w:t>
       </w:r>
       <w:r>
         <w:rPr>
@@ -4309,7 +4119,7 @@
           <w:spacing w:val="1"/>
           <w:sz w:val="17"/>
         </w:rPr>
-        <w:t xml:space="preserve"> </w:t>
+        <w:t> </w:t>
       </w:r>
       <w:r>
         <w:rPr>
@@ -4333,7 +4143,7 @@
           <w:spacing w:val="-8"/>
           <w:sz w:val="17"/>
         </w:rPr>
-        <w:t xml:space="preserve"> </w:t>
+        <w:t> </w:t>
       </w:r>
       <w:r>
         <w:rPr>
@@ -4357,7 +4167,7 @@
           <w:spacing w:val="-8"/>
           <w:sz w:val="17"/>
         </w:rPr>
-        <w:t xml:space="preserve"> </w:t>
+        <w:t> </w:t>
       </w:r>
       <w:r>
         <w:rPr>
@@ -4372,7 +4182,7 @@
           <w:spacing w:val="-7"/>
           <w:sz w:val="17"/>
         </w:rPr>
-        <w:t xml:space="preserve"> </w:t>
+        <w:t> </w:t>
       </w:r>
       <w:r>
         <w:rPr>
@@ -4387,9 +4197,8 @@
           <w:spacing w:val="-8"/>
           <w:sz w:val="17"/>
         </w:rPr>
-        <w:t xml:space="preserve"> </w:t>
-      </w:r>
-      <w:proofErr w:type="spellStart"/>
+        <w:t> </w:t>
+      </w:r>
       <w:r>
         <w:rPr>
           <w:color w:val="0E0E0E"/>
@@ -4397,14 +4206,13 @@
         </w:rPr>
         <w:t>Swiper</w:t>
       </w:r>
-      <w:proofErr w:type="spellEnd"/>
       <w:r>
         <w:rPr>
           <w:color w:val="0E0E0E"/>
           <w:spacing w:val="-7"/>
           <w:sz w:val="17"/>
         </w:rPr>
-        <w:t xml:space="preserve"> </w:t>
+        <w:t> </w:t>
       </w:r>
       <w:r>
         <w:rPr>
@@ -4419,7 +4227,7 @@
           <w:spacing w:val="-8"/>
           <w:sz w:val="17"/>
         </w:rPr>
-        <w:t xml:space="preserve"> </w:t>
+        <w:t> </w:t>
       </w:r>
       <w:r>
         <w:rPr>
@@ -4434,7 +4242,7 @@
           <w:spacing w:val="-7"/>
           <w:sz w:val="17"/>
         </w:rPr>
-        <w:t xml:space="preserve"> </w:t>
+        <w:t> </w:t>
       </w:r>
       <w:r>
         <w:rPr>
@@ -4449,7 +4257,7 @@
           <w:spacing w:val="-8"/>
           <w:sz w:val="17"/>
         </w:rPr>
-        <w:t xml:space="preserve"> </w:t>
+        <w:t> </w:t>
       </w:r>
       <w:r>
         <w:rPr>
@@ -4464,7 +4272,7 @@
           <w:spacing w:val="-7"/>
           <w:sz w:val="17"/>
         </w:rPr>
-        <w:t xml:space="preserve"> </w:t>
+        <w:t> </w:t>
       </w:r>
       <w:r>
         <w:rPr>
@@ -4479,7 +4287,7 @@
           <w:spacing w:val="-8"/>
           <w:sz w:val="17"/>
         </w:rPr>
-        <w:t xml:space="preserve"> </w:t>
+        <w:t> </w:t>
       </w:r>
       <w:r>
         <w:rPr>
@@ -4494,7 +4302,7 @@
           <w:spacing w:val="-7"/>
           <w:sz w:val="17"/>
         </w:rPr>
-        <w:t xml:space="preserve"> </w:t>
+        <w:t> </w:t>
       </w:r>
       <w:r>
         <w:rPr>
@@ -4509,7 +4317,7 @@
           <w:spacing w:val="-8"/>
           <w:sz w:val="17"/>
         </w:rPr>
-        <w:t xml:space="preserve"> </w:t>
+        <w:t> </w:t>
       </w:r>
       <w:r>
         <w:rPr>
@@ -4528,7 +4336,7 @@
           <w:spacing w:val="-8"/>
           <w:sz w:val="17"/>
         </w:rPr>
-        <w:t xml:space="preserve"> </w:t>
+        <w:t> </w:t>
       </w:r>
       <w:r>
         <w:rPr>
@@ -4547,7 +4355,7 @@
           <w:spacing w:val="-9"/>
           <w:sz w:val="17"/>
         </w:rPr>
-        <w:t xml:space="preserve"> </w:t>
+        <w:t> </w:t>
       </w:r>
       <w:r>
         <w:rPr>
@@ -4562,7 +4370,7 @@
           <w:spacing w:val="-8"/>
           <w:sz w:val="17"/>
         </w:rPr>
-        <w:t xml:space="preserve"> </w:t>
+        <w:t> </w:t>
       </w:r>
       <w:r>
         <w:rPr>
@@ -4581,7 +4389,7 @@
           <w:spacing w:val="-9"/>
           <w:sz w:val="17"/>
         </w:rPr>
-        <w:t xml:space="preserve"> </w:t>
+        <w:t> </w:t>
       </w:r>
       <w:r>
         <w:rPr>
@@ -4596,7 +4404,7 @@
           <w:spacing w:val="-8"/>
           <w:sz w:val="17"/>
         </w:rPr>
-        <w:t xml:space="preserve"> </w:t>
+        <w:t> </w:t>
       </w:r>
       <w:r>
         <w:rPr>
@@ -4611,7 +4419,7 @@
           <w:spacing w:val="-8"/>
           <w:sz w:val="17"/>
         </w:rPr>
-        <w:t xml:space="preserve"> </w:t>
+        <w:t> </w:t>
       </w:r>
       <w:r>
         <w:rPr>
@@ -4626,7 +4434,7 @@
           <w:spacing w:val="-7"/>
           <w:sz w:val="17"/>
         </w:rPr>
-        <w:t xml:space="preserve"> </w:t>
+        <w:t> </w:t>
       </w:r>
       <w:r>
         <w:rPr>
@@ -4645,7 +4453,7 @@
           <w:spacing w:val="1"/>
           <w:sz w:val="17"/>
         </w:rPr>
-        <w:t xml:space="preserve"> </w:t>
+        <w:t> </w:t>
       </w:r>
       <w:r>
         <w:rPr>
@@ -4660,7 +4468,7 @@
           <w:spacing w:val="-10"/>
           <w:sz w:val="17"/>
         </w:rPr>
-        <w:t xml:space="preserve"> </w:t>
+        <w:t> </w:t>
       </w:r>
       <w:r>
         <w:rPr>
@@ -4679,7 +4487,7 @@
           <w:spacing w:val="-12"/>
           <w:sz w:val="17"/>
         </w:rPr>
-        <w:t xml:space="preserve"> </w:t>
+        <w:t> </w:t>
       </w:r>
       <w:r>
         <w:rPr>
@@ -4694,7 +4502,7 @@
           <w:spacing w:val="-10"/>
           <w:sz w:val="17"/>
         </w:rPr>
-        <w:t xml:space="preserve"> </w:t>
+        <w:t> </w:t>
       </w:r>
       <w:r>
         <w:rPr>
@@ -4709,7 +4517,7 @@
           <w:spacing w:val="-9"/>
           <w:sz w:val="17"/>
         </w:rPr>
-        <w:t xml:space="preserve"> </w:t>
+        <w:t> </w:t>
       </w:r>
       <w:r>
         <w:rPr>
@@ -4728,7 +4536,7 @@
           <w:spacing w:val="-10"/>
           <w:sz w:val="17"/>
         </w:rPr>
-        <w:t xml:space="preserve"> </w:t>
+        <w:t> </w:t>
       </w:r>
       <w:r>
         <w:rPr>
@@ -4747,7 +4555,7 @@
           <w:spacing w:val="-12"/>
           <w:sz w:val="17"/>
         </w:rPr>
-        <w:t xml:space="preserve"> </w:t>
+        <w:t> </w:t>
       </w:r>
       <w:r>
         <w:rPr>
@@ -4762,7 +4570,7 @@
           <w:spacing w:val="-10"/>
           <w:sz w:val="17"/>
         </w:rPr>
-        <w:t xml:space="preserve"> </w:t>
+        <w:t> </w:t>
       </w:r>
       <w:r>
         <w:rPr>
@@ -4777,7 +4585,7 @@
           <w:spacing w:val="-9"/>
           <w:sz w:val="17"/>
         </w:rPr>
-        <w:t xml:space="preserve"> </w:t>
+        <w:t> </w:t>
       </w:r>
       <w:r>
         <w:rPr>
@@ -4792,23 +4600,14 @@
           <w:spacing w:val="-10"/>
           <w:sz w:val="17"/>
         </w:rPr>
-        <w:t xml:space="preserve"> </w:t>
-      </w:r>
-      <w:proofErr w:type="spellStart"/>
-      <w:r>
-        <w:rPr>
-          <w:color w:val="0E0E0E"/>
-          <w:sz w:val="17"/>
-        </w:rPr>
-        <w:t>coursera</w:t>
-      </w:r>
-      <w:proofErr w:type="spellEnd"/>
-      <w:r>
-        <w:rPr>
-          <w:color w:val="0E0E0E"/>
-          <w:sz w:val="17"/>
-        </w:rPr>
-        <w:t>.</w:t>
+        <w:t> </w:t>
+      </w:r>
+      <w:r>
+        <w:rPr>
+          <w:color w:val="0E0E0E"/>
+          <w:sz w:val="17"/>
+        </w:rPr>
+        <w:t>coursera.</w:t>
       </w:r>
       <w:r>
         <w:rPr>
@@ -4816,7 +4615,7 @@
           <w:spacing w:val="-10"/>
           <w:sz w:val="17"/>
         </w:rPr>
-        <w:t xml:space="preserve"> </w:t>
+        <w:t> </w:t>
       </w:r>
       <w:r>
         <w:rPr>
@@ -4831,7 +4630,7 @@
           <w:spacing w:val="-10"/>
           <w:sz w:val="17"/>
         </w:rPr>
-        <w:t xml:space="preserve"> </w:t>
+        <w:t> </w:t>
       </w:r>
       <w:r>
         <w:rPr>
@@ -4846,7 +4645,7 @@
           <w:spacing w:val="-9"/>
           <w:sz w:val="17"/>
         </w:rPr>
-        <w:t xml:space="preserve"> </w:t>
+        <w:t> </w:t>
       </w:r>
       <w:r>
         <w:rPr>
@@ -4861,7 +4660,7 @@
           <w:spacing w:val="-10"/>
           <w:sz w:val="17"/>
         </w:rPr>
-        <w:t xml:space="preserve"> </w:t>
+        <w:t> </w:t>
       </w:r>
       <w:r>
         <w:rPr>
@@ -4880,7 +4679,7 @@
           <w:spacing w:val="-10"/>
           <w:sz w:val="17"/>
         </w:rPr>
-        <w:t xml:space="preserve"> </w:t>
+        <w:t> </w:t>
       </w:r>
       <w:r>
         <w:rPr>
@@ -4899,7 +4698,7 @@
           <w:spacing w:val="-12"/>
           <w:sz w:val="17"/>
         </w:rPr>
-        <w:t xml:space="preserve"> </w:t>
+        <w:t> </w:t>
       </w:r>
       <w:r>
         <w:rPr>
@@ -4918,7 +4717,7 @@
           <w:spacing w:val="-10"/>
           <w:sz w:val="17"/>
         </w:rPr>
-        <w:t xml:space="preserve"> </w:t>
+        <w:t> </w:t>
       </w:r>
       <w:r>
         <w:rPr>
@@ -4937,7 +4736,7 @@
           <w:spacing w:val="-10"/>
           <w:sz w:val="17"/>
         </w:rPr>
-        <w:t xml:space="preserve"> </w:t>
+        <w:t> </w:t>
       </w:r>
       <w:r>
         <w:rPr>
@@ -4956,7 +4755,7 @@
           <w:spacing w:val="-12"/>
           <w:sz w:val="17"/>
         </w:rPr>
-        <w:t xml:space="preserve"> </w:t>
+        <w:t> </w:t>
       </w:r>
       <w:r>
         <w:rPr>
@@ -4971,7 +4770,7 @@
           <w:spacing w:val="-9"/>
           <w:sz w:val="17"/>
         </w:rPr>
-        <w:t xml:space="preserve"> </w:t>
+        <w:t> </w:t>
       </w:r>
       <w:r>
         <w:rPr>
@@ -4990,7 +4789,7 @@
           <w:spacing w:val="1"/>
           <w:sz w:val="17"/>
         </w:rPr>
-        <w:t xml:space="preserve"> </w:t>
+        <w:t> </w:t>
       </w:r>
       <w:r>
         <w:rPr>
@@ -5007,7 +4806,7 @@
           <w:w w:val="105"/>
           <w:sz w:val="17"/>
         </w:rPr>
-        <w:t xml:space="preserve"> </w:t>
+        <w:t> </w:t>
       </w:r>
       <w:r>
         <w:rPr>
@@ -5024,7 +4823,7 @@
           <w:w w:val="105"/>
           <w:sz w:val="17"/>
         </w:rPr>
-        <w:t xml:space="preserve"> </w:t>
+        <w:t> </w:t>
       </w:r>
       <w:r>
         <w:rPr>
@@ -5041,7 +4840,7 @@
           <w:w w:val="105"/>
           <w:sz w:val="17"/>
         </w:rPr>
-        <w:t xml:space="preserve"> </w:t>
+        <w:t> </w:t>
       </w:r>
       <w:r>
         <w:rPr>
@@ -5058,7 +4857,7 @@
           <w:w w:val="105"/>
           <w:sz w:val="17"/>
         </w:rPr>
-        <w:t xml:space="preserve"> </w:t>
+        <w:t> </w:t>
       </w:r>
       <w:r>
         <w:rPr>
@@ -5075,7 +4874,7 @@
           <w:w w:val="105"/>
           <w:sz w:val="17"/>
         </w:rPr>
-        <w:t xml:space="preserve"> </w:t>
+        <w:t> </w:t>
       </w:r>
       <w:r>
         <w:rPr>
@@ -5092,7 +4891,7 @@
           <w:w w:val="105"/>
           <w:sz w:val="17"/>
         </w:rPr>
-        <w:t xml:space="preserve"> </w:t>
+        <w:t> </w:t>
       </w:r>
       <w:r>
         <w:rPr>
@@ -5109,7 +4908,7 @@
           <w:w w:val="105"/>
           <w:sz w:val="17"/>
         </w:rPr>
-        <w:t xml:space="preserve"> </w:t>
+        <w:t> </w:t>
       </w:r>
       <w:r>
         <w:rPr>
@@ -5130,7 +4929,7 @@
           <w:w w:val="105"/>
           <w:sz w:val="17"/>
         </w:rPr>
-        <w:t xml:space="preserve"> </w:t>
+        <w:t> </w:t>
       </w:r>
       <w:r>
         <w:rPr>
@@ -5151,7 +4950,7 @@
           <w:w w:val="105"/>
           <w:sz w:val="17"/>
         </w:rPr>
-        <w:t xml:space="preserve"> </w:t>
+        <w:t> </w:t>
       </w:r>
       <w:r>
         <w:rPr>
@@ -5172,7 +4971,7 @@
           <w:w w:val="105"/>
           <w:sz w:val="17"/>
         </w:rPr>
-        <w:t xml:space="preserve"> </w:t>
+        <w:t> </w:t>
       </w:r>
       <w:r>
         <w:rPr>
@@ -5189,7 +4988,7 @@
           <w:w w:val="105"/>
           <w:sz w:val="17"/>
         </w:rPr>
-        <w:t xml:space="preserve"> </w:t>
+        <w:t> </w:t>
       </w:r>
       <w:r>
         <w:rPr>
@@ -5206,7 +5005,7 @@
           <w:w w:val="105"/>
           <w:sz w:val="17"/>
         </w:rPr>
-        <w:t xml:space="preserve"> </w:t>
+        <w:t> </w:t>
       </w:r>
       <w:r>
         <w:rPr>
@@ -5223,7 +5022,7 @@
           <w:w w:val="105"/>
           <w:sz w:val="17"/>
         </w:rPr>
-        <w:t xml:space="preserve"> </w:t>
+        <w:t> </w:t>
       </w:r>
       <w:r>
         <w:rPr>
@@ -5240,7 +5039,7 @@
           <w:w w:val="105"/>
           <w:sz w:val="17"/>
         </w:rPr>
-        <w:t xml:space="preserve"> </w:t>
+        <w:t> </w:t>
       </w:r>
       <w:r>
         <w:rPr>
@@ -5257,7 +5056,7 @@
           <w:w w:val="105"/>
           <w:sz w:val="17"/>
         </w:rPr>
-        <w:t xml:space="preserve"> </w:t>
+        <w:t> </w:t>
       </w:r>
       <w:r>
         <w:rPr>
@@ -5274,7 +5073,7 @@
           <w:w w:val="105"/>
           <w:sz w:val="17"/>
         </w:rPr>
-        <w:t xml:space="preserve"> </w:t>
+        <w:t> </w:t>
       </w:r>
       <w:r>
         <w:rPr>
@@ -5289,9 +5088,9 @@
       <w:pPr>
         <w:pStyle w:val="Heading1"/>
         <w:tabs>
-          <w:tab w:val="left" w:pos="11493"/>
+          <w:tab w:pos="11493" w:val="left" w:leader="none"/>
         </w:tabs>
-        <w:spacing w:before="99"/>
+        <w:spacing w:before="98"/>
         <w:rPr>
           <w:rFonts w:ascii="Times New Roman" w:hAnsi="Times New Roman"/>
           <w:b w:val="0"/>
@@ -5310,27 +5109,20 @@
           <w:color w:val="1154CC"/>
           <w:u w:val="single" w:color="000000"/>
         </w:rPr>
-        <w:t xml:space="preserve"> </w:t>
-      </w:r>
-      <w:r>
-        <w:rPr>
-          <w:rFonts w:ascii="Times New Roman" w:hAnsi="Times New Roman"/>
-          <w:b w:val="0"/>
-          <w:color w:val="1154CC"/>
-          <w:u w:val="single" w:color="000000"/>
-        </w:rPr>
+        <w:t> </w:t>
         <w:tab/>
       </w:r>
     </w:p>
     <w:p>
       <w:pPr>
         <w:tabs>
-          <w:tab w:val="left" w:pos="5497"/>
-          <w:tab w:val="left" w:pos="7533"/>
-          <w:tab w:val="left" w:pos="10035"/>
+          <w:tab w:pos="5497" w:val="left" w:leader="none"/>
+          <w:tab w:pos="7533" w:val="left" w:leader="none"/>
+          <w:tab w:pos="10035" w:val="left" w:leader="none"/>
         </w:tabs>
-        <w:spacing w:before="197"/>
-        <w:ind w:left="200"/>
+        <w:spacing w:before="198"/>
+        <w:ind w:left="200" w:right="0" w:firstLine="0"/>
+        <w:jc w:val="left"/>
         <w:rPr>
           <w:rFonts w:ascii="Arial"/>
           <w:b/>
@@ -5352,7 +5144,7 @@
           <w:spacing w:val="-9"/>
           <w:sz w:val="20"/>
         </w:rPr>
-        <w:t xml:space="preserve"> </w:t>
+        <w:t> </w:t>
       </w:r>
       <w:r>
         <w:rPr>
@@ -5369,7 +5161,7 @@
           <w:spacing w:val="-8"/>
           <w:sz w:val="20"/>
         </w:rPr>
-        <w:t xml:space="preserve"> </w:t>
+        <w:t> </w:t>
       </w:r>
       <w:r>
         <w:rPr>
@@ -5386,7 +5178,7 @@
           <w:spacing w:val="-8"/>
           <w:sz w:val="20"/>
         </w:rPr>
-        <w:t xml:space="preserve"> </w:t>
+        <w:t> </w:t>
       </w:r>
       <w:r>
         <w:rPr>
@@ -5403,7 +5195,7 @@
           <w:spacing w:val="-8"/>
           <w:sz w:val="20"/>
         </w:rPr>
-        <w:t xml:space="preserve"> </w:t>
+        <w:t> </w:t>
       </w:r>
       <w:r>
         <w:rPr>
@@ -5412,13 +5204,6 @@
           <w:sz w:val="20"/>
         </w:rPr>
         <w:t>Python</w:t>
-      </w:r>
-      <w:r>
-        <w:rPr>
-          <w:rFonts w:ascii="Arial"/>
-          <w:b/>
-          <w:sz w:val="20"/>
-        </w:rPr>
         <w:tab/>
       </w:r>
       <w:hyperlink r:id="rId16">
@@ -5457,7 +5242,7 @@
           <w:spacing w:val="-2"/>
           <w:sz w:val="20"/>
         </w:rPr>
-        <w:t xml:space="preserve"> </w:t>
+        <w:t> </w:t>
       </w:r>
       <w:r>
         <w:rPr>
@@ -5467,14 +5252,6 @@
           <w:sz w:val="20"/>
         </w:rPr>
         <w:t>99.25%</w:t>
-      </w:r>
-      <w:r>
-        <w:rPr>
-          <w:rFonts w:ascii="Arial"/>
-          <w:b/>
-          <w:i/>
-          <w:sz w:val="20"/>
-        </w:rPr>
         <w:tab/>
       </w:r>
       <w:r>
@@ -5492,7 +5269,7 @@
           <w:spacing w:val="9"/>
           <w:sz w:val="20"/>
         </w:rPr>
-        <w:t xml:space="preserve"> </w:t>
+        <w:t> </w:t>
       </w:r>
       <w:r>
         <w:rPr>
@@ -5509,7 +5286,7 @@
           <w:spacing w:val="10"/>
           <w:sz w:val="20"/>
         </w:rPr>
-        <w:t xml:space="preserve"> </w:t>
+        <w:t> </w:t>
       </w:r>
       <w:r>
         <w:rPr>
@@ -5528,10 +5305,11 @@
           <w:numId w:val="1"/>
         </w:numPr>
         <w:tabs>
-          <w:tab w:val="left" w:pos="331"/>
+          <w:tab w:pos="331" w:val="left" w:leader="none"/>
         </w:tabs>
-        <w:spacing w:before="128" w:line="285" w:lineRule="auto"/>
+        <w:spacing w:line="285" w:lineRule="auto" w:before="128" w:after="0"/>
         <w:ind w:left="329" w:right="264" w:hanging="220"/>
+        <w:jc w:val="left"/>
         <w:rPr>
           <w:color w:val="1154CC"/>
           <w:sz w:val="17"/>
@@ -5550,7 +5328,7 @@
           <w:spacing w:val="1"/>
           <w:sz w:val="17"/>
         </w:rPr>
-        <w:t xml:space="preserve"> </w:t>
+        <w:t> </w:t>
       </w:r>
       <w:r>
         <w:rPr>
@@ -5569,7 +5347,7 @@
           <w:spacing w:val="1"/>
           <w:sz w:val="17"/>
         </w:rPr>
-        <w:t xml:space="preserve"> </w:t>
+        <w:t> </w:t>
       </w:r>
       <w:r>
         <w:rPr>
@@ -5588,7 +5366,7 @@
           <w:spacing w:val="1"/>
           <w:sz w:val="17"/>
         </w:rPr>
-        <w:t xml:space="preserve"> </w:t>
+        <w:t> </w:t>
       </w:r>
       <w:r>
         <w:rPr>
@@ -5603,14 +5381,14 @@
           <w:spacing w:val="1"/>
           <w:sz w:val="17"/>
         </w:rPr>
-        <w:t xml:space="preserve"> </w:t>
-      </w:r>
-      <w:r>
-        <w:rPr>
-          <w:color w:val="0E0E0E"/>
-          <w:sz w:val="17"/>
-        </w:rPr>
-        <w:t xml:space="preserve">the </w:t>
+        <w:t> </w:t>
+      </w:r>
+      <w:r>
+        <w:rPr>
+          <w:color w:val="0E0E0E"/>
+          <w:sz w:val="17"/>
+        </w:rPr>
+        <w:t>the </w:t>
       </w:r>
       <w:r>
         <w:rPr>
@@ -5629,7 +5407,7 @@
           <w:spacing w:val="-1"/>
           <w:sz w:val="17"/>
         </w:rPr>
-        <w:t xml:space="preserve"> </w:t>
+        <w:t> </w:t>
       </w:r>
       <w:r>
         <w:rPr>
@@ -5644,7 +5422,7 @@
           <w:spacing w:val="1"/>
           <w:sz w:val="17"/>
         </w:rPr>
-        <w:t xml:space="preserve"> </w:t>
+        <w:t> </w:t>
       </w:r>
       <w:r>
         <w:rPr>
@@ -5659,7 +5437,7 @@
           <w:spacing w:val="1"/>
           <w:sz w:val="17"/>
         </w:rPr>
-        <w:t xml:space="preserve"> </w:t>
+        <w:t> </w:t>
       </w:r>
       <w:r>
         <w:rPr>
@@ -5674,7 +5452,7 @@
           <w:spacing w:val="1"/>
           <w:sz w:val="17"/>
         </w:rPr>
-        <w:t xml:space="preserve"> </w:t>
+        <w:t> </w:t>
       </w:r>
       <w:r>
         <w:rPr>
@@ -5689,7 +5467,7 @@
           <w:spacing w:val="1"/>
           <w:sz w:val="17"/>
         </w:rPr>
-        <w:t xml:space="preserve"> </w:t>
+        <w:t> </w:t>
       </w:r>
       <w:r>
         <w:rPr>
@@ -5704,7 +5482,7 @@
           <w:spacing w:val="1"/>
           <w:sz w:val="17"/>
         </w:rPr>
-        <w:t xml:space="preserve"> </w:t>
+        <w:t> </w:t>
       </w:r>
       <w:r>
         <w:rPr>
@@ -5719,9 +5497,8 @@
           <w:spacing w:val="1"/>
           <w:sz w:val="17"/>
         </w:rPr>
-        <w:t xml:space="preserve"> </w:t>
-      </w:r>
-      <w:proofErr w:type="spellStart"/>
+        <w:t> </w:t>
+      </w:r>
       <w:r>
         <w:rPr>
           <w:color w:val="0E0E0E"/>
@@ -5729,14 +5506,13 @@
         </w:rPr>
         <w:t>Git</w:t>
       </w:r>
-      <w:proofErr w:type="spellEnd"/>
       <w:r>
         <w:rPr>
           <w:color w:val="0E0E0E"/>
           <w:spacing w:val="1"/>
           <w:sz w:val="17"/>
         </w:rPr>
-        <w:t xml:space="preserve"> </w:t>
+        <w:t> </w:t>
       </w:r>
       <w:r>
         <w:rPr>
@@ -5751,7 +5527,7 @@
           <w:spacing w:val="1"/>
           <w:sz w:val="17"/>
         </w:rPr>
-        <w:t xml:space="preserve"> </w:t>
+        <w:t> </w:t>
       </w:r>
       <w:r>
         <w:rPr>
@@ -5783,30 +5559,30 @@
           <w:color w:val="0E0E0E"/>
           <w:sz w:val="17"/>
         </w:rPr>
-        <w:t xml:space="preserve">. </w:t>
-      </w:r>
-      <w:r>
-        <w:rPr>
-          <w:color w:val="0E0E0E"/>
-          <w:sz w:val="17"/>
-        </w:rPr>
-        <w:t xml:space="preserve">Gained expertise in </w:t>
-      </w:r>
-      <w:r>
-        <w:rPr>
-          <w:rFonts w:ascii="Arial" w:hAnsi="Arial"/>
-          <w:b/>
-          <w:color w:val="0E0E0E"/>
-          <w:sz w:val="17"/>
-        </w:rPr>
-        <w:t xml:space="preserve">troubleshooting </w:t>
-      </w:r>
-      <w:r>
-        <w:rPr>
-          <w:color w:val="0E0E0E"/>
-          <w:sz w:val="17"/>
-        </w:rPr>
-        <w:t xml:space="preserve">and </w:t>
+        <w:t>. </w:t>
+      </w:r>
+      <w:r>
+        <w:rPr>
+          <w:color w:val="0E0E0E"/>
+          <w:sz w:val="17"/>
+        </w:rPr>
+        <w:t>Gained expertise in </w:t>
+      </w:r>
+      <w:r>
+        <w:rPr>
+          <w:rFonts w:ascii="Arial" w:hAnsi="Arial"/>
+          <w:b/>
+          <w:color w:val="0E0E0E"/>
+          <w:sz w:val="17"/>
+        </w:rPr>
+        <w:t>troubleshooting </w:t>
+      </w:r>
+      <w:r>
+        <w:rPr>
+          <w:color w:val="0E0E0E"/>
+          <w:sz w:val="17"/>
+        </w:rPr>
+        <w:t>and </w:t>
       </w:r>
       <w:r>
         <w:rPr>
@@ -5825,7 +5601,7 @@
           <w:spacing w:val="1"/>
           <w:sz w:val="17"/>
         </w:rPr>
-        <w:t xml:space="preserve"> </w:t>
+        <w:t> </w:t>
       </w:r>
       <w:r>
         <w:rPr>
@@ -5845,7 +5621,7 @@
           <w:spacing w:val="-11"/>
           <w:sz w:val="17"/>
         </w:rPr>
-        <w:t xml:space="preserve"> </w:t>
+        <w:t> </w:t>
       </w:r>
       <w:r>
         <w:rPr>
@@ -5865,7 +5641,7 @@
           <w:spacing w:val="-10"/>
           <w:sz w:val="17"/>
         </w:rPr>
-        <w:t xml:space="preserve"> </w:t>
+        <w:t> </w:t>
       </w:r>
       <w:r>
         <w:rPr>
@@ -5885,7 +5661,7 @@
           <w:spacing w:val="-10"/>
           <w:sz w:val="17"/>
         </w:rPr>
-        <w:t xml:space="preserve"> </w:t>
+        <w:t> </w:t>
       </w:r>
       <w:r>
         <w:rPr>
@@ -5901,7 +5677,7 @@
           <w:spacing w:val="-8"/>
           <w:sz w:val="17"/>
         </w:rPr>
-        <w:t xml:space="preserve"> </w:t>
+        <w:t> </w:t>
       </w:r>
       <w:r>
         <w:rPr>
@@ -5921,7 +5697,7 @@
           <w:spacing w:val="-10"/>
           <w:sz w:val="17"/>
         </w:rPr>
-        <w:t xml:space="preserve"> </w:t>
+        <w:t> </w:t>
       </w:r>
       <w:r>
         <w:rPr>
@@ -5947,7 +5723,7 @@
           <w:spacing w:val="-9"/>
           <w:sz w:val="17"/>
         </w:rPr>
-        <w:t xml:space="preserve"> </w:t>
+        <w:t> </w:t>
       </w:r>
       <w:r>
         <w:rPr>
@@ -5966,7 +5742,7 @@
           <w:spacing w:val="-10"/>
           <w:sz w:val="17"/>
         </w:rPr>
-        <w:t xml:space="preserve"> </w:t>
+        <w:t> </w:t>
       </w:r>
       <w:r>
         <w:rPr>
@@ -5990,7 +5766,7 @@
           <w:spacing w:val="-10"/>
           <w:sz w:val="17"/>
         </w:rPr>
-        <w:t xml:space="preserve"> </w:t>
+        <w:t> </w:t>
       </w:r>
       <w:r>
         <w:rPr>
@@ -6005,7 +5781,7 @@
           <w:spacing w:val="-10"/>
           <w:sz w:val="17"/>
         </w:rPr>
-        <w:t xml:space="preserve"> </w:t>
+        <w:t> </w:t>
       </w:r>
       <w:r>
         <w:rPr>
@@ -6024,7 +5800,7 @@
           <w:spacing w:val="-10"/>
           <w:sz w:val="17"/>
         </w:rPr>
-        <w:t xml:space="preserve"> </w:t>
+        <w:t> </w:t>
       </w:r>
       <w:r>
         <w:rPr>
@@ -6043,7 +5819,7 @@
           <w:spacing w:val="-12"/>
           <w:sz w:val="17"/>
         </w:rPr>
-        <w:t xml:space="preserve"> </w:t>
+        <w:t> </w:t>
       </w:r>
       <w:r>
         <w:rPr>
@@ -6058,7 +5834,7 @@
           <w:spacing w:val="-9"/>
           <w:sz w:val="17"/>
         </w:rPr>
-        <w:t xml:space="preserve"> </w:t>
+        <w:t> </w:t>
       </w:r>
       <w:r>
         <w:rPr>
@@ -6073,7 +5849,7 @@
           <w:spacing w:val="-10"/>
           <w:sz w:val="17"/>
         </w:rPr>
-        <w:t xml:space="preserve"> </w:t>
+        <w:t> </w:t>
       </w:r>
       <w:r>
         <w:rPr>
@@ -6088,7 +5864,7 @@
           <w:spacing w:val="-10"/>
           <w:sz w:val="17"/>
         </w:rPr>
-        <w:t xml:space="preserve"> </w:t>
+        <w:t> </w:t>
       </w:r>
       <w:r>
         <w:rPr>
@@ -6103,7 +5879,7 @@
           <w:spacing w:val="-9"/>
           <w:sz w:val="17"/>
         </w:rPr>
-        <w:t xml:space="preserve"> </w:t>
+        <w:t> </w:t>
       </w:r>
       <w:r>
         <w:rPr>
@@ -6122,7 +5898,7 @@
           <w:spacing w:val="-10"/>
           <w:sz w:val="17"/>
         </w:rPr>
-        <w:t xml:space="preserve"> </w:t>
+        <w:t> </w:t>
       </w:r>
       <w:r>
         <w:rPr>
@@ -6137,27 +5913,16 @@
           <w:spacing w:val="-10"/>
           <w:sz w:val="17"/>
         </w:rPr>
-        <w:t xml:space="preserve"> </w:t>
-      </w:r>
-      <w:proofErr w:type="spellStart"/>
-      <w:r>
-        <w:rPr>
-          <w:rFonts w:ascii="Arial" w:hAnsi="Arial"/>
-          <w:b/>
-          <w:color w:val="0E0E0E"/>
-          <w:sz w:val="17"/>
-        </w:rPr>
-        <w:t>IaaC</w:t>
-      </w:r>
-      <w:proofErr w:type="spellEnd"/>
-      <w:r>
-        <w:rPr>
-          <w:rFonts w:ascii="Arial" w:hAnsi="Arial"/>
-          <w:b/>
-          <w:color w:val="0E0E0E"/>
-          <w:sz w:val="17"/>
-        </w:rPr>
-        <w:t>,</w:t>
+        <w:t> </w:t>
+      </w:r>
+      <w:r>
+        <w:rPr>
+          <w:rFonts w:ascii="Arial" w:hAnsi="Arial"/>
+          <w:b/>
+          <w:color w:val="0E0E0E"/>
+          <w:sz w:val="17"/>
+        </w:rPr>
+        <w:t>IaaC,</w:t>
       </w:r>
       <w:r>
         <w:rPr>
@@ -6167,7 +5932,7 @@
           <w:spacing w:val="1"/>
           <w:sz w:val="17"/>
         </w:rPr>
-        <w:t xml:space="preserve"> </w:t>
+        <w:t> </w:t>
       </w:r>
       <w:r>
         <w:rPr>
@@ -6184,7 +5949,7 @@
           <w:w w:val="105"/>
           <w:sz w:val="17"/>
         </w:rPr>
-        <w:t xml:space="preserve"> </w:t>
+        <w:t> </w:t>
       </w:r>
       <w:r>
         <w:rPr>
@@ -6201,7 +5966,7 @@
           <w:w w:val="105"/>
           <w:sz w:val="17"/>
         </w:rPr>
-        <w:t xml:space="preserve"> </w:t>
+        <w:t> </w:t>
       </w:r>
       <w:r>
         <w:rPr>
@@ -6218,7 +5983,7 @@
           <w:w w:val="105"/>
           <w:sz w:val="17"/>
         </w:rPr>
-        <w:t xml:space="preserve"> </w:t>
+        <w:t> </w:t>
       </w:r>
       <w:r>
         <w:rPr>
@@ -6235,7 +6000,7 @@
           <w:w w:val="105"/>
           <w:sz w:val="17"/>
         </w:rPr>
-        <w:t xml:space="preserve"> </w:t>
+        <w:t> </w:t>
       </w:r>
       <w:r>
         <w:rPr>
@@ -6256,7 +6021,7 @@
           <w:w w:val="105"/>
           <w:sz w:val="17"/>
         </w:rPr>
-        <w:t xml:space="preserve"> </w:t>
+        <w:t> </w:t>
       </w:r>
       <w:r>
         <w:rPr>
@@ -6273,7 +6038,7 @@
           <w:w w:val="105"/>
           <w:sz w:val="17"/>
         </w:rPr>
-        <w:t xml:space="preserve"> </w:t>
+        <w:t> </w:t>
       </w:r>
       <w:r>
         <w:rPr>
@@ -6290,7 +6055,7 @@
           <w:w w:val="105"/>
           <w:sz w:val="17"/>
         </w:rPr>
-        <w:t xml:space="preserve"> </w:t>
+        <w:t> </w:t>
       </w:r>
       <w:r>
         <w:rPr>
@@ -6307,7 +6072,7 @@
           <w:w w:val="105"/>
           <w:sz w:val="17"/>
         </w:rPr>
-        <w:t xml:space="preserve"> </w:t>
+        <w:t> </w:t>
       </w:r>
       <w:r>
         <w:rPr>
@@ -6324,7 +6089,7 @@
           <w:w w:val="105"/>
           <w:sz w:val="17"/>
         </w:rPr>
-        <w:t xml:space="preserve"> </w:t>
+        <w:t> </w:t>
       </w:r>
       <w:r>
         <w:rPr>
@@ -6341,7 +6106,7 @@
           <w:w w:val="105"/>
           <w:sz w:val="17"/>
         </w:rPr>
-        <w:t xml:space="preserve"> </w:t>
+        <w:t> </w:t>
       </w:r>
       <w:r>
         <w:rPr>
@@ -6358,7 +6123,7 @@
           <w:w w:val="105"/>
           <w:sz w:val="17"/>
         </w:rPr>
-        <w:t xml:space="preserve"> </w:t>
+        <w:t> </w:t>
       </w:r>
       <w:r>
         <w:rPr>
@@ -6372,12 +6137,13 @@
     <w:p>
       <w:pPr>
         <w:tabs>
-          <w:tab w:val="left" w:pos="5399"/>
-          <w:tab w:val="left" w:pos="7516"/>
-          <w:tab w:val="left" w:pos="9465"/>
+          <w:tab w:pos="5399" w:val="left" w:leader="none"/>
+          <w:tab w:pos="7516" w:val="left" w:leader="none"/>
+          <w:tab w:pos="9465" w:val="left" w:leader="none"/>
         </w:tabs>
         <w:spacing w:before="54"/>
-        <w:ind w:left="215"/>
+        <w:ind w:left="215" w:right="0" w:firstLine="0"/>
+        <w:jc w:val="left"/>
         <w:rPr>
           <w:rFonts w:ascii="Arial"/>
           <w:b/>
@@ -6400,7 +6166,7 @@
           <w:spacing w:val="-12"/>
           <w:sz w:val="20"/>
         </w:rPr>
-        <w:t xml:space="preserve"> </w:t>
+        <w:t> </w:t>
       </w:r>
       <w:r>
         <w:rPr>
@@ -6418,7 +6184,7 @@
           <w:spacing w:val="-11"/>
           <w:sz w:val="20"/>
         </w:rPr>
-        <w:t xml:space="preserve"> </w:t>
+        <w:t> </w:t>
       </w:r>
       <w:r>
         <w:rPr>
@@ -6428,14 +6194,6 @@
           <w:sz w:val="20"/>
         </w:rPr>
         <w:t>Fundamentals</w:t>
-      </w:r>
-      <w:r>
-        <w:rPr>
-          <w:rFonts w:ascii="Arial"/>
-          <w:b/>
-          <w:spacing w:val="-1"/>
-          <w:sz w:val="20"/>
-        </w:rPr>
         <w:tab/>
       </w:r>
       <w:hyperlink r:id="rId17">
@@ -6459,7 +6217,6 @@
         </w:rPr>
         <w:tab/>
       </w:r>
-      <w:proofErr w:type="gramStart"/>
       <w:r>
         <w:rPr>
           <w:rFonts w:ascii="Arial"/>
@@ -6475,7 +6232,7 @@
           <w:spacing w:val="-4"/>
           <w:sz w:val="20"/>
         </w:rPr>
-        <w:t xml:space="preserve"> </w:t>
+        <w:t> </w:t>
       </w:r>
       <w:r>
         <w:rPr>
@@ -6485,7 +6242,6 @@
         </w:rPr>
         <w:t>:</w:t>
       </w:r>
-      <w:proofErr w:type="gramEnd"/>
       <w:r>
         <w:rPr>
           <w:rFonts w:ascii="Arial"/>
@@ -6493,7 +6249,7 @@
           <w:spacing w:val="-2"/>
           <w:sz w:val="20"/>
         </w:rPr>
-        <w:t xml:space="preserve"> </w:t>
+        <w:t> </w:t>
       </w:r>
       <w:r>
         <w:rPr>
@@ -6503,14 +6259,6 @@
           <w:sz w:val="20"/>
         </w:rPr>
         <w:t>93.49%</w:t>
-      </w:r>
-      <w:r>
-        <w:rPr>
-          <w:rFonts w:ascii="Arial"/>
-          <w:b/>
-          <w:i/>
-          <w:sz w:val="20"/>
-        </w:rPr>
         <w:tab/>
       </w:r>
       <w:r>
@@ -6528,7 +6276,7 @@
           <w:spacing w:val="2"/>
           <w:sz w:val="20"/>
         </w:rPr>
-        <w:t xml:space="preserve"> </w:t>
+        <w:t> </w:t>
       </w:r>
       <w:r>
         <w:rPr>
@@ -6545,7 +6293,7 @@
           <w:spacing w:val="2"/>
           <w:sz w:val="20"/>
         </w:rPr>
-        <w:t xml:space="preserve"> </w:t>
+        <w:t> </w:t>
       </w:r>
       <w:r>
         <w:rPr>
@@ -6564,10 +6312,11 @@
           <w:numId w:val="1"/>
         </w:numPr>
         <w:tabs>
-          <w:tab w:val="left" w:pos="331"/>
+          <w:tab w:pos="331" w:val="left" w:leader="none"/>
         </w:tabs>
-        <w:spacing w:before="130" w:line="290" w:lineRule="auto"/>
+        <w:spacing w:line="290" w:lineRule="auto" w:before="130" w:after="0"/>
         <w:ind w:left="329" w:right="323" w:hanging="220"/>
+        <w:jc w:val="left"/>
         <w:rPr>
           <w:color w:val="1154CC"/>
           <w:sz w:val="17"/>
@@ -6584,7 +6333,7 @@
           <w:spacing w:val="2"/>
           <w:sz w:val="17"/>
         </w:rPr>
-        <w:t xml:space="preserve"> </w:t>
+        <w:t> </w:t>
       </w:r>
       <w:r>
         <w:rPr>
@@ -6597,7 +6346,7 @@
           <w:spacing w:val="2"/>
           <w:sz w:val="17"/>
         </w:rPr>
-        <w:t xml:space="preserve"> </w:t>
+        <w:t> </w:t>
       </w:r>
       <w:r>
         <w:rPr>
@@ -6610,7 +6359,7 @@
           <w:spacing w:val="2"/>
           <w:sz w:val="17"/>
         </w:rPr>
-        <w:t xml:space="preserve"> </w:t>
+        <w:t> </w:t>
       </w:r>
       <w:r>
         <w:rPr>
@@ -6623,7 +6372,7 @@
           <w:spacing w:val="2"/>
           <w:sz w:val="17"/>
         </w:rPr>
-        <w:t xml:space="preserve"> </w:t>
+        <w:t> </w:t>
       </w:r>
       <w:r>
         <w:rPr>
@@ -6636,7 +6385,7 @@
           <w:spacing w:val="2"/>
           <w:sz w:val="17"/>
         </w:rPr>
-        <w:t xml:space="preserve"> </w:t>
+        <w:t> </w:t>
       </w:r>
       <w:r>
         <w:rPr>
@@ -6649,7 +6398,7 @@
           <w:spacing w:val="2"/>
           <w:sz w:val="17"/>
         </w:rPr>
-        <w:t xml:space="preserve"> </w:t>
+        <w:t> </w:t>
       </w:r>
       <w:r>
         <w:rPr>
@@ -6662,7 +6411,7 @@
           <w:spacing w:val="2"/>
           <w:sz w:val="17"/>
         </w:rPr>
-        <w:t xml:space="preserve"> </w:t>
+        <w:t> </w:t>
       </w:r>
       <w:r>
         <w:rPr>
@@ -6675,7 +6424,7 @@
           <w:spacing w:val="2"/>
           <w:sz w:val="17"/>
         </w:rPr>
-        <w:t xml:space="preserve"> </w:t>
+        <w:t> </w:t>
       </w:r>
       <w:r>
         <w:rPr>
@@ -6688,7 +6437,7 @@
           <w:spacing w:val="2"/>
           <w:sz w:val="17"/>
         </w:rPr>
-        <w:t xml:space="preserve"> </w:t>
+        <w:t> </w:t>
       </w:r>
       <w:r>
         <w:rPr>
@@ -6701,7 +6450,7 @@
           <w:spacing w:val="2"/>
           <w:sz w:val="17"/>
         </w:rPr>
-        <w:t xml:space="preserve"> </w:t>
+        <w:t> </w:t>
       </w:r>
       <w:r>
         <w:rPr>
@@ -6714,7 +6463,7 @@
           <w:spacing w:val="2"/>
           <w:sz w:val="17"/>
         </w:rPr>
-        <w:t xml:space="preserve"> </w:t>
+        <w:t> </w:t>
       </w:r>
       <w:r>
         <w:rPr>
@@ -6727,7 +6476,7 @@
           <w:spacing w:val="2"/>
           <w:sz w:val="17"/>
         </w:rPr>
-        <w:t xml:space="preserve"> </w:t>
+        <w:t> </w:t>
       </w:r>
       <w:r>
         <w:rPr>
@@ -6740,7 +6489,7 @@
           <w:spacing w:val="2"/>
           <w:sz w:val="17"/>
         </w:rPr>
-        <w:t xml:space="preserve"> </w:t>
+        <w:t> </w:t>
       </w:r>
       <w:r>
         <w:rPr>
@@ -6753,7 +6502,7 @@
           <w:spacing w:val="2"/>
           <w:sz w:val="17"/>
         </w:rPr>
-        <w:t xml:space="preserve"> </w:t>
+        <w:t> </w:t>
       </w:r>
       <w:r>
         <w:rPr>
@@ -6766,7 +6515,7 @@
           <w:spacing w:val="2"/>
           <w:sz w:val="17"/>
         </w:rPr>
-        <w:t xml:space="preserve"> </w:t>
+        <w:t> </w:t>
       </w:r>
       <w:r>
         <w:rPr>
@@ -6779,22 +6528,20 @@
           <w:spacing w:val="2"/>
           <w:sz w:val="17"/>
         </w:rPr>
-        <w:t xml:space="preserve"> </w:t>
-      </w:r>
-      <w:proofErr w:type="spellStart"/>
+        <w:t> </w:t>
+      </w:r>
       <w:r>
         <w:rPr>
           <w:sz w:val="17"/>
         </w:rPr>
         <w:t>Powerpoint</w:t>
       </w:r>
-      <w:proofErr w:type="spellEnd"/>
       <w:r>
         <w:rPr>
           <w:spacing w:val="2"/>
           <w:sz w:val="17"/>
         </w:rPr>
-        <w:t xml:space="preserve"> </w:t>
+        <w:t> </w:t>
       </w:r>
       <w:r>
         <w:rPr>
@@ -6809,7 +6556,7 @@
           <w:spacing w:val="2"/>
           <w:sz w:val="17"/>
         </w:rPr>
-        <w:t xml:space="preserve"> </w:t>
+        <w:t> </w:t>
       </w:r>
       <w:r>
         <w:rPr>
@@ -6824,7 +6571,7 @@
           <w:spacing w:val="2"/>
           <w:sz w:val="17"/>
         </w:rPr>
-        <w:t xml:space="preserve"> </w:t>
+        <w:t> </w:t>
       </w:r>
       <w:r>
         <w:rPr>
@@ -6839,7 +6586,7 @@
           <w:spacing w:val="1"/>
           <w:sz w:val="17"/>
         </w:rPr>
-        <w:t xml:space="preserve"> </w:t>
+        <w:t> </w:t>
       </w:r>
       <w:r>
         <w:rPr>
@@ -6859,7 +6606,7 @@
           <w:spacing w:val="1"/>
           <w:sz w:val="17"/>
         </w:rPr>
-        <w:t xml:space="preserve"> </w:t>
+        <w:t> </w:t>
       </w:r>
       <w:r>
         <w:rPr>
@@ -6872,7 +6619,7 @@
           <w:spacing w:val="6"/>
           <w:sz w:val="17"/>
         </w:rPr>
-        <w:t xml:space="preserve"> </w:t>
+        <w:t> </w:t>
       </w:r>
       <w:r>
         <w:rPr>
@@ -6885,7 +6632,7 @@
           <w:spacing w:val="6"/>
           <w:sz w:val="17"/>
         </w:rPr>
-        <w:t xml:space="preserve"> </w:t>
+        <w:t> </w:t>
       </w:r>
       <w:r>
         <w:rPr>
@@ -6898,7 +6645,7 @@
           <w:spacing w:val="7"/>
           <w:sz w:val="17"/>
         </w:rPr>
-        <w:t xml:space="preserve"> </w:t>
+        <w:t> </w:t>
       </w:r>
       <w:r>
         <w:rPr>
@@ -6911,7 +6658,7 @@
           <w:spacing w:val="6"/>
           <w:sz w:val="17"/>
         </w:rPr>
-        <w:t xml:space="preserve"> </w:t>
+        <w:t> </w:t>
       </w:r>
       <w:r>
         <w:rPr>
@@ -6924,7 +6671,7 @@
           <w:spacing w:val="7"/>
           <w:sz w:val="17"/>
         </w:rPr>
-        <w:t xml:space="preserve"> </w:t>
+        <w:t> </w:t>
       </w:r>
       <w:r>
         <w:rPr>
@@ -6937,7 +6684,7 @@
           <w:spacing w:val="6"/>
           <w:sz w:val="17"/>
         </w:rPr>
-        <w:t xml:space="preserve"> </w:t>
+        <w:t> </w:t>
       </w:r>
       <w:r>
         <w:rPr>
@@ -6950,7 +6697,7 @@
           <w:spacing w:val="7"/>
           <w:sz w:val="17"/>
         </w:rPr>
-        <w:t xml:space="preserve"> </w:t>
+        <w:t> </w:t>
       </w:r>
       <w:r>
         <w:rPr>
@@ -6963,7 +6710,7 @@
           <w:spacing w:val="6"/>
           <w:sz w:val="17"/>
         </w:rPr>
-        <w:t xml:space="preserve"> </w:t>
+        <w:t> </w:t>
       </w:r>
       <w:r>
         <w:rPr>
@@ -6976,7 +6723,7 @@
           <w:spacing w:val="7"/>
           <w:sz w:val="17"/>
         </w:rPr>
-        <w:t xml:space="preserve"> </w:t>
+        <w:t> </w:t>
       </w:r>
       <w:r>
         <w:rPr>
@@ -6989,7 +6736,7 @@
           <w:spacing w:val="6"/>
           <w:sz w:val="17"/>
         </w:rPr>
-        <w:t xml:space="preserve"> </w:t>
+        <w:t> </w:t>
       </w:r>
       <w:r>
         <w:rPr>
@@ -7002,7 +6749,7 @@
           <w:spacing w:val="7"/>
           <w:sz w:val="17"/>
         </w:rPr>
-        <w:t xml:space="preserve"> </w:t>
+        <w:t> </w:t>
       </w:r>
       <w:r>
         <w:rPr>
@@ -7015,7 +6762,7 @@
           <w:spacing w:val="6"/>
           <w:sz w:val="17"/>
         </w:rPr>
-        <w:t xml:space="preserve"> </w:t>
+        <w:t> </w:t>
       </w:r>
       <w:r>
         <w:rPr>
@@ -7028,7 +6775,7 @@
           <w:spacing w:val="7"/>
           <w:sz w:val="17"/>
         </w:rPr>
-        <w:t xml:space="preserve"> </w:t>
+        <w:t> </w:t>
       </w:r>
       <w:r>
         <w:rPr>
@@ -7041,7 +6788,7 @@
           <w:spacing w:val="6"/>
           <w:sz w:val="17"/>
         </w:rPr>
-        <w:t xml:space="preserve"> </w:t>
+        <w:t> </w:t>
       </w:r>
       <w:r>
         <w:rPr>
@@ -7054,7 +6801,7 @@
           <w:spacing w:val="7"/>
           <w:sz w:val="17"/>
         </w:rPr>
-        <w:t xml:space="preserve"> </w:t>
+        <w:t> </w:t>
       </w:r>
       <w:r>
         <w:rPr>
@@ -7067,7 +6814,7 @@
           <w:spacing w:val="6"/>
           <w:sz w:val="17"/>
         </w:rPr>
-        <w:t xml:space="preserve"> </w:t>
+        <w:t> </w:t>
       </w:r>
       <w:r>
         <w:rPr>
@@ -7080,7 +6827,7 @@
           <w:spacing w:val="1"/>
           <w:sz w:val="17"/>
         </w:rPr>
-        <w:t xml:space="preserve"> </w:t>
+        <w:t> </w:t>
       </w:r>
       <w:r>
         <w:rPr>
@@ -7095,7 +6842,7 @@
           <w:w w:val="105"/>
           <w:sz w:val="17"/>
         </w:rPr>
-        <w:t xml:space="preserve"> </w:t>
+        <w:t> </w:t>
       </w:r>
       <w:r>
         <w:rPr>
@@ -7110,7 +6857,7 @@
           <w:w w:val="105"/>
           <w:sz w:val="17"/>
         </w:rPr>
-        <w:t xml:space="preserve"> </w:t>
+        <w:t> </w:t>
       </w:r>
       <w:r>
         <w:rPr>
@@ -7125,7 +6872,7 @@
           <w:w w:val="105"/>
           <w:sz w:val="17"/>
         </w:rPr>
-        <w:t xml:space="preserve"> </w:t>
+        <w:t> </w:t>
       </w:r>
       <w:r>
         <w:rPr>
@@ -7140,7 +6887,7 @@
           <w:w w:val="105"/>
           <w:sz w:val="17"/>
         </w:rPr>
-        <w:t xml:space="preserve"> </w:t>
+        <w:t> </w:t>
       </w:r>
       <w:r>
         <w:rPr>
@@ -7155,7 +6902,7 @@
           <w:w w:val="105"/>
           <w:sz w:val="17"/>
         </w:rPr>
-        <w:t xml:space="preserve"> </w:t>
+        <w:t> </w:t>
       </w:r>
       <w:r>
         <w:rPr>
@@ -7170,7 +6917,7 @@
           <w:w w:val="105"/>
           <w:sz w:val="17"/>
         </w:rPr>
-        <w:t xml:space="preserve"> </w:t>
+        <w:t> </w:t>
       </w:r>
       <w:r>
         <w:rPr>
@@ -7185,7 +6932,7 @@
           <w:w w:val="105"/>
           <w:sz w:val="17"/>
         </w:rPr>
-        <w:t xml:space="preserve"> </w:t>
+        <w:t> </w:t>
       </w:r>
       <w:r>
         <w:rPr>
@@ -7200,7 +6947,7 @@
           <w:w w:val="105"/>
           <w:sz w:val="17"/>
         </w:rPr>
-        <w:t xml:space="preserve"> </w:t>
+        <w:t> </w:t>
       </w:r>
       <w:r>
         <w:rPr>
@@ -7215,7 +6962,7 @@
           <w:w w:val="105"/>
           <w:sz w:val="17"/>
         </w:rPr>
-        <w:t xml:space="preserve"> </w:t>
+        <w:t> </w:t>
       </w:r>
       <w:r>
         <w:rPr>
@@ -7230,7 +6977,7 @@
           <w:w w:val="105"/>
           <w:sz w:val="17"/>
         </w:rPr>
-        <w:t xml:space="preserve"> </w:t>
+        <w:t> </w:t>
       </w:r>
       <w:r>
         <w:rPr>
@@ -7245,7 +6992,7 @@
           <w:w w:val="105"/>
           <w:sz w:val="17"/>
         </w:rPr>
-        <w:t xml:space="preserve"> </w:t>
+        <w:t> </w:t>
       </w:r>
       <w:r>
         <w:rPr>
@@ -7260,7 +7007,7 @@
           <w:w w:val="105"/>
           <w:sz w:val="17"/>
         </w:rPr>
-        <w:t xml:space="preserve"> </w:t>
+        <w:t> </w:t>
       </w:r>
       <w:r>
         <w:rPr>
@@ -7275,7 +7022,7 @@
           <w:w w:val="105"/>
           <w:sz w:val="17"/>
         </w:rPr>
-        <w:t xml:space="preserve"> </w:t>
+        <w:t> </w:t>
       </w:r>
       <w:r>
         <w:rPr>
@@ -7288,12 +7035,13 @@
     <w:p>
       <w:pPr>
         <w:tabs>
-          <w:tab w:val="left" w:pos="4747"/>
-          <w:tab w:val="left" w:pos="7512"/>
-          <w:tab w:val="left" w:pos="9570"/>
+          <w:tab w:pos="4747" w:val="left" w:leader="none"/>
+          <w:tab w:pos="7512" w:val="left" w:leader="none"/>
+          <w:tab w:pos="9570" w:val="left" w:leader="none"/>
         </w:tabs>
-        <w:spacing w:before="51"/>
-        <w:ind w:left="215"/>
+        <w:spacing w:before="50"/>
+        <w:ind w:left="215" w:right="0" w:firstLine="0"/>
+        <w:jc w:val="left"/>
         <w:rPr>
           <w:rFonts w:ascii="Arial"/>
           <w:b/>
@@ -7315,7 +7063,7 @@
           <w:spacing w:val="-6"/>
           <w:sz w:val="20"/>
         </w:rPr>
-        <w:t xml:space="preserve"> </w:t>
+        <w:t> </w:t>
       </w:r>
       <w:r>
         <w:rPr>
@@ -7324,13 +7072,6 @@
           <w:sz w:val="20"/>
         </w:rPr>
         <w:t>Design</w:t>
-      </w:r>
-      <w:r>
-        <w:rPr>
-          <w:rFonts w:ascii="Arial"/>
-          <w:b/>
-          <w:sz w:val="20"/>
-        </w:rPr>
         <w:tab/>
       </w:r>
       <w:hyperlink r:id="rId18">
@@ -7355,7 +7096,7 @@
             <w:sz w:val="20"/>
             <w:u w:val="thick" w:color="1154CC"/>
           </w:rPr>
-          <w:t xml:space="preserve"> </w:t>
+          <w:t> </w:t>
         </w:r>
         <w:r>
           <w:rPr>
@@ -7378,7 +7119,7 @@
             <w:sz w:val="20"/>
             <w:u w:val="thick" w:color="1154CC"/>
           </w:rPr>
-          <w:t xml:space="preserve"> </w:t>
+          <w:t> </w:t>
         </w:r>
         <w:r>
           <w:rPr>
@@ -7402,7 +7143,6 @@
         </w:rPr>
         <w:tab/>
       </w:r>
-      <w:proofErr w:type="gramStart"/>
       <w:r>
         <w:rPr>
           <w:rFonts w:ascii="Arial"/>
@@ -7418,7 +7158,7 @@
           <w:spacing w:val="-4"/>
           <w:sz w:val="20"/>
         </w:rPr>
-        <w:t xml:space="preserve"> </w:t>
+        <w:t> </w:t>
       </w:r>
       <w:r>
         <w:rPr>
@@ -7428,7 +7168,6 @@
         </w:rPr>
         <w:t>:</w:t>
       </w:r>
-      <w:proofErr w:type="gramEnd"/>
       <w:r>
         <w:rPr>
           <w:rFonts w:ascii="Arial"/>
@@ -7436,7 +7175,7 @@
           <w:spacing w:val="-3"/>
           <w:sz w:val="20"/>
         </w:rPr>
-        <w:t xml:space="preserve"> </w:t>
+        <w:t> </w:t>
       </w:r>
       <w:r>
         <w:rPr>
@@ -7446,14 +7185,6 @@
           <w:sz w:val="20"/>
         </w:rPr>
         <w:t>98.14%</w:t>
-      </w:r>
-      <w:r>
-        <w:rPr>
-          <w:rFonts w:ascii="Arial"/>
-          <w:b/>
-          <w:i/>
-          <w:sz w:val="20"/>
-        </w:rPr>
         <w:tab/>
       </w:r>
       <w:r>
@@ -7473,10 +7204,11 @@
           <w:numId w:val="1"/>
         </w:numPr>
         <w:tabs>
-          <w:tab w:val="left" w:pos="331"/>
+          <w:tab w:pos="331" w:val="left" w:leader="none"/>
         </w:tabs>
-        <w:spacing w:before="130" w:line="290" w:lineRule="auto"/>
+        <w:spacing w:line="290" w:lineRule="auto" w:before="131" w:after="0"/>
         <w:ind w:left="329" w:right="232" w:hanging="220"/>
+        <w:jc w:val="left"/>
         <w:rPr>
           <w:color w:val="1154CC"/>
           <w:sz w:val="17"/>
@@ -7495,7 +7227,7 @@
           <w:spacing w:val="2"/>
           <w:sz w:val="17"/>
         </w:rPr>
-        <w:t xml:space="preserve"> </w:t>
+        <w:t> </w:t>
       </w:r>
       <w:r>
         <w:rPr>
@@ -7510,7 +7242,7 @@
           <w:spacing w:val="3"/>
           <w:sz w:val="17"/>
         </w:rPr>
-        <w:t xml:space="preserve"> </w:t>
+        <w:t> </w:t>
       </w:r>
       <w:r>
         <w:rPr>
@@ -7525,7 +7257,7 @@
           <w:spacing w:val="2"/>
           <w:sz w:val="17"/>
         </w:rPr>
-        <w:t xml:space="preserve"> </w:t>
+        <w:t> </w:t>
       </w:r>
       <w:r>
         <w:rPr>
@@ -7540,7 +7272,7 @@
           <w:spacing w:val="3"/>
           <w:sz w:val="17"/>
         </w:rPr>
-        <w:t xml:space="preserve"> </w:t>
+        <w:t> </w:t>
       </w:r>
       <w:r>
         <w:rPr>
@@ -7555,7 +7287,7 @@
           <w:spacing w:val="3"/>
           <w:sz w:val="17"/>
         </w:rPr>
-        <w:t xml:space="preserve"> </w:t>
+        <w:t> </w:t>
       </w:r>
       <w:r>
         <w:rPr>
@@ -7570,7 +7302,7 @@
           <w:spacing w:val="2"/>
           <w:sz w:val="17"/>
         </w:rPr>
-        <w:t xml:space="preserve"> </w:t>
+        <w:t> </w:t>
       </w:r>
       <w:r>
         <w:rPr>
@@ -7585,7 +7317,7 @@
           <w:spacing w:val="3"/>
           <w:sz w:val="17"/>
         </w:rPr>
-        <w:t xml:space="preserve"> </w:t>
+        <w:t> </w:t>
       </w:r>
       <w:r>
         <w:rPr>
@@ -7600,7 +7332,7 @@
           <w:spacing w:val="3"/>
           <w:sz w:val="17"/>
         </w:rPr>
-        <w:t xml:space="preserve"> </w:t>
+        <w:t> </w:t>
       </w:r>
       <w:r>
         <w:rPr>
@@ -7615,7 +7347,7 @@
           <w:spacing w:val="2"/>
           <w:sz w:val="17"/>
         </w:rPr>
-        <w:t xml:space="preserve"> </w:t>
+        <w:t> </w:t>
       </w:r>
       <w:r>
         <w:rPr>
@@ -7630,7 +7362,7 @@
           <w:spacing w:val="3"/>
           <w:sz w:val="17"/>
         </w:rPr>
-        <w:t xml:space="preserve"> </w:t>
+        <w:t> </w:t>
       </w:r>
       <w:r>
         <w:rPr>
@@ -7645,7 +7377,7 @@
           <w:spacing w:val="3"/>
           <w:sz w:val="17"/>
         </w:rPr>
-        <w:t xml:space="preserve"> </w:t>
+        <w:t> </w:t>
       </w:r>
       <w:r>
         <w:rPr>
@@ -7660,7 +7392,7 @@
           <w:spacing w:val="2"/>
           <w:sz w:val="17"/>
         </w:rPr>
-        <w:t xml:space="preserve"> </w:t>
+        <w:t> </w:t>
       </w:r>
       <w:r>
         <w:rPr>
@@ -7675,7 +7407,7 @@
           <w:spacing w:val="3"/>
           <w:sz w:val="17"/>
         </w:rPr>
-        <w:t xml:space="preserve"> </w:t>
+        <w:t> </w:t>
       </w:r>
       <w:r>
         <w:rPr>
@@ -7690,7 +7422,7 @@
           <w:spacing w:val="3"/>
           <w:sz w:val="17"/>
         </w:rPr>
-        <w:t xml:space="preserve"> </w:t>
+        <w:t> </w:t>
       </w:r>
       <w:r>
         <w:rPr>
@@ -7705,7 +7437,7 @@
           <w:spacing w:val="2"/>
           <w:sz w:val="17"/>
         </w:rPr>
-        <w:t xml:space="preserve"> </w:t>
+        <w:t> </w:t>
       </w:r>
       <w:r>
         <w:rPr>
@@ -7720,7 +7452,7 @@
           <w:spacing w:val="3"/>
           <w:sz w:val="17"/>
         </w:rPr>
-        <w:t xml:space="preserve"> </w:t>
+        <w:t> </w:t>
       </w:r>
       <w:r>
         <w:rPr>
@@ -7735,7 +7467,7 @@
           <w:spacing w:val="2"/>
           <w:sz w:val="17"/>
         </w:rPr>
-        <w:t xml:space="preserve"> </w:t>
+        <w:t> </w:t>
       </w:r>
       <w:r>
         <w:rPr>
@@ -7750,7 +7482,7 @@
           <w:spacing w:val="3"/>
           <w:sz w:val="17"/>
         </w:rPr>
-        <w:t xml:space="preserve"> </w:t>
+        <w:t> </w:t>
       </w:r>
       <w:r>
         <w:rPr>
@@ -7765,7 +7497,7 @@
           <w:spacing w:val="1"/>
           <w:sz w:val="17"/>
         </w:rPr>
-        <w:t xml:space="preserve"> </w:t>
+        <w:t> </w:t>
       </w:r>
       <w:r>
         <w:rPr>
@@ -7780,7 +7512,7 @@
           <w:spacing w:val="1"/>
           <w:sz w:val="17"/>
         </w:rPr>
-        <w:t xml:space="preserve"> </w:t>
+        <w:t> </w:t>
       </w:r>
       <w:r>
         <w:rPr>
@@ -7795,7 +7527,7 @@
           <w:spacing w:val="-5"/>
           <w:sz w:val="17"/>
         </w:rPr>
-        <w:t xml:space="preserve"> </w:t>
+        <w:t> </w:t>
       </w:r>
       <w:r>
         <w:rPr>
@@ -7810,7 +7542,7 @@
           <w:spacing w:val="-4"/>
           <w:sz w:val="17"/>
         </w:rPr>
-        <w:t xml:space="preserve"> </w:t>
+        <w:t> </w:t>
       </w:r>
       <w:r>
         <w:rPr>
@@ -7825,7 +7557,7 @@
           <w:spacing w:val="-5"/>
           <w:sz w:val="17"/>
         </w:rPr>
-        <w:t xml:space="preserve"> </w:t>
+        <w:t> </w:t>
       </w:r>
       <w:r>
         <w:rPr>
@@ -7840,7 +7572,7 @@
           <w:spacing w:val="-4"/>
           <w:sz w:val="17"/>
         </w:rPr>
-        <w:t xml:space="preserve"> </w:t>
+        <w:t> </w:t>
       </w:r>
       <w:r>
         <w:rPr>
@@ -7855,7 +7587,7 @@
           <w:spacing w:val="-5"/>
           <w:sz w:val="17"/>
         </w:rPr>
-        <w:t xml:space="preserve"> </w:t>
+        <w:t> </w:t>
       </w:r>
       <w:r>
         <w:rPr>
@@ -7870,7 +7602,7 @@
           <w:spacing w:val="-4"/>
           <w:sz w:val="17"/>
         </w:rPr>
-        <w:t xml:space="preserve"> </w:t>
+        <w:t> </w:t>
       </w:r>
       <w:r>
         <w:rPr>
@@ -7885,7 +7617,7 @@
           <w:spacing w:val="-4"/>
           <w:sz w:val="17"/>
         </w:rPr>
-        <w:t xml:space="preserve"> </w:t>
+        <w:t> </w:t>
       </w:r>
       <w:r>
         <w:rPr>
@@ -7900,7 +7632,7 @@
           <w:spacing w:val="-5"/>
           <w:sz w:val="17"/>
         </w:rPr>
-        <w:t xml:space="preserve"> </w:t>
+        <w:t> </w:t>
       </w:r>
       <w:r>
         <w:rPr>
@@ -7915,7 +7647,7 @@
           <w:spacing w:val="-4"/>
           <w:sz w:val="17"/>
         </w:rPr>
-        <w:t xml:space="preserve"> </w:t>
+        <w:t> </w:t>
       </w:r>
       <w:r>
         <w:rPr>
@@ -7930,7 +7662,7 @@
           <w:spacing w:val="-5"/>
           <w:sz w:val="17"/>
         </w:rPr>
-        <w:t xml:space="preserve"> </w:t>
+        <w:t> </w:t>
       </w:r>
       <w:r>
         <w:rPr>
@@ -7945,7 +7677,7 @@
           <w:spacing w:val="-4"/>
           <w:sz w:val="17"/>
         </w:rPr>
-        <w:t xml:space="preserve"> </w:t>
+        <w:t> </w:t>
       </w:r>
       <w:r>
         <w:rPr>
@@ -7960,7 +7692,7 @@
           <w:spacing w:val="-4"/>
           <w:sz w:val="17"/>
         </w:rPr>
-        <w:t xml:space="preserve"> </w:t>
+        <w:t> </w:t>
       </w:r>
       <w:r>
         <w:rPr>
@@ -7975,7 +7707,7 @@
           <w:spacing w:val="-5"/>
           <w:sz w:val="17"/>
         </w:rPr>
-        <w:t xml:space="preserve"> </w:t>
+        <w:t> </w:t>
       </w:r>
       <w:r>
         <w:rPr>
@@ -7990,7 +7722,7 @@
           <w:spacing w:val="-4"/>
           <w:sz w:val="17"/>
         </w:rPr>
-        <w:t xml:space="preserve"> </w:t>
+        <w:t> </w:t>
       </w:r>
       <w:r>
         <w:rPr>
@@ -8005,7 +7737,7 @@
           <w:spacing w:val="-5"/>
           <w:sz w:val="17"/>
         </w:rPr>
-        <w:t xml:space="preserve"> </w:t>
+        <w:t> </w:t>
       </w:r>
       <w:r>
         <w:rPr>
@@ -8020,7 +7752,7 @@
           <w:spacing w:val="-4"/>
           <w:sz w:val="17"/>
         </w:rPr>
-        <w:t xml:space="preserve"> </w:t>
+        <w:t> </w:t>
       </w:r>
       <w:r>
         <w:rPr>
@@ -8035,7 +7767,7 @@
           <w:spacing w:val="-4"/>
           <w:sz w:val="17"/>
         </w:rPr>
-        <w:t xml:space="preserve"> </w:t>
+        <w:t> </w:t>
       </w:r>
       <w:r>
         <w:rPr>
@@ -8050,7 +7782,7 @@
           <w:spacing w:val="-5"/>
           <w:sz w:val="17"/>
         </w:rPr>
-        <w:t xml:space="preserve"> </w:t>
+        <w:t> </w:t>
       </w:r>
       <w:r>
         <w:rPr>
@@ -8063,12 +7795,13 @@
     <w:p>
       <w:pPr>
         <w:tabs>
-          <w:tab w:val="left" w:pos="5587"/>
-          <w:tab w:val="left" w:pos="7557"/>
-          <w:tab w:val="left" w:pos="9432"/>
+          <w:tab w:pos="5587" w:val="left" w:leader="none"/>
+          <w:tab w:pos="7557" w:val="left" w:leader="none"/>
+          <w:tab w:pos="9432" w:val="left" w:leader="none"/>
         </w:tabs>
         <w:spacing w:before="51"/>
-        <w:ind w:left="215"/>
+        <w:ind w:left="215" w:right="0" w:firstLine="0"/>
+        <w:jc w:val="left"/>
         <w:rPr>
           <w:rFonts w:ascii="Arial"/>
           <w:b/>
@@ -8090,7 +7823,7 @@
           <w:spacing w:val="-11"/>
           <w:sz w:val="20"/>
         </w:rPr>
-        <w:t xml:space="preserve"> </w:t>
+        <w:t> </w:t>
       </w:r>
       <w:r>
         <w:rPr>
@@ -8107,7 +7840,7 @@
           <w:spacing w:val="-11"/>
           <w:sz w:val="20"/>
         </w:rPr>
-        <w:t xml:space="preserve"> </w:t>
+        <w:t> </w:t>
       </w:r>
       <w:r>
         <w:rPr>
@@ -8116,13 +7849,6 @@
           <w:sz w:val="20"/>
         </w:rPr>
         <w:t>Support</w:t>
-      </w:r>
-      <w:r>
-        <w:rPr>
-          <w:rFonts w:ascii="Arial"/>
-          <w:b/>
-          <w:sz w:val="20"/>
-        </w:rPr>
         <w:tab/>
       </w:r>
       <w:hyperlink r:id="rId19">
@@ -8146,7 +7872,6 @@
         </w:rPr>
         <w:tab/>
       </w:r>
-      <w:proofErr w:type="gramStart"/>
       <w:r>
         <w:rPr>
           <w:rFonts w:ascii="Arial"/>
@@ -8162,7 +7887,7 @@
           <w:spacing w:val="-4"/>
           <w:sz w:val="20"/>
         </w:rPr>
-        <w:t xml:space="preserve"> </w:t>
+        <w:t> </w:t>
       </w:r>
       <w:r>
         <w:rPr>
@@ -8172,7 +7897,6 @@
         </w:rPr>
         <w:t>:</w:t>
       </w:r>
-      <w:proofErr w:type="gramEnd"/>
       <w:r>
         <w:rPr>
           <w:rFonts w:ascii="Arial"/>
@@ -8180,7 +7904,7 @@
           <w:spacing w:val="-2"/>
           <w:sz w:val="20"/>
         </w:rPr>
-        <w:t xml:space="preserve"> </w:t>
+        <w:t> </w:t>
       </w:r>
       <w:r>
         <w:rPr>
@@ -8190,14 +7914,6 @@
           <w:sz w:val="20"/>
         </w:rPr>
         <w:t>98.10%</w:t>
-      </w:r>
-      <w:r>
-        <w:rPr>
-          <w:rFonts w:ascii="Arial"/>
-          <w:b/>
-          <w:i/>
-          <w:sz w:val="20"/>
-        </w:rPr>
         <w:tab/>
       </w:r>
       <w:r>
@@ -8215,7 +7931,7 @@
           <w:spacing w:val="4"/>
           <w:sz w:val="20"/>
         </w:rPr>
-        <w:t xml:space="preserve"> </w:t>
+        <w:t> </w:t>
       </w:r>
       <w:r>
         <w:rPr>
@@ -8232,7 +7948,7 @@
           <w:spacing w:val="4"/>
           <w:sz w:val="20"/>
         </w:rPr>
-        <w:t xml:space="preserve"> </w:t>
+        <w:t> </w:t>
       </w:r>
       <w:r>
         <w:rPr>
@@ -8251,10 +7967,11 @@
           <w:numId w:val="1"/>
         </w:numPr>
         <w:tabs>
-          <w:tab w:val="left" w:pos="331"/>
+          <w:tab w:pos="331" w:val="left" w:leader="none"/>
         </w:tabs>
-        <w:spacing w:before="131" w:line="290" w:lineRule="auto"/>
+        <w:spacing w:line="290" w:lineRule="auto" w:before="131" w:after="0"/>
         <w:ind w:left="329" w:right="253" w:hanging="220"/>
+        <w:jc w:val="left"/>
         <w:rPr>
           <w:color w:val="1154CC"/>
           <w:sz w:val="17"/>
@@ -8273,7 +7990,7 @@
           <w:spacing w:val="1"/>
           <w:sz w:val="17"/>
         </w:rPr>
-        <w:t xml:space="preserve"> </w:t>
+        <w:t> </w:t>
       </w:r>
       <w:r>
         <w:rPr>
@@ -8288,7 +8005,7 @@
           <w:spacing w:val="1"/>
           <w:sz w:val="17"/>
         </w:rPr>
-        <w:t xml:space="preserve"> </w:t>
+        <w:t> </w:t>
       </w:r>
       <w:r>
         <w:rPr>
@@ -8303,7 +8020,7 @@
           <w:spacing w:val="2"/>
           <w:sz w:val="17"/>
         </w:rPr>
-        <w:t xml:space="preserve"> </w:t>
+        <w:t> </w:t>
       </w:r>
       <w:r>
         <w:rPr>
@@ -8318,7 +8035,7 @@
           <w:spacing w:val="1"/>
           <w:sz w:val="17"/>
         </w:rPr>
-        <w:t xml:space="preserve"> </w:t>
+        <w:t> </w:t>
       </w:r>
       <w:r>
         <w:rPr>
@@ -8333,7 +8050,7 @@
           <w:spacing w:val="1"/>
           <w:sz w:val="17"/>
         </w:rPr>
-        <w:t xml:space="preserve"> </w:t>
+        <w:t> </w:t>
       </w:r>
       <w:r>
         <w:rPr>
@@ -8348,7 +8065,7 @@
           <w:spacing w:val="2"/>
           <w:sz w:val="17"/>
         </w:rPr>
-        <w:t xml:space="preserve"> </w:t>
+        <w:t> </w:t>
       </w:r>
       <w:r>
         <w:rPr>
@@ -8363,7 +8080,7 @@
           <w:spacing w:val="1"/>
           <w:sz w:val="17"/>
         </w:rPr>
-        <w:t xml:space="preserve"> </w:t>
+        <w:t> </w:t>
       </w:r>
       <w:r>
         <w:rPr>
@@ -8378,7 +8095,7 @@
           <w:spacing w:val="2"/>
           <w:sz w:val="17"/>
         </w:rPr>
-        <w:t xml:space="preserve"> </w:t>
+        <w:t> </w:t>
       </w:r>
       <w:r>
         <w:rPr>
@@ -8393,7 +8110,7 @@
           <w:spacing w:val="1"/>
           <w:sz w:val="17"/>
         </w:rPr>
-        <w:t xml:space="preserve"> </w:t>
+        <w:t> </w:t>
       </w:r>
       <w:r>
         <w:rPr>
@@ -8408,7 +8125,7 @@
           <w:spacing w:val="1"/>
           <w:sz w:val="17"/>
         </w:rPr>
-        <w:t xml:space="preserve"> </w:t>
+        <w:t> </w:t>
       </w:r>
       <w:r>
         <w:rPr>
@@ -8423,7 +8140,7 @@
           <w:spacing w:val="2"/>
           <w:sz w:val="17"/>
         </w:rPr>
-        <w:t xml:space="preserve"> </w:t>
+        <w:t> </w:t>
       </w:r>
       <w:r>
         <w:rPr>
@@ -8438,7 +8155,7 @@
           <w:spacing w:val="1"/>
           <w:sz w:val="17"/>
         </w:rPr>
-        <w:t xml:space="preserve"> </w:t>
+        <w:t> </w:t>
       </w:r>
       <w:r>
         <w:rPr>
@@ -8453,7 +8170,7 @@
           <w:spacing w:val="2"/>
           <w:sz w:val="17"/>
         </w:rPr>
-        <w:t xml:space="preserve"> </w:t>
+        <w:t> </w:t>
       </w:r>
       <w:r>
         <w:rPr>
@@ -8468,7 +8185,7 @@
           <w:spacing w:val="1"/>
           <w:sz w:val="17"/>
         </w:rPr>
-        <w:t xml:space="preserve"> </w:t>
+        <w:t> </w:t>
       </w:r>
       <w:r>
         <w:rPr>
@@ -8483,7 +8200,7 @@
           <w:spacing w:val="1"/>
           <w:sz w:val="17"/>
         </w:rPr>
-        <w:t xml:space="preserve"> </w:t>
+        <w:t> </w:t>
       </w:r>
       <w:r>
         <w:rPr>
@@ -8498,7 +8215,7 @@
           <w:spacing w:val="2"/>
           <w:sz w:val="17"/>
         </w:rPr>
-        <w:t xml:space="preserve"> </w:t>
+        <w:t> </w:t>
       </w:r>
       <w:r>
         <w:rPr>
@@ -8513,7 +8230,7 @@
           <w:spacing w:val="1"/>
           <w:sz w:val="17"/>
         </w:rPr>
-        <w:t xml:space="preserve"> </w:t>
+        <w:t> </w:t>
       </w:r>
       <w:r>
         <w:rPr>
@@ -8528,7 +8245,7 @@
           <w:spacing w:val="1"/>
           <w:sz w:val="17"/>
         </w:rPr>
-        <w:t xml:space="preserve"> </w:t>
+        <w:t> </w:t>
       </w:r>
       <w:r>
         <w:rPr>
@@ -8543,7 +8260,7 @@
           <w:spacing w:val="2"/>
           <w:sz w:val="17"/>
         </w:rPr>
-        <w:t xml:space="preserve"> </w:t>
+        <w:t> </w:t>
       </w:r>
       <w:r>
         <w:rPr>
@@ -8558,7 +8275,7 @@
           <w:spacing w:val="3"/>
           <w:sz w:val="17"/>
         </w:rPr>
-        <w:t xml:space="preserve"> </w:t>
+        <w:t> </w:t>
       </w:r>
       <w:r>
         <w:rPr>
@@ -8573,7 +8290,7 @@
           <w:spacing w:val="2"/>
           <w:sz w:val="17"/>
         </w:rPr>
-        <w:t xml:space="preserve"> </w:t>
+        <w:t> </w:t>
       </w:r>
       <w:r>
         <w:rPr>
@@ -8588,7 +8305,7 @@
           <w:spacing w:val="3"/>
           <w:sz w:val="17"/>
         </w:rPr>
-        <w:t xml:space="preserve"> </w:t>
+        <w:t> </w:t>
       </w:r>
       <w:r>
         <w:rPr>
@@ -8603,7 +8320,7 @@
           <w:spacing w:val="2"/>
           <w:sz w:val="17"/>
         </w:rPr>
-        <w:t xml:space="preserve"> </w:t>
+        <w:t> </w:t>
       </w:r>
       <w:r>
         <w:rPr>
@@ -8618,7 +8335,7 @@
           <w:spacing w:val="3"/>
           <w:sz w:val="17"/>
         </w:rPr>
-        <w:t xml:space="preserve"> </w:t>
+        <w:t> </w:t>
       </w:r>
       <w:r>
         <w:rPr>
@@ -8633,7 +8350,7 @@
           <w:spacing w:val="2"/>
           <w:sz w:val="17"/>
         </w:rPr>
-        <w:t xml:space="preserve"> </w:t>
+        <w:t> </w:t>
       </w:r>
       <w:r>
         <w:rPr>
@@ -8648,7 +8365,7 @@
           <w:spacing w:val="3"/>
           <w:sz w:val="17"/>
         </w:rPr>
-        <w:t xml:space="preserve"> </w:t>
+        <w:t> </w:t>
       </w:r>
       <w:r>
         <w:rPr>
@@ -8663,7 +8380,7 @@
           <w:spacing w:val="2"/>
           <w:sz w:val="17"/>
         </w:rPr>
-        <w:t xml:space="preserve"> </w:t>
+        <w:t> </w:t>
       </w:r>
       <w:r>
         <w:rPr>
@@ -8678,7 +8395,7 @@
           <w:spacing w:val="3"/>
           <w:sz w:val="17"/>
         </w:rPr>
-        <w:t xml:space="preserve"> </w:t>
+        <w:t> </w:t>
       </w:r>
       <w:r>
         <w:rPr>
@@ -8693,7 +8410,7 @@
           <w:spacing w:val="3"/>
           <w:sz w:val="17"/>
         </w:rPr>
-        <w:t xml:space="preserve"> </w:t>
+        <w:t> </w:t>
       </w:r>
       <w:r>
         <w:rPr>
@@ -8708,7 +8425,7 @@
           <w:spacing w:val="2"/>
           <w:sz w:val="17"/>
         </w:rPr>
-        <w:t xml:space="preserve"> </w:t>
+        <w:t> </w:t>
       </w:r>
       <w:r>
         <w:rPr>
@@ -8723,7 +8440,7 @@
           <w:spacing w:val="3"/>
           <w:sz w:val="17"/>
         </w:rPr>
-        <w:t xml:space="preserve"> </w:t>
+        <w:t> </w:t>
       </w:r>
       <w:r>
         <w:rPr>
@@ -8738,7 +8455,7 @@
           <w:spacing w:val="2"/>
           <w:sz w:val="17"/>
         </w:rPr>
-        <w:t xml:space="preserve"> </w:t>
+        <w:t> </w:t>
       </w:r>
       <w:r>
         <w:rPr>
@@ -8753,7 +8470,7 @@
           <w:spacing w:val="3"/>
           <w:sz w:val="17"/>
         </w:rPr>
-        <w:t xml:space="preserve"> </w:t>
+        <w:t> </w:t>
       </w:r>
       <w:r>
         <w:rPr>
@@ -8768,7 +8485,7 @@
           <w:spacing w:val="1"/>
           <w:sz w:val="17"/>
         </w:rPr>
-        <w:t xml:space="preserve"> </w:t>
+        <w:t> </w:t>
       </w:r>
       <w:r>
         <w:rPr>
@@ -8783,7 +8500,7 @@
           <w:spacing w:val="-3"/>
           <w:sz w:val="17"/>
         </w:rPr>
-        <w:t xml:space="preserve"> </w:t>
+        <w:t> </w:t>
       </w:r>
       <w:r>
         <w:rPr>
@@ -8798,7 +8515,7 @@
           <w:spacing w:val="-2"/>
           <w:sz w:val="17"/>
         </w:rPr>
-        <w:t xml:space="preserve"> </w:t>
+        <w:t> </w:t>
       </w:r>
       <w:r>
         <w:rPr>
@@ -8813,7 +8530,7 @@
           <w:spacing w:val="-2"/>
           <w:sz w:val="17"/>
         </w:rPr>
-        <w:t xml:space="preserve"> </w:t>
+        <w:t> </w:t>
       </w:r>
       <w:r>
         <w:rPr>
@@ -8828,7 +8545,7 @@
           <w:spacing w:val="-2"/>
           <w:sz w:val="17"/>
         </w:rPr>
-        <w:t xml:space="preserve"> </w:t>
+        <w:t> </w:t>
       </w:r>
       <w:r>
         <w:rPr>
@@ -8843,7 +8560,7 @@
           <w:spacing w:val="-2"/>
           <w:sz w:val="17"/>
         </w:rPr>
-        <w:t xml:space="preserve"> </w:t>
+        <w:t> </w:t>
       </w:r>
       <w:r>
         <w:rPr>
@@ -8858,7 +8575,7 @@
           <w:spacing w:val="-3"/>
           <w:sz w:val="17"/>
         </w:rPr>
-        <w:t xml:space="preserve"> </w:t>
+        <w:t> </w:t>
       </w:r>
       <w:r>
         <w:rPr>
@@ -8873,23 +8590,14 @@
           <w:spacing w:val="-2"/>
           <w:sz w:val="17"/>
         </w:rPr>
-        <w:t xml:space="preserve"> </w:t>
-      </w:r>
-      <w:proofErr w:type="spellStart"/>
-      <w:r>
-        <w:rPr>
-          <w:color w:val="0E0E0E"/>
-          <w:sz w:val="17"/>
-        </w:rPr>
-        <w:t>Eg</w:t>
-      </w:r>
-      <w:proofErr w:type="spellEnd"/>
-      <w:r>
-        <w:rPr>
-          <w:color w:val="0E0E0E"/>
-          <w:sz w:val="17"/>
-        </w:rPr>
-        <w:t>.</w:t>
+        <w:t> </w:t>
+      </w:r>
+      <w:r>
+        <w:rPr>
+          <w:color w:val="0E0E0E"/>
+          <w:sz w:val="17"/>
+        </w:rPr>
+        <w:t>Eg.</w:t>
       </w:r>
       <w:r>
         <w:rPr>
@@ -8897,7 +8605,7 @@
           <w:spacing w:val="-2"/>
           <w:sz w:val="17"/>
         </w:rPr>
-        <w:t xml:space="preserve"> </w:t>
+        <w:t> </w:t>
       </w:r>
       <w:r>
         <w:rPr>
@@ -8912,7 +8620,7 @@
           <w:spacing w:val="-2"/>
           <w:sz w:val="17"/>
         </w:rPr>
-        <w:t xml:space="preserve"> </w:t>
+        <w:t> </w:t>
       </w:r>
       <w:r>
         <w:rPr>
@@ -8927,7 +8635,7 @@
           <w:spacing w:val="-2"/>
           <w:sz w:val="17"/>
         </w:rPr>
-        <w:t xml:space="preserve"> </w:t>
+        <w:t> </w:t>
       </w:r>
       <w:r>
         <w:rPr>
@@ -8942,7 +8650,7 @@
           <w:spacing w:val="-3"/>
           <w:sz w:val="17"/>
         </w:rPr>
-        <w:t xml:space="preserve"> </w:t>
+        <w:t> </w:t>
       </w:r>
       <w:r>
         <w:rPr>
@@ -8957,7 +8665,7 @@
           <w:spacing w:val="-2"/>
           <w:sz w:val="17"/>
         </w:rPr>
-        <w:t xml:space="preserve"> </w:t>
+        <w:t> </w:t>
       </w:r>
       <w:r>
         <w:rPr>
@@ -8972,7 +8680,7 @@
           <w:spacing w:val="-2"/>
           <w:sz w:val="17"/>
         </w:rPr>
-        <w:t xml:space="preserve"> </w:t>
+        <w:t> </w:t>
       </w:r>
       <w:r>
         <w:rPr>
@@ -8987,7 +8695,7 @@
           <w:spacing w:val="-2"/>
           <w:sz w:val="17"/>
         </w:rPr>
-        <w:t xml:space="preserve"> </w:t>
+        <w:t> </w:t>
       </w:r>
       <w:r>
         <w:rPr>
@@ -9002,7 +8710,7 @@
           <w:spacing w:val="-2"/>
           <w:sz w:val="17"/>
         </w:rPr>
-        <w:t xml:space="preserve"> </w:t>
+        <w:t> </w:t>
       </w:r>
       <w:r>
         <w:rPr>
@@ -9017,7 +8725,7 @@
           <w:spacing w:val="-3"/>
           <w:sz w:val="17"/>
         </w:rPr>
-        <w:t xml:space="preserve"> </w:t>
+        <w:t> </w:t>
       </w:r>
       <w:r>
         <w:rPr>
@@ -9032,7 +8740,7 @@
           <w:spacing w:val="-2"/>
           <w:sz w:val="17"/>
         </w:rPr>
-        <w:t xml:space="preserve"> </w:t>
+        <w:t> </w:t>
       </w:r>
       <w:r>
         <w:rPr>
@@ -9047,30 +8755,21 @@
           <w:spacing w:val="-2"/>
           <w:sz w:val="17"/>
         </w:rPr>
-        <w:t xml:space="preserve"> </w:t>
-      </w:r>
-      <w:proofErr w:type="spellStart"/>
-      <w:r>
-        <w:rPr>
-          <w:color w:val="0E0E0E"/>
-          <w:sz w:val="17"/>
-        </w:rPr>
-        <w:t>etc</w:t>
-      </w:r>
-      <w:proofErr w:type="spellEnd"/>
-      <w:r>
-        <w:rPr>
-          <w:color w:val="0E0E0E"/>
-          <w:sz w:val="17"/>
-        </w:rPr>
-        <w:t>).</w:t>
+        <w:t> </w:t>
+      </w:r>
+      <w:r>
+        <w:rPr>
+          <w:color w:val="0E0E0E"/>
+          <w:sz w:val="17"/>
+        </w:rPr>
+        <w:t>etc).</w:t>
       </w:r>
     </w:p>
     <w:p>
       <w:pPr>
         <w:pStyle w:val="Heading1"/>
         <w:tabs>
-          <w:tab w:val="left" w:pos="10905"/>
+          <w:tab w:pos="10905" w:val="left" w:leader="none"/>
         </w:tabs>
         <w:spacing w:before="96"/>
         <w:rPr>
@@ -9089,7 +8788,7 @@
           <w:color w:val="1154CC"/>
           <w:spacing w:val="-2"/>
         </w:rPr>
-        <w:t xml:space="preserve"> </w:t>
+        <w:t> </w:t>
       </w:r>
       <w:r>
         <w:rPr>
@@ -9098,27 +8797,20 @@
           <w:color w:val="1154CC"/>
           <w:u w:val="single" w:color="000000"/>
         </w:rPr>
-        <w:t xml:space="preserve"> </w:t>
-      </w:r>
-      <w:r>
-        <w:rPr>
-          <w:rFonts w:ascii="Times New Roman"/>
-          <w:b w:val="0"/>
-          <w:color w:val="1154CC"/>
-          <w:u w:val="single" w:color="000000"/>
-        </w:rPr>
+        <w:t> </w:t>
         <w:tab/>
       </w:r>
     </w:p>
     <w:p>
       <w:pPr>
         <w:tabs>
-          <w:tab w:val="left" w:pos="4484"/>
-          <w:tab w:val="left" w:pos="7452"/>
-          <w:tab w:val="right" w:pos="11299"/>
+          <w:tab w:pos="4484" w:val="left" w:leader="none"/>
+          <w:tab w:pos="7452" w:val="left" w:leader="none"/>
+          <w:tab w:pos="11299" w:val="right" w:leader="none"/>
         </w:tabs>
         <w:spacing w:before="161"/>
-        <w:ind w:left="245"/>
+        <w:ind w:left="245" w:right="0" w:firstLine="0"/>
+        <w:jc w:val="left"/>
         <w:rPr>
           <w:rFonts w:ascii="Arial"/>
           <w:b/>
@@ -9142,7 +8834,7 @@
           <w:w w:val="95"/>
           <w:sz w:val="20"/>
         </w:rPr>
-        <w:t xml:space="preserve"> </w:t>
+        <w:t> </w:t>
       </w:r>
       <w:r>
         <w:rPr>
@@ -9161,7 +8853,7 @@
           <w:w w:val="95"/>
           <w:sz w:val="20"/>
         </w:rPr>
-        <w:t xml:space="preserve"> </w:t>
+        <w:t> </w:t>
       </w:r>
       <w:r>
         <w:rPr>
@@ -9171,17 +8863,8 @@
           <w:sz w:val="20"/>
         </w:rPr>
         <w:t>Education</w:t>
-      </w:r>
-      <w:r>
-        <w:rPr>
-          <w:rFonts w:ascii="Arial"/>
-          <w:b/>
-          <w:w w:val="95"/>
-          <w:sz w:val="20"/>
-        </w:rPr>
         <w:tab/>
       </w:r>
-      <w:proofErr w:type="spellStart"/>
       <w:r>
         <w:rPr>
           <w:rFonts w:ascii="Arial"/>
@@ -9190,18 +8873,7 @@
           <w:sz w:val="20"/>
           <w:u w:val="thick"/>
         </w:rPr>
-        <w:t>Sohrab</w:t>
-      </w:r>
-      <w:proofErr w:type="spellEnd"/>
-      <w:r>
-        <w:rPr>
-          <w:rFonts w:ascii="Arial"/>
-          <w:b/>
-          <w:w w:val="95"/>
-          <w:sz w:val="20"/>
-          <w:u w:val="thick"/>
-        </w:rPr>
-        <w:t xml:space="preserve"> Public</w:t>
+        <w:t>Sohrab Public</w:t>
       </w:r>
       <w:r>
         <w:rPr>
@@ -9212,9 +8884,8 @@
           <w:sz w:val="20"/>
           <w:u w:val="thick"/>
         </w:rPr>
-        <w:t xml:space="preserve"> </w:t>
-      </w:r>
-      <w:proofErr w:type="spellStart"/>
+        <w:t> </w:t>
+      </w:r>
       <w:r>
         <w:rPr>
           <w:rFonts w:ascii="Arial"/>
@@ -9225,7 +8896,6 @@
         </w:rPr>
         <w:t>Sr</w:t>
       </w:r>
-      <w:proofErr w:type="spellEnd"/>
       <w:r>
         <w:rPr>
           <w:rFonts w:ascii="Arial"/>
@@ -9235,7 +8905,7 @@
           <w:sz w:val="20"/>
           <w:u w:val="thick"/>
         </w:rPr>
-        <w:t xml:space="preserve"> </w:t>
+        <w:t> </w:t>
       </w:r>
       <w:r>
         <w:rPr>
@@ -9256,7 +8926,7 @@
           <w:sz w:val="20"/>
           <w:u w:val="thick"/>
         </w:rPr>
-        <w:t xml:space="preserve"> </w:t>
+        <w:t> </w:t>
       </w:r>
       <w:r>
         <w:rPr>
@@ -9277,26 +8947,14 @@
         </w:rPr>
         <w:tab/>
       </w:r>
-      <w:proofErr w:type="spellStart"/>
       <w:r>
         <w:rPr>
           <w:rFonts w:ascii="Arial"/>
           <w:i/>
           <w:sz w:val="20"/>
         </w:rPr>
-        <w:t>Malerkotla</w:t>
-      </w:r>
-      <w:proofErr w:type="gramStart"/>
-      <w:r>
-        <w:rPr>
-          <w:rFonts w:ascii="Arial"/>
-          <w:i/>
-          <w:sz w:val="20"/>
-        </w:rPr>
-        <w:t>,PB,INDIA</w:t>
-      </w:r>
-      <w:proofErr w:type="spellEnd"/>
-      <w:proofErr w:type="gramEnd"/>
+        <w:t>Malerkotla,PB,INDIA</w:t>
+      </w:r>
       <w:r>
         <w:rPr>
           <w:rFonts w:ascii="Times New Roman"/>
@@ -9320,7 +8978,7 @@
           <w:spacing w:val="40"/>
           <w:sz w:val="20"/>
         </w:rPr>
-        <w:t xml:space="preserve"> </w:t>
+        <w:t> </w:t>
       </w:r>
       <w:r>
         <w:rPr>
@@ -9337,7 +8995,7 @@
           <w:spacing w:val="41"/>
           <w:sz w:val="20"/>
         </w:rPr>
-        <w:t xml:space="preserve"> </w:t>
+        <w:t> </w:t>
       </w:r>
       <w:r>
         <w:rPr>
@@ -9351,7 +9009,7 @@
     <w:p>
       <w:pPr>
         <w:pStyle w:val="BodyText"/>
-        <w:spacing w:before="8"/>
+        <w:spacing w:before="7"/>
         <w:ind w:left="0" w:firstLine="0"/>
         <w:rPr>
           <w:rFonts w:ascii="Arial"/>
@@ -9368,9 +9026,11 @@
           <w:numId w:val="1"/>
         </w:numPr>
         <w:tabs>
-          <w:tab w:val="left" w:pos="277"/>
+          <w:tab w:pos="277" w:val="left" w:leader="none"/>
         </w:tabs>
-        <w:ind w:left="276" w:hanging="167"/>
+        <w:spacing w:line="240" w:lineRule="auto" w:before="1" w:after="0"/>
+        <w:ind w:left="276" w:right="0" w:hanging="167"/>
+        <w:jc w:val="left"/>
         <w:rPr>
           <w:b/>
           <w:color w:val="1154CC"/>
@@ -9392,7 +9052,7 @@
           <w:w w:val="95"/>
           <w:sz w:val="16"/>
         </w:rPr>
-        <w:t xml:space="preserve"> </w:t>
+        <w:t> </w:t>
       </w:r>
       <w:r>
         <w:rPr>
@@ -9409,7 +9069,7 @@
           <w:w w:val="95"/>
           <w:sz w:val="16"/>
         </w:rPr>
-        <w:t xml:space="preserve"> </w:t>
+        <w:t> </w:t>
       </w:r>
       <w:r>
         <w:rPr>
@@ -9426,7 +9086,7 @@
           <w:w w:val="95"/>
           <w:sz w:val="16"/>
         </w:rPr>
-        <w:t xml:space="preserve"> </w:t>
+        <w:t> </w:t>
       </w:r>
       <w:r>
         <w:rPr>
@@ -9443,7 +9103,7 @@
           <w:w w:val="95"/>
           <w:sz w:val="16"/>
         </w:rPr>
-        <w:t xml:space="preserve"> </w:t>
+        <w:t> </w:t>
       </w:r>
       <w:r>
         <w:rPr>
@@ -9459,12 +9119,13 @@
     <w:p>
       <w:pPr>
         <w:tabs>
-          <w:tab w:val="left" w:pos="5259"/>
-          <w:tab w:val="left" w:pos="7452"/>
-          <w:tab w:val="left" w:pos="9746"/>
+          <w:tab w:pos="5259" w:val="left" w:leader="none"/>
+          <w:tab w:pos="7452" w:val="left" w:leader="none"/>
+          <w:tab w:pos="9746" w:val="left" w:leader="none"/>
         </w:tabs>
-        <w:spacing w:before="92"/>
-        <w:ind w:left="245"/>
+        <w:spacing w:before="91"/>
+        <w:ind w:left="245" w:right="0" w:firstLine="0"/>
+        <w:jc w:val="left"/>
         <w:rPr>
           <w:rFonts w:ascii="Arial"/>
           <w:b/>
@@ -9478,13 +9139,6 @@
           <w:sz w:val="20"/>
         </w:rPr>
         <w:t>IELTS</w:t>
-      </w:r>
-      <w:r>
-        <w:rPr>
-          <w:rFonts w:ascii="Arial"/>
-          <w:b/>
-          <w:sz w:val="20"/>
-        </w:rPr>
         <w:tab/>
       </w:r>
       <w:r>
@@ -9504,7 +9158,7 @@
           <w:sz w:val="20"/>
           <w:u w:val="thick"/>
         </w:rPr>
-        <w:t xml:space="preserve"> </w:t>
+        <w:t> </w:t>
       </w:r>
       <w:r>
         <w:rPr>
@@ -9523,32 +9177,13 @@
         </w:rPr>
         <w:tab/>
       </w:r>
-      <w:proofErr w:type="spellStart"/>
       <w:r>
         <w:rPr>
           <w:rFonts w:ascii="Arial"/>
           <w:i/>
           <w:sz w:val="20"/>
         </w:rPr>
-        <w:t>Malerkotla</w:t>
-      </w:r>
-      <w:proofErr w:type="gramStart"/>
-      <w:r>
-        <w:rPr>
-          <w:rFonts w:ascii="Arial"/>
-          <w:i/>
-          <w:sz w:val="20"/>
-        </w:rPr>
-        <w:t>,PB,INDIA</w:t>
-      </w:r>
-      <w:proofErr w:type="spellEnd"/>
-      <w:proofErr w:type="gramEnd"/>
-      <w:r>
-        <w:rPr>
-          <w:rFonts w:ascii="Arial"/>
-          <w:i/>
-          <w:sz w:val="20"/>
-        </w:rPr>
+        <w:t>Malerkotla,PB,INDIA</w:t>
         <w:tab/>
       </w:r>
       <w:r>
@@ -9566,7 +9201,7 @@
           <w:spacing w:val="3"/>
           <w:sz w:val="20"/>
         </w:rPr>
-        <w:t xml:space="preserve"> </w:t>
+        <w:t> </w:t>
       </w:r>
       <w:r>
         <w:rPr>
@@ -9585,10 +9220,11 @@
           <w:numId w:val="1"/>
         </w:numPr>
         <w:tabs>
-          <w:tab w:val="left" w:pos="235"/>
+          <w:tab w:pos="235" w:val="left" w:leader="none"/>
         </w:tabs>
-        <w:spacing w:before="177"/>
-        <w:ind w:left="235" w:hanging="125"/>
+        <w:spacing w:line="240" w:lineRule="auto" w:before="178" w:after="0"/>
+        <w:ind w:left="235" w:right="0" w:hanging="125"/>
+        <w:jc w:val="left"/>
         <w:rPr>
           <w:b/>
           <w:color w:val="1154CC"/>
@@ -9608,7 +9244,7 @@
           <w:spacing w:val="-7"/>
           <w:sz w:val="16"/>
         </w:rPr>
-        <w:t xml:space="preserve"> </w:t>
+        <w:t> </w:t>
       </w:r>
       <w:r>
         <w:rPr>
@@ -9627,7 +9263,7 @@
           <w:spacing w:val="-6"/>
           <w:sz w:val="16"/>
         </w:rPr>
-        <w:t xml:space="preserve"> </w:t>
+        <w:t> </w:t>
       </w:r>
       <w:r>
         <w:rPr>
@@ -9646,7 +9282,7 @@
           <w:spacing w:val="-7"/>
           <w:sz w:val="16"/>
         </w:rPr>
-        <w:t xml:space="preserve"> </w:t>
+        <w:t> </w:t>
       </w:r>
       <w:r>
         <w:rPr>
@@ -9670,7 +9306,7 @@
           <w:spacing w:val="-6"/>
           <w:sz w:val="16"/>
         </w:rPr>
-        <w:t xml:space="preserve"> </w:t>
+        <w:t> </w:t>
       </w:r>
       <w:r>
         <w:rPr>
@@ -9685,7 +9321,7 @@
           <w:spacing w:val="-7"/>
           <w:sz w:val="16"/>
         </w:rPr>
-        <w:t xml:space="preserve"> </w:t>
+        <w:t> </w:t>
       </w:r>
       <w:r>
         <w:rPr>
@@ -9700,7 +9336,7 @@
           <w:spacing w:val="-6"/>
           <w:sz w:val="16"/>
         </w:rPr>
-        <w:t xml:space="preserve"> </w:t>
+        <w:t> </w:t>
       </w:r>
       <w:r>
         <w:rPr>
@@ -9726,7 +9362,7 @@
           <w:spacing w:val="-6"/>
           <w:sz w:val="16"/>
         </w:rPr>
-        <w:t xml:space="preserve"> </w:t>
+        <w:t> </w:t>
       </w:r>
       <w:r>
         <w:rPr>
@@ -9745,7 +9381,7 @@
           <w:spacing w:val="-7"/>
           <w:sz w:val="16"/>
         </w:rPr>
-        <w:t xml:space="preserve"> </w:t>
+        <w:t> </w:t>
       </w:r>
       <w:r>
         <w:rPr>
@@ -9764,7 +9400,7 @@
           <w:spacing w:val="-7"/>
           <w:sz w:val="16"/>
         </w:rPr>
-        <w:t xml:space="preserve"> </w:t>
+        <w:t> </w:t>
       </w:r>
       <w:r>
         <w:rPr>
@@ -9783,7 +9419,7 @@
           <w:spacing w:val="-6"/>
           <w:sz w:val="16"/>
         </w:rPr>
-        <w:t xml:space="preserve"> </w:t>
+        <w:t> </w:t>
       </w:r>
       <w:r>
         <w:rPr>
@@ -9802,7 +9438,7 @@
           <w:spacing w:val="-7"/>
           <w:sz w:val="16"/>
         </w:rPr>
-        <w:t xml:space="preserve"> </w:t>
+        <w:t> </w:t>
       </w:r>
       <w:r>
         <w:rPr>
@@ -9817,20 +9453,18 @@
     <w:sectPr>
       <w:type w:val="continuous"/>
       <w:pgSz w:w="12240" w:h="15840"/>
-      <w:pgMar w:top="360" w:right="300" w:bottom="0" w:left="340" w:header="720" w:footer="720" w:gutter="0"/>
-      <w:cols w:space="720"/>
+      <w:pgMar w:top="360" w:bottom="0" w:left="340" w:right="300"/>
     </w:sectPr>
   </w:body>
 </w:document>
 </file>
 
 <file path=word/numbering.xml><?xml version="1.0" encoding="utf-8"?>
-<w:numbering xmlns:wpc="http://schemas.microsoft.com/office/word/2010/wordprocessingCanvas" xmlns:mc="http://schemas.openxmlformats.org/markup-compatibility/2006" xmlns:o="urn:schemas-microsoft-com:office:office" xmlns:r="http://schemas.openxmlformats.org/officeDocument/2006/relationships" xmlns:m="http://schemas.openxmlformats.org/officeDocument/2006/math" xmlns:v="urn:schemas-microsoft-com:vml" xmlns:wp14="http://schemas.microsoft.com/office/word/2010/wordprocessingDrawing" xmlns:wp="http://schemas.openxmlformats.org/drawingml/2006/wordprocessingDrawing" xmlns:w10="urn:schemas-microsoft-com:office:word" xmlns:w="http://schemas.openxmlformats.org/wordprocessingml/2006/main" xmlns:w14="http://schemas.microsoft.com/office/word/2010/wordml" xmlns:w15="http://schemas.microsoft.com/office/word/2012/wordml" xmlns:wpg="http://schemas.microsoft.com/office/word/2010/wordprocessingGroup" xmlns:wpi="http://schemas.microsoft.com/office/word/2010/wordprocessingInk" xmlns:wne="http://schemas.microsoft.com/office/word/2006/wordml" xmlns:wps="http://schemas.microsoft.com/office/word/2010/wordprocessingShape" mc:Ignorable="w14 w15 wp14">
-  <w:abstractNum w:abstractNumId="0" w15:restartNumberingAfterBreak="0">
-    <w:nsid w:val="2E815459"/>
+<w:numbering xmlns:ve="http://schemas.openxmlformats.org/markup-compatibility/2006" xmlns:o="urn:schemas-microsoft-com:office:office" xmlns:r="http://schemas.openxmlformats.org/officeDocument/2006/relationships" xmlns:m="http://schemas.openxmlformats.org/officeDocument/2006/math" xmlns:v="urn:schemas-microsoft-com:vml" xmlns:wp="http://schemas.openxmlformats.org/drawingml/2006/wordprocessingDrawing" xmlns:w10="urn:schemas-microsoft-com:office:word" xmlns:w="http://schemas.openxmlformats.org/wordprocessingml/2006/main" xmlns:wne="http://schemas.microsoft.com/office/word/2006/wordml">
+  <w:abstractNum w:abstractNumId="0">
     <w:multiLevelType w:val="hybridMultilevel"/>
-    <w:tmpl w:val="2F82008E"/>
-    <w:lvl w:ilvl="0" w:tplc="C87E3B2A">
+    <w:lvl w:ilvl="0">
+      <w:start w:val="0"/>
       <w:numFmt w:val="bullet"/>
       <w:lvlText w:val="•"/>
       <w:lvlJc w:val="left"/>
@@ -9843,7 +9477,8 @@
         <w:lang w:val="en-US" w:eastAsia="en-US" w:bidi="ar-SA"/>
       </w:rPr>
     </w:lvl>
-    <w:lvl w:ilvl="1" w:tplc="3808D428">
+    <w:lvl w:ilvl="1">
+      <w:start w:val="0"/>
       <w:numFmt w:val="bullet"/>
       <w:lvlText w:val="•"/>
       <w:lvlJc w:val="left"/>
@@ -9855,7 +9490,8 @@
         <w:lang w:val="en-US" w:eastAsia="en-US" w:bidi="ar-SA"/>
       </w:rPr>
     </w:lvl>
-    <w:lvl w:ilvl="2" w:tplc="90EE83F4">
+    <w:lvl w:ilvl="2">
+      <w:start w:val="0"/>
       <w:numFmt w:val="bullet"/>
       <w:lvlText w:val="•"/>
       <w:lvlJc w:val="left"/>
@@ -9867,7 +9503,8 @@
         <w:lang w:val="en-US" w:eastAsia="en-US" w:bidi="ar-SA"/>
       </w:rPr>
     </w:lvl>
-    <w:lvl w:ilvl="3" w:tplc="8700908E">
+    <w:lvl w:ilvl="3">
+      <w:start w:val="0"/>
       <w:numFmt w:val="bullet"/>
       <w:lvlText w:val="•"/>
       <w:lvlJc w:val="left"/>
@@ -9879,7 +9516,8 @@
         <w:lang w:val="en-US" w:eastAsia="en-US" w:bidi="ar-SA"/>
       </w:rPr>
     </w:lvl>
-    <w:lvl w:ilvl="4" w:tplc="FB440FCA">
+    <w:lvl w:ilvl="4">
+      <w:start w:val="0"/>
       <w:numFmt w:val="bullet"/>
       <w:lvlText w:val="•"/>
       <w:lvlJc w:val="left"/>
@@ -9891,7 +9529,8 @@
         <w:lang w:val="en-US" w:eastAsia="en-US" w:bidi="ar-SA"/>
       </w:rPr>
     </w:lvl>
-    <w:lvl w:ilvl="5" w:tplc="3474A092">
+    <w:lvl w:ilvl="5">
+      <w:start w:val="0"/>
       <w:numFmt w:val="bullet"/>
       <w:lvlText w:val="•"/>
       <w:lvlJc w:val="left"/>
@@ -9903,7 +9542,8 @@
         <w:lang w:val="en-US" w:eastAsia="en-US" w:bidi="ar-SA"/>
       </w:rPr>
     </w:lvl>
-    <w:lvl w:ilvl="6" w:tplc="7318E35E">
+    <w:lvl w:ilvl="6">
+      <w:start w:val="0"/>
       <w:numFmt w:val="bullet"/>
       <w:lvlText w:val="•"/>
       <w:lvlJc w:val="left"/>
@@ -9915,7 +9555,8 @@
         <w:lang w:val="en-US" w:eastAsia="en-US" w:bidi="ar-SA"/>
       </w:rPr>
     </w:lvl>
-    <w:lvl w:ilvl="7" w:tplc="294EEEEA">
+    <w:lvl w:ilvl="7">
+      <w:start w:val="0"/>
       <w:numFmt w:val="bullet"/>
       <w:lvlText w:val="•"/>
       <w:lvlJc w:val="left"/>
@@ -9927,7 +9568,8 @@
         <w:lang w:val="en-US" w:eastAsia="en-US" w:bidi="ar-SA"/>
       </w:rPr>
     </w:lvl>
-    <w:lvl w:ilvl="8" w:tplc="3AC8909E">
+    <w:lvl w:ilvl="8">
+      <w:start w:val="0"/>
       <w:numFmt w:val="bullet"/>
       <w:lvlText w:val="•"/>
       <w:lvlJc w:val="left"/>
@@ -9947,14 +9589,14 @@
 </file>
 
 <file path=word/styles.xml><?xml version="1.0" encoding="utf-8"?>
-<w:styles xmlns:mc="http://schemas.openxmlformats.org/markup-compatibility/2006" xmlns:r="http://schemas.openxmlformats.org/officeDocument/2006/relationships" xmlns:w="http://schemas.openxmlformats.org/wordprocessingml/2006/main" xmlns:w14="http://schemas.microsoft.com/office/word/2010/wordml" xmlns:w15="http://schemas.microsoft.com/office/word/2012/wordml" mc:Ignorable="w14 w15">
+<w:styles xmlns:r="http://schemas.openxmlformats.org/officeDocument/2006/relationships" xmlns:w="http://schemas.openxmlformats.org/wordprocessingml/2006/main">
   <w:docDefaults>
     <w:rPrDefault>
       <w:rPr>
-        <w:rFonts w:asciiTheme="minorHAnsi" w:eastAsiaTheme="minorHAnsi" w:hAnsiTheme="minorHAnsi" w:cstheme="minorBidi"/>
+        <w:rFonts w:cstheme="minorBidi" w:hAnsiTheme="minorHAnsi" w:eastAsiaTheme="minorHAnsi" w:asciiTheme="minorHAnsi"/>
         <w:sz w:val="22"/>
         <w:szCs w:val="22"/>
-        <w:lang w:val="en-US" w:eastAsia="en-US" w:bidi="ar-SA"/>
+        <w:lang w:val="en-US" w:bidi="ar-SA" w:eastAsia="en-US"/>
       </w:rPr>
     </w:rPrDefault>
     <w:pPrDefault>
@@ -9962,466 +9604,105 @@
         <w:widowControl w:val="0"/>
         <w:autoSpaceDE w:val="0"/>
         <w:autoSpaceDN w:val="0"/>
+        <w:spacing w:lineRule="auto" w:line="240" w:before="0" w:after="0"/>
+        <w:ind w:left="0" w:right="0"/>
+        <w:jc w:val="left"/>
       </w:pPr>
     </w:pPrDefault>
   </w:docDefaults>
-  <w:latentStyles w:defLockedState="0" w:defUIPriority="99" w:defSemiHidden="0" w:defUnhideWhenUsed="0" w:defQFormat="0" w:count="371">
-    <w:lsdException w:name="Normal" w:uiPriority="0" w:qFormat="1"/>
-    <w:lsdException w:name="heading 1" w:uiPriority="9" w:qFormat="1"/>
-    <w:lsdException w:name="heading 2" w:semiHidden="1" w:uiPriority="9" w:unhideWhenUsed="1" w:qFormat="1"/>
-    <w:lsdException w:name="heading 3" w:semiHidden="1" w:uiPriority="9" w:unhideWhenUsed="1" w:qFormat="1"/>
-    <w:lsdException w:name="heading 4" w:semiHidden="1" w:uiPriority="9" w:unhideWhenUsed="1" w:qFormat="1"/>
-    <w:lsdException w:name="heading 5" w:semiHidden="1" w:uiPriority="9" w:unhideWhenUsed="1" w:qFormat="1"/>
-    <w:lsdException w:name="heading 6" w:semiHidden="1" w:uiPriority="9" w:unhideWhenUsed="1" w:qFormat="1"/>
-    <w:lsdException w:name="heading 7" w:semiHidden="1" w:uiPriority="9" w:unhideWhenUsed="1" w:qFormat="1"/>
-    <w:lsdException w:name="heading 8" w:semiHidden="1" w:uiPriority="9" w:unhideWhenUsed="1" w:qFormat="1"/>
-    <w:lsdException w:name="heading 9" w:semiHidden="1" w:uiPriority="9" w:unhideWhenUsed="1" w:qFormat="1"/>
-    <w:lsdException w:name="index 1" w:semiHidden="1" w:unhideWhenUsed="1"/>
-    <w:lsdException w:name="index 2" w:semiHidden="1" w:unhideWhenUsed="1"/>
-    <w:lsdException w:name="index 3" w:semiHidden="1" w:unhideWhenUsed="1"/>
-    <w:lsdException w:name="index 4" w:semiHidden="1" w:unhideWhenUsed="1"/>
-    <w:lsdException w:name="index 5" w:semiHidden="1" w:unhideWhenUsed="1"/>
-    <w:lsdException w:name="index 6" w:semiHidden="1" w:unhideWhenUsed="1"/>
-    <w:lsdException w:name="index 7" w:semiHidden="1" w:unhideWhenUsed="1"/>
-    <w:lsdException w:name="index 8" w:semiHidden="1" w:unhideWhenUsed="1"/>
-    <w:lsdException w:name="index 9" w:semiHidden="1" w:unhideWhenUsed="1"/>
-    <w:lsdException w:name="toc 1" w:semiHidden="1" w:uiPriority="39" w:unhideWhenUsed="1"/>
-    <w:lsdException w:name="toc 2" w:semiHidden="1" w:uiPriority="39" w:unhideWhenUsed="1"/>
-    <w:lsdException w:name="toc 3" w:semiHidden="1" w:uiPriority="39" w:unhideWhenUsed="1"/>
-    <w:lsdException w:name="toc 4" w:semiHidden="1" w:uiPriority="39" w:unhideWhenUsed="1"/>
-    <w:lsdException w:name="toc 5" w:semiHidden="1" w:uiPriority="39" w:unhideWhenUsed="1"/>
-    <w:lsdException w:name="toc 6" w:semiHidden="1" w:uiPriority="39" w:unhideWhenUsed="1"/>
-    <w:lsdException w:name="toc 7" w:semiHidden="1" w:uiPriority="39" w:unhideWhenUsed="1"/>
-    <w:lsdException w:name="toc 8" w:semiHidden="1" w:uiPriority="39" w:unhideWhenUsed="1"/>
-    <w:lsdException w:name="toc 9" w:semiHidden="1" w:uiPriority="39" w:unhideWhenUsed="1"/>
-    <w:lsdException w:name="Normal Indent" w:semiHidden="1" w:unhideWhenUsed="1"/>
-    <w:lsdException w:name="footnote text" w:semiHidden="1" w:unhideWhenUsed="1"/>
-    <w:lsdException w:name="annotation text" w:semiHidden="1" w:unhideWhenUsed="1"/>
-    <w:lsdException w:name="header" w:semiHidden="1" w:unhideWhenUsed="1"/>
-    <w:lsdException w:name="footer" w:semiHidden="1" w:unhideWhenUsed="1"/>
-    <w:lsdException w:name="index heading" w:semiHidden="1" w:unhideWhenUsed="1"/>
-    <w:lsdException w:name="caption" w:semiHidden="1" w:uiPriority="35" w:unhideWhenUsed="1" w:qFormat="1"/>
-    <w:lsdException w:name="table of figures" w:semiHidden="1" w:unhideWhenUsed="1"/>
-    <w:lsdException w:name="envelope address" w:semiHidden="1" w:unhideWhenUsed="1"/>
-    <w:lsdException w:name="envelope return" w:semiHidden="1" w:unhideWhenUsed="1"/>
-    <w:lsdException w:name="footnote reference" w:semiHidden="1" w:unhideWhenUsed="1"/>
-    <w:lsdException w:name="annotation reference" w:semiHidden="1" w:unhideWhenUsed="1"/>
-    <w:lsdException w:name="line number" w:semiHidden="1" w:unhideWhenUsed="1"/>
-    <w:lsdException w:name="page number" w:semiHidden="1" w:unhideWhenUsed="1"/>
-    <w:lsdException w:name="endnote reference" w:semiHidden="1" w:unhideWhenUsed="1"/>
-    <w:lsdException w:name="endnote text" w:semiHidden="1" w:unhideWhenUsed="1"/>
-    <w:lsdException w:name="table of authorities" w:semiHidden="1" w:unhideWhenUsed="1"/>
-    <w:lsdException w:name="macro" w:semiHidden="1" w:unhideWhenUsed="1"/>
-    <w:lsdException w:name="toa heading" w:semiHidden="1" w:unhideWhenUsed="1"/>
-    <w:lsdException w:name="List" w:semiHidden="1" w:unhideWhenUsed="1"/>
-    <w:lsdException w:name="List Bullet" w:semiHidden="1" w:unhideWhenUsed="1"/>
-    <w:lsdException w:name="List Number" w:semiHidden="1" w:unhideWhenUsed="1"/>
-    <w:lsdException w:name="List 2" w:semiHidden="1" w:unhideWhenUsed="1"/>
-    <w:lsdException w:name="List 3" w:semiHidden="1" w:unhideWhenUsed="1"/>
-    <w:lsdException w:name="List 4" w:semiHidden="1" w:unhideWhenUsed="1"/>
-    <w:lsdException w:name="List 5" w:semiHidden="1" w:unhideWhenUsed="1"/>
-    <w:lsdException w:name="List Bullet 2" w:semiHidden="1" w:unhideWhenUsed="1"/>
-    <w:lsdException w:name="List Bullet 3" w:semiHidden="1" w:unhideWhenUsed="1"/>
-    <w:lsdException w:name="List Bullet 4" w:semiHidden="1" w:unhideWhenUsed="1"/>
-    <w:lsdException w:name="List Bullet 5" w:semiHidden="1" w:unhideWhenUsed="1"/>
-    <w:lsdException w:name="List Number 2" w:semiHidden="1" w:unhideWhenUsed="1"/>
-    <w:lsdException w:name="List Number 3" w:semiHidden="1" w:unhideWhenUsed="1"/>
-    <w:lsdException w:name="List Number 4" w:semiHidden="1" w:unhideWhenUsed="1"/>
-    <w:lsdException w:name="List Number 5" w:semiHidden="1" w:unhideWhenUsed="1"/>
-    <w:lsdException w:name="Title" w:uiPriority="10" w:qFormat="1"/>
-    <w:lsdException w:name="Closing" w:semiHidden="1" w:unhideWhenUsed="1"/>
-    <w:lsdException w:name="Signature" w:semiHidden="1" w:unhideWhenUsed="1"/>
-    <w:lsdException w:name="Default Paragraph Font" w:semiHidden="1" w:uiPriority="1" w:unhideWhenUsed="1"/>
-    <w:lsdException w:name="Body Text" w:semiHidden="1" w:unhideWhenUsed="1"/>
-    <w:lsdException w:name="Body Text Indent" w:semiHidden="1" w:unhideWhenUsed="1"/>
-    <w:lsdException w:name="List Continue" w:semiHidden="1" w:unhideWhenUsed="1"/>
-    <w:lsdException w:name="List Continue 2" w:semiHidden="1" w:unhideWhenUsed="1"/>
-    <w:lsdException w:name="List Continue 3" w:semiHidden="1" w:unhideWhenUsed="1"/>
-    <w:lsdException w:name="List Continue 4" w:semiHidden="1" w:unhideWhenUsed="1"/>
-    <w:lsdException w:name="List Continue 5" w:semiHidden="1" w:unhideWhenUsed="1"/>
-    <w:lsdException w:name="Message Header" w:semiHidden="1" w:unhideWhenUsed="1"/>
-    <w:lsdException w:name="Subtitle" w:uiPriority="11" w:qFormat="1"/>
-    <w:lsdException w:name="Salutation" w:semiHidden="1" w:unhideWhenUsed="1"/>
-    <w:lsdException w:name="Date" w:semiHidden="1" w:unhideWhenUsed="1"/>
-    <w:lsdException w:name="Body Text First Indent" w:semiHidden="1" w:unhideWhenUsed="1"/>
-    <w:lsdException w:name="Body Text First Indent 2" w:semiHidden="1" w:unhideWhenUsed="1"/>
-    <w:lsdException w:name="Note Heading" w:semiHidden="1" w:unhideWhenUsed="1"/>
-    <w:lsdException w:name="Body Text 2" w:semiHidden="1" w:unhideWhenUsed="1"/>
-    <w:lsdException w:name="Body Text 3" w:semiHidden="1" w:unhideWhenUsed="1"/>
-    <w:lsdException w:name="Body Text Indent 2" w:semiHidden="1" w:unhideWhenUsed="1"/>
-    <w:lsdException w:name="Body Text Indent 3" w:semiHidden="1" w:unhideWhenUsed="1"/>
-    <w:lsdException w:name="Block Text" w:semiHidden="1" w:unhideWhenUsed="1"/>
-    <w:lsdException w:name="Hyperlink" w:semiHidden="1" w:unhideWhenUsed="1"/>
-    <w:lsdException w:name="FollowedHyperlink" w:semiHidden="1" w:unhideWhenUsed="1"/>
-    <w:lsdException w:name="Strong" w:uiPriority="22" w:qFormat="1"/>
-    <w:lsdException w:name="Emphasis" w:uiPriority="20" w:qFormat="1"/>
-    <w:lsdException w:name="Document Map" w:semiHidden="1" w:unhideWhenUsed="1"/>
-    <w:lsdException w:name="Plain Text" w:semiHidden="1" w:unhideWhenUsed="1"/>
-    <w:lsdException w:name="E-mail Signature" w:semiHidden="1" w:unhideWhenUsed="1"/>
-    <w:lsdException w:name="HTML Top of Form" w:semiHidden="1" w:unhideWhenUsed="1"/>
-    <w:lsdException w:name="HTML Bottom of Form" w:semiHidden="1" w:unhideWhenUsed="1"/>
-    <w:lsdException w:name="Normal (Web)" w:semiHidden="1" w:unhideWhenUsed="1"/>
-    <w:lsdException w:name="HTML Acronym" w:semiHidden="1" w:unhideWhenUsed="1"/>
-    <w:lsdException w:name="HTML Address" w:semiHidden="1" w:unhideWhenUsed="1"/>
-    <w:lsdException w:name="HTML Cite" w:semiHidden="1" w:unhideWhenUsed="1"/>
-    <w:lsdException w:name="HTML Code" w:semiHidden="1" w:unhideWhenUsed="1"/>
-    <w:lsdException w:name="HTML Definition" w:semiHidden="1" w:unhideWhenUsed="1"/>
-    <w:lsdException w:name="HTML Keyboard" w:semiHidden="1" w:unhideWhenUsed="1"/>
-    <w:lsdException w:name="HTML Preformatted" w:semiHidden="1" w:unhideWhenUsed="1"/>
-    <w:lsdException w:name="HTML Sample" w:semiHidden="1" w:unhideWhenUsed="1"/>
-    <w:lsdException w:name="HTML Typewriter" w:semiHidden="1" w:unhideWhenUsed="1"/>
-    <w:lsdException w:name="HTML Variable" w:semiHidden="1" w:unhideWhenUsed="1"/>
-    <w:lsdException w:name="Normal Table" w:semiHidden="1" w:unhideWhenUsed="1"/>
-    <w:lsdException w:name="annotation subject" w:semiHidden="1" w:unhideWhenUsed="1"/>
-    <w:lsdException w:name="No List" w:semiHidden="1" w:unhideWhenUsed="1"/>
-    <w:lsdException w:name="Outline List 1" w:semiHidden="1" w:unhideWhenUsed="1"/>
-    <w:lsdException w:name="Outline List 2" w:semiHidden="1" w:unhideWhenUsed="1"/>
-    <w:lsdException w:name="Outline List 3" w:semiHidden="1" w:unhideWhenUsed="1"/>
-    <w:lsdException w:name="Table Simple 1" w:semiHidden="1" w:unhideWhenUsed="1"/>
-    <w:lsdException w:name="Table Simple 2" w:semiHidden="1" w:unhideWhenUsed="1"/>
-    <w:lsdException w:name="Table Simple 3" w:semiHidden="1" w:unhideWhenUsed="1"/>
-    <w:lsdException w:name="Table Classic 1" w:semiHidden="1" w:unhideWhenUsed="1"/>
-    <w:lsdException w:name="Table Classic 2" w:semiHidden="1" w:unhideWhenUsed="1"/>
-    <w:lsdException w:name="Table Classic 3" w:semiHidden="1" w:unhideWhenUsed="1"/>
-    <w:lsdException w:name="Table Classic 4" w:semiHidden="1" w:unhideWhenUsed="1"/>
-    <w:lsdException w:name="Table Colorful 1" w:semiHidden="1" w:unhideWhenUsed="1"/>
-    <w:lsdException w:name="Table Colorful 2" w:semiHidden="1" w:unhideWhenUsed="1"/>
-    <w:lsdException w:name="Table Colorful 3" w:semiHidden="1" w:unhideWhenUsed="1"/>
-    <w:lsdException w:name="Table Columns 1" w:semiHidden="1" w:unhideWhenUsed="1"/>
-    <w:lsdException w:name="Table Columns 2" w:semiHidden="1" w:unhideWhenUsed="1"/>
-    <w:lsdException w:name="Table Columns 3" w:semiHidden="1" w:unhideWhenUsed="1"/>
-    <w:lsdException w:name="Table Columns 4" w:semiHidden="1" w:unhideWhenUsed="1"/>
-    <w:lsdException w:name="Table Columns 5" w:semiHidden="1" w:unhideWhenUsed="1"/>
-    <w:lsdException w:name="Table Grid 1" w:semiHidden="1" w:unhideWhenUsed="1"/>
-    <w:lsdException w:name="Table Grid 2" w:semiHidden="1" w:unhideWhenUsed="1"/>
-    <w:lsdException w:name="Table Grid 3" w:semiHidden="1" w:unhideWhenUsed="1"/>
-    <w:lsdException w:name="Table Grid 4" w:semiHidden="1" w:unhideWhenUsed="1"/>
-    <w:lsdException w:name="Table Grid 5" w:semiHidden="1" w:unhideWhenUsed="1"/>
-    <w:lsdException w:name="Table Grid 6" w:semiHidden="1" w:unhideWhenUsed="1"/>
-    <w:lsdException w:name="Table Grid 7" w:semiHidden="1" w:unhideWhenUsed="1"/>
-    <w:lsdException w:name="Table Grid 8" w:semiHidden="1" w:unhideWhenUsed="1"/>
-    <w:lsdException w:name="Table List 1" w:semiHidden="1" w:unhideWhenUsed="1"/>
-    <w:lsdException w:name="Table List 2" w:semiHidden="1" w:unhideWhenUsed="1"/>
-    <w:lsdException w:name="Table List 3" w:semiHidden="1" w:unhideWhenUsed="1"/>
-    <w:lsdException w:name="Table List 4" w:semiHidden="1" w:unhideWhenUsed="1"/>
-    <w:lsdException w:name="Table List 5" w:semiHidden="1" w:unhideWhenUsed="1"/>
-    <w:lsdException w:name="Table List 6" w:semiHidden="1" w:unhideWhenUsed="1"/>
-    <w:lsdException w:name="Table List 7" w:semiHidden="1" w:unhideWhenUsed="1"/>
-    <w:lsdException w:name="Table List 8" w:semiHidden="1" w:unhideWhenUsed="1"/>
-    <w:lsdException w:name="Table 3D effects 1" w:semiHidden="1" w:unhideWhenUsed="1"/>
-    <w:lsdException w:name="Table 3D effects 2" w:semiHidden="1" w:unhideWhenUsed="1"/>
-    <w:lsdException w:name="Table 3D effects 3" w:semiHidden="1" w:unhideWhenUsed="1"/>
-    <w:lsdException w:name="Table Contemporary" w:semiHidden="1" w:unhideWhenUsed="1"/>
-    <w:lsdException w:name="Table Elegant" w:semiHidden="1" w:unhideWhenUsed="1"/>
-    <w:lsdException w:name="Table Professional" w:semiHidden="1" w:unhideWhenUsed="1"/>
-    <w:lsdException w:name="Table Subtle 1" w:semiHidden="1" w:unhideWhenUsed="1"/>
-    <w:lsdException w:name="Table Subtle 2" w:semiHidden="1" w:unhideWhenUsed="1"/>
-    <w:lsdException w:name="Table Web 1" w:semiHidden="1" w:unhideWhenUsed="1"/>
-    <w:lsdException w:name="Table Web 2" w:semiHidden="1" w:unhideWhenUsed="1"/>
-    <w:lsdException w:name="Table Web 3" w:semiHidden="1" w:unhideWhenUsed="1"/>
-    <w:lsdException w:name="Balloon Text" w:semiHidden="1" w:unhideWhenUsed="1"/>
-    <w:lsdException w:name="Table Grid" w:uiPriority="39"/>
-    <w:lsdException w:name="Table Theme" w:semiHidden="1" w:unhideWhenUsed="1"/>
-    <w:lsdException w:name="Placeholder Text" w:semiHidden="1"/>
-    <w:lsdException w:name="No Spacing" w:uiPriority="1" w:qFormat="1"/>
-    <w:lsdException w:name="Light Shading" w:uiPriority="60"/>
-    <w:lsdException w:name="Light List" w:uiPriority="61"/>
-    <w:lsdException w:name="Light Grid" w:uiPriority="62"/>
-    <w:lsdException w:name="Medium Shading 1" w:uiPriority="63"/>
-    <w:lsdException w:name="Medium Shading 2" w:uiPriority="64"/>
-    <w:lsdException w:name="Medium List 1" w:uiPriority="65"/>
-    <w:lsdException w:name="Medium List 2" w:uiPriority="66"/>
-    <w:lsdException w:name="Medium Grid 1" w:uiPriority="67"/>
-    <w:lsdException w:name="Medium Grid 2" w:uiPriority="68"/>
-    <w:lsdException w:name="Medium Grid 3" w:uiPriority="69"/>
-    <w:lsdException w:name="Dark List" w:uiPriority="70"/>
-    <w:lsdException w:name="Colorful Shading" w:uiPriority="71"/>
-    <w:lsdException w:name="Colorful List" w:uiPriority="72"/>
-    <w:lsdException w:name="Colorful Grid" w:uiPriority="73"/>
-    <w:lsdException w:name="Light Shading Accent 1" w:uiPriority="60"/>
-    <w:lsdException w:name="Light List Accent 1" w:uiPriority="61"/>
-    <w:lsdException w:name="Light Grid Accent 1" w:uiPriority="62"/>
-    <w:lsdException w:name="Medium Shading 1 Accent 1" w:uiPriority="63"/>
-    <w:lsdException w:name="Medium Shading 2 Accent 1" w:uiPriority="64"/>
-    <w:lsdException w:name="Medium List 1 Accent 1" w:uiPriority="65"/>
-    <w:lsdException w:name="Revision" w:semiHidden="1"/>
-    <w:lsdException w:name="List Paragraph" w:uiPriority="34" w:qFormat="1"/>
-    <w:lsdException w:name="Quote" w:uiPriority="29" w:qFormat="1"/>
-    <w:lsdException w:name="Intense Quote" w:uiPriority="30" w:qFormat="1"/>
-    <w:lsdException w:name="Medium List 2 Accent 1" w:uiPriority="66"/>
-    <w:lsdException w:name="Medium Grid 1 Accent 1" w:uiPriority="67"/>
-    <w:lsdException w:name="Medium Grid 2 Accent 1" w:uiPriority="68"/>
-    <w:lsdException w:name="Medium Grid 3 Accent 1" w:uiPriority="69"/>
-    <w:lsdException w:name="Dark List Accent 1" w:uiPriority="70"/>
-    <w:lsdException w:name="Colorful Shading Accent 1" w:uiPriority="71"/>
-    <w:lsdException w:name="Colorful List Accent 1" w:uiPriority="72"/>
-    <w:lsdException w:name="Colorful Grid Accent 1" w:uiPriority="73"/>
-    <w:lsdException w:name="Light Shading Accent 2" w:uiPriority="60"/>
-    <w:lsdException w:name="Light List Accent 2" w:uiPriority="61"/>
-    <w:lsdException w:name="Light Grid Accent 2" w:uiPriority="62"/>
-    <w:lsdException w:name="Medium Shading 1 Accent 2" w:uiPriority="63"/>
-    <w:lsdException w:name="Medium Shading 2 Accent 2" w:uiPriority="64"/>
-    <w:lsdException w:name="Medium List 1 Accent 2" w:uiPriority="65"/>
-    <w:lsdException w:name="Medium List 2 Accent 2" w:uiPriority="66"/>
-    <w:lsdException w:name="Medium Grid 1 Accent 2" w:uiPriority="67"/>
-    <w:lsdException w:name="Medium Grid 2 Accent 2" w:uiPriority="68"/>
-    <w:lsdException w:name="Medium Grid 3 Accent 2" w:uiPriority="69"/>
-    <w:lsdException w:name="Dark List Accent 2" w:uiPriority="70"/>
-    <w:lsdException w:name="Colorful Shading Accent 2" w:uiPriority="71"/>
-    <w:lsdException w:name="Colorful List Accent 2" w:uiPriority="72"/>
-    <w:lsdException w:name="Colorful Grid Accent 2" w:uiPriority="73"/>
-    <w:lsdException w:name="Light Shading Accent 3" w:uiPriority="60"/>
-    <w:lsdException w:name="Light List Accent 3" w:uiPriority="61"/>
-    <w:lsdException w:name="Light Grid Accent 3" w:uiPriority="62"/>
-    <w:lsdException w:name="Medium Shading 1 Accent 3" w:uiPriority="63"/>
-    <w:lsdException w:name="Medium Shading 2 Accent 3" w:uiPriority="64"/>
-    <w:lsdException w:name="Medium List 1 Accent 3" w:uiPriority="65"/>
-    <w:lsdException w:name="Medium List 2 Accent 3" w:uiPriority="66"/>
-    <w:lsdException w:name="Medium Grid 1 Accent 3" w:uiPriority="67"/>
-    <w:lsdException w:name="Medium Grid 2 Accent 3" w:uiPriority="68"/>
-    <w:lsdException w:name="Medium Grid 3 Accent 3" w:uiPriority="69"/>
-    <w:lsdException w:name="Dark List Accent 3" w:uiPriority="70"/>
-    <w:lsdException w:name="Colorful Shading Accent 3" w:uiPriority="71"/>
-    <w:lsdException w:name="Colorful List Accent 3" w:uiPriority="72"/>
-    <w:lsdException w:name="Colorful Grid Accent 3" w:uiPriority="73"/>
-    <w:lsdException w:name="Light Shading Accent 4" w:uiPriority="60"/>
-    <w:lsdException w:name="Light List Accent 4" w:uiPriority="61"/>
-    <w:lsdException w:name="Light Grid Accent 4" w:uiPriority="62"/>
-    <w:lsdException w:name="Medium Shading 1 Accent 4" w:uiPriority="63"/>
-    <w:lsdException w:name="Medium Shading 2 Accent 4" w:uiPriority="64"/>
-    <w:lsdException w:name="Medium List 1 Accent 4" w:uiPriority="65"/>
-    <w:lsdException w:name="Medium List 2 Accent 4" w:uiPriority="66"/>
-    <w:lsdException w:name="Medium Grid 1 Accent 4" w:uiPriority="67"/>
-    <w:lsdException w:name="Medium Grid 2 Accent 4" w:uiPriority="68"/>
-    <w:lsdException w:name="Medium Grid 3 Accent 4" w:uiPriority="69"/>
-    <w:lsdException w:name="Dark List Accent 4" w:uiPriority="70"/>
-    <w:lsdException w:name="Colorful Shading Accent 4" w:uiPriority="71"/>
-    <w:lsdException w:name="Colorful List Accent 4" w:uiPriority="72"/>
-    <w:lsdException w:name="Colorful Grid Accent 4" w:uiPriority="73"/>
-    <w:lsdException w:name="Light Shading Accent 5" w:uiPriority="60"/>
-    <w:lsdException w:name="Light List Accent 5" w:uiPriority="61"/>
-    <w:lsdException w:name="Light Grid Accent 5" w:uiPriority="62"/>
-    <w:lsdException w:name="Medium Shading 1 Accent 5" w:uiPriority="63"/>
-    <w:lsdException w:name="Medium Shading 2 Accent 5" w:uiPriority="64"/>
-    <w:lsdException w:name="Medium List 1 Accent 5" w:uiPriority="65"/>
-    <w:lsdException w:name="Medium List 2 Accent 5" w:uiPriority="66"/>
-    <w:lsdException w:name="Medium Grid 1 Accent 5" w:uiPriority="67"/>
-    <w:lsdException w:name="Medium Grid 2 Accent 5" w:uiPriority="68"/>
-    <w:lsdException w:name="Medium Grid 3 Accent 5" w:uiPriority="69"/>
-    <w:lsdException w:name="Dark List Accent 5" w:uiPriority="70"/>
-    <w:lsdException w:name="Colorful Shading Accent 5" w:uiPriority="71"/>
-    <w:lsdException w:name="Colorful List Accent 5" w:uiPriority="72"/>
-    <w:lsdException w:name="Colorful Grid Accent 5" w:uiPriority="73"/>
-    <w:lsdException w:name="Light Shading Accent 6" w:uiPriority="60"/>
-    <w:lsdException w:name="Light List Accent 6" w:uiPriority="61"/>
-    <w:lsdException w:name="Light Grid Accent 6" w:uiPriority="62"/>
-    <w:lsdException w:name="Medium Shading 1 Accent 6" w:uiPriority="63"/>
-    <w:lsdException w:name="Medium Shading 2 Accent 6" w:uiPriority="64"/>
-    <w:lsdException w:name="Medium List 1 Accent 6" w:uiPriority="65"/>
-    <w:lsdException w:name="Medium List 2 Accent 6" w:uiPriority="66"/>
-    <w:lsdException w:name="Medium Grid 1 Accent 6" w:uiPriority="67"/>
-    <w:lsdException w:name="Medium Grid 2 Accent 6" w:uiPriority="68"/>
-    <w:lsdException w:name="Medium Grid 3 Accent 6" w:uiPriority="69"/>
-    <w:lsdException w:name="Dark List Accent 6" w:uiPriority="70"/>
-    <w:lsdException w:name="Colorful Shading Accent 6" w:uiPriority="71"/>
-    <w:lsdException w:name="Colorful List Accent 6" w:uiPriority="72"/>
-    <w:lsdException w:name="Colorful Grid Accent 6" w:uiPriority="73"/>
-    <w:lsdException w:name="Subtle Emphasis" w:uiPriority="19" w:qFormat="1"/>
-    <w:lsdException w:name="Intense Emphasis" w:uiPriority="21" w:qFormat="1"/>
-    <w:lsdException w:name="Subtle Reference" w:uiPriority="31" w:qFormat="1"/>
-    <w:lsdException w:name="Intense Reference" w:uiPriority="32" w:qFormat="1"/>
-    <w:lsdException w:name="Book Title" w:uiPriority="33" w:qFormat="1"/>
-    <w:lsdException w:name="Bibliography" w:semiHidden="1" w:uiPriority="37" w:unhideWhenUsed="1"/>
-    <w:lsdException w:name="TOC Heading" w:semiHidden="1" w:uiPriority="39" w:unhideWhenUsed="1" w:qFormat="1"/>
-    <w:lsdException w:name="Plain Table 1" w:uiPriority="41"/>
-    <w:lsdException w:name="Plain Table 2" w:uiPriority="42"/>
-    <w:lsdException w:name="Plain Table 3" w:uiPriority="43"/>
-    <w:lsdException w:name="Plain Table 4" w:uiPriority="44"/>
-    <w:lsdException w:name="Plain Table 5" w:uiPriority="45"/>
-    <w:lsdException w:name="Grid Table Light" w:uiPriority="40"/>
-    <w:lsdException w:name="Grid Table 1 Light" w:uiPriority="46"/>
-    <w:lsdException w:name="Grid Table 2" w:uiPriority="47"/>
-    <w:lsdException w:name="Grid Table 3" w:uiPriority="48"/>
-    <w:lsdException w:name="Grid Table 4" w:uiPriority="49"/>
-    <w:lsdException w:name="Grid Table 5 Dark" w:uiPriority="50"/>
-    <w:lsdException w:name="Grid Table 6 Colorful" w:uiPriority="51"/>
-    <w:lsdException w:name="Grid Table 7 Colorful" w:uiPriority="52"/>
-    <w:lsdException w:name="Grid Table 1 Light Accent 1" w:uiPriority="46"/>
-    <w:lsdException w:name="Grid Table 2 Accent 1" w:uiPriority="47"/>
-    <w:lsdException w:name="Grid Table 3 Accent 1" w:uiPriority="48"/>
-    <w:lsdException w:name="Grid Table 4 Accent 1" w:uiPriority="49"/>
-    <w:lsdException w:name="Grid Table 5 Dark Accent 1" w:uiPriority="50"/>
-    <w:lsdException w:name="Grid Table 6 Colorful Accent 1" w:uiPriority="51"/>
-    <w:lsdException w:name="Grid Table 7 Colorful Accent 1" w:uiPriority="52"/>
-    <w:lsdException w:name="Grid Table 1 Light Accent 2" w:uiPriority="46"/>
-    <w:lsdException w:name="Grid Table 2 Accent 2" w:uiPriority="47"/>
-    <w:lsdException w:name="Grid Table 3 Accent 2" w:uiPriority="48"/>
-    <w:lsdException w:name="Grid Table 4 Accent 2" w:uiPriority="49"/>
-    <w:lsdException w:name="Grid Table 5 Dark Accent 2" w:uiPriority="50"/>
-    <w:lsdException w:name="Grid Table 6 Colorful Accent 2" w:uiPriority="51"/>
-    <w:lsdException w:name="Grid Table 7 Colorful Accent 2" w:uiPriority="52"/>
-    <w:lsdException w:name="Grid Table 1 Light Accent 3" w:uiPriority="46"/>
-    <w:lsdException w:name="Grid Table 2 Accent 3" w:uiPriority="47"/>
-    <w:lsdException w:name="Grid Table 3 Accent 3" w:uiPriority="48"/>
-    <w:lsdException w:name="Grid Table 4 Accent 3" w:uiPriority="49"/>
-    <w:lsdException w:name="Grid Table 5 Dark Accent 3" w:uiPriority="50"/>
-    <w:lsdException w:name="Grid Table 6 Colorful Accent 3" w:uiPriority="51"/>
-    <w:lsdException w:name="Grid Table 7 Colorful Accent 3" w:uiPriority="52"/>
-    <w:lsdException w:name="Grid Table 1 Light Accent 4" w:uiPriority="46"/>
-    <w:lsdException w:name="Grid Table 2 Accent 4" w:uiPriority="47"/>
-    <w:lsdException w:name="Grid Table 3 Accent 4" w:uiPriority="48"/>
-    <w:lsdException w:name="Grid Table 4 Accent 4" w:uiPriority="49"/>
-    <w:lsdException w:name="Grid Table 5 Dark Accent 4" w:uiPriority="50"/>
-    <w:lsdException w:name="Grid Table 6 Colorful Accent 4" w:uiPriority="51"/>
-    <w:lsdException w:name="Grid Table 7 Colorful Accent 4" w:uiPriority="52"/>
-    <w:lsdException w:name="Grid Table 1 Light Accent 5" w:uiPriority="46"/>
-    <w:lsdException w:name="Grid Table 2 Accent 5" w:uiPriority="47"/>
-    <w:lsdException w:name="Grid Table 3 Accent 5" w:uiPriority="48"/>
-    <w:lsdException w:name="Grid Table 4 Accent 5" w:uiPriority="49"/>
-    <w:lsdException w:name="Grid Table 5 Dark Accent 5" w:uiPriority="50"/>
-    <w:lsdException w:name="Grid Table 6 Colorful Accent 5" w:uiPriority="51"/>
-    <w:lsdException w:name="Grid Table 7 Colorful Accent 5" w:uiPriority="52"/>
-    <w:lsdException w:name="Grid Table 1 Light Accent 6" w:uiPriority="46"/>
-    <w:lsdException w:name="Grid Table 2 Accent 6" w:uiPriority="47"/>
-    <w:lsdException w:name="Grid Table 3 Accent 6" w:uiPriority="48"/>
-    <w:lsdException w:name="Grid Table 4 Accent 6" w:uiPriority="49"/>
-    <w:lsdException w:name="Grid Table 5 Dark Accent 6" w:uiPriority="50"/>
-    <w:lsdException w:name="Grid Table 6 Colorful Accent 6" w:uiPriority="51"/>
-    <w:lsdException w:name="Grid Table 7 Colorful Accent 6" w:uiPriority="52"/>
-    <w:lsdException w:name="List Table 1 Light" w:uiPriority="46"/>
-    <w:lsdException w:name="List Table 2" w:uiPriority="47"/>
-    <w:lsdException w:name="List Table 3" w:uiPriority="48"/>
-    <w:lsdException w:name="List Table 4" w:uiPriority="49"/>
-    <w:lsdException w:name="List Table 5 Dark" w:uiPriority="50"/>
-    <w:lsdException w:name="List Table 6 Colorful" w:uiPriority="51"/>
-    <w:lsdException w:name="List Table 7 Colorful" w:uiPriority="52"/>
-    <w:lsdException w:name="List Table 1 Light Accent 1" w:uiPriority="46"/>
-    <w:lsdException w:name="List Table 2 Accent 1" w:uiPriority="47"/>
-    <w:lsdException w:name="List Table 3 Accent 1" w:uiPriority="48"/>
-    <w:lsdException w:name="List Table 4 Accent 1" w:uiPriority="49"/>
-    <w:lsdException w:name="List Table 5 Dark Accent 1" w:uiPriority="50"/>
-    <w:lsdException w:name="List Table 6 Colorful Accent 1" w:uiPriority="51"/>
-    <w:lsdException w:name="List Table 7 Colorful Accent 1" w:uiPriority="52"/>
-    <w:lsdException w:name="List Table 1 Light Accent 2" w:uiPriority="46"/>
-    <w:lsdException w:name="List Table 2 Accent 2" w:uiPriority="47"/>
-    <w:lsdException w:name="List Table 3 Accent 2" w:uiPriority="48"/>
-    <w:lsdException w:name="List Table 4 Accent 2" w:uiPriority="49"/>
-    <w:lsdException w:name="List Table 5 Dark Accent 2" w:uiPriority="50"/>
-    <w:lsdException w:name="List Table 6 Colorful Accent 2" w:uiPriority="51"/>
-    <w:lsdException w:name="List Table 7 Colorful Accent 2" w:uiPriority="52"/>
-    <w:lsdException w:name="List Table 1 Light Accent 3" w:uiPriority="46"/>
-    <w:lsdException w:name="List Table 2 Accent 3" w:uiPriority="47"/>
-    <w:lsdException w:name="List Table 3 Accent 3" w:uiPriority="48"/>
-    <w:lsdException w:name="List Table 4 Accent 3" w:uiPriority="49"/>
-    <w:lsdException w:name="List Table 5 Dark Accent 3" w:uiPriority="50"/>
-    <w:lsdException w:name="List Table 6 Colorful Accent 3" w:uiPriority="51"/>
-    <w:lsdException w:name="List Table 7 Colorful Accent 3" w:uiPriority="52"/>
-    <w:lsdException w:name="List Table 1 Light Accent 4" w:uiPriority="46"/>
-    <w:lsdException w:name="List Table 2 Accent 4" w:uiPriority="47"/>
-    <w:lsdException w:name="List Table 3 Accent 4" w:uiPriority="48"/>
-    <w:lsdException w:name="List Table 4 Accent 4" w:uiPriority="49"/>
-    <w:lsdException w:name="List Table 5 Dark Accent 4" w:uiPriority="50"/>
-    <w:lsdException w:name="List Table 6 Colorful Accent 4" w:uiPriority="51"/>
-    <w:lsdException w:name="List Table 7 Colorful Accent 4" w:uiPriority="52"/>
-    <w:lsdException w:name="List Table 1 Light Accent 5" w:uiPriority="46"/>
-    <w:lsdException w:name="List Table 2 Accent 5" w:uiPriority="47"/>
-    <w:lsdException w:name="List Table 3 Accent 5" w:uiPriority="48"/>
-    <w:lsdException w:name="List Table 4 Accent 5" w:uiPriority="49"/>
-    <w:lsdException w:name="List Table 5 Dark Accent 5" w:uiPriority="50"/>
-    <w:lsdException w:name="List Table 6 Colorful Accent 5" w:uiPriority="51"/>
-    <w:lsdException w:name="List Table 7 Colorful Accent 5" w:uiPriority="52"/>
-    <w:lsdException w:name="List Table 1 Light Accent 6" w:uiPriority="46"/>
-    <w:lsdException w:name="List Table 2 Accent 6" w:uiPriority="47"/>
-    <w:lsdException w:name="List Table 3 Accent 6" w:uiPriority="48"/>
-    <w:lsdException w:name="List Table 4 Accent 6" w:uiPriority="49"/>
-    <w:lsdException w:name="List Table 5 Dark Accent 6" w:uiPriority="50"/>
-    <w:lsdException w:name="List Table 6 Colorful Accent 6" w:uiPriority="51"/>
-    <w:lsdException w:name="List Table 7 Colorful Accent 6" w:uiPriority="52"/>
-  </w:latentStyles>
-  <w:style w:type="paragraph" w:default="1" w:styleId="Normal">
+  <w:style w:styleId="DefaultParagraphFont" w:default="1" w:type="character">
+    <w:name w:val="Default Paragraph Font"/>
+    <w:uiPriority w:val="1"/>
+    <w:semiHidden/>
+    <w:unhideWhenUsed/>
+  </w:style>
+  <w:style w:styleId="TableNormal" w:default="1" w:type="table">
+    <w:name w:val="Table Normal"/>
+    <w:uiPriority w:val="2"/>
+    <w:semiHidden/>
+    <w:unhideWhenUsed/>
+    <w:qFormat/>
+    <w:tblPr>
+      <w:tblInd w:w="0" w:type="dxa"/>
+      <w:tblCellMar>
+        <w:top w:w="0" w:type="dxa"/>
+        <w:left w:w="0" w:type="dxa"/>
+        <w:bottom w:w="0" w:type="dxa"/>
+        <w:right w:w="0" w:type="dxa"/>
+      </w:tblCellMar>
+    </w:tblPr>
+  </w:style>
+  <w:style w:styleId="NoList" w:default="1" w:type="numbering">
+    <w:name w:val="No List"/>
+    <w:uiPriority w:val="99"/>
+    <w:semiHidden/>
+    <w:unhideWhenUsed/>
+  </w:style>
+  <w:style w:default="1" w:styleId="Normal" w:type="paragraph">
     <w:name w:val="Normal"/>
     <w:uiPriority w:val="1"/>
     <w:qFormat/>
+    <w:pPr/>
     <w:rPr>
-      <w:rFonts w:ascii="Microsoft Sans Serif" w:eastAsia="Microsoft Sans Serif" w:hAnsi="Microsoft Sans Serif" w:cs="Microsoft Sans Serif"/>
+      <w:rFonts w:ascii="Microsoft Sans Serif" w:hAnsi="Microsoft Sans Serif" w:eastAsia="Microsoft Sans Serif" w:cs="Microsoft Sans Serif"/>
+      <w:lang w:val="en-US" w:eastAsia="en-US" w:bidi="ar-SA"/>
     </w:rPr>
   </w:style>
-  <w:style w:type="paragraph" w:styleId="Heading1">
-    <w:name w:val="heading 1"/>
+  <w:style w:styleId="BodyText" w:type="paragraph">
+    <w:name w:val="Body Text"/>
+    <w:basedOn w:val="Normal"/>
+    <w:uiPriority w:val="1"/>
+    <w:qFormat/>
+    <w:pPr>
+      <w:spacing w:before="131"/>
+      <w:ind w:left="329" w:hanging="220"/>
+    </w:pPr>
+    <w:rPr>
+      <w:rFonts w:ascii="Microsoft Sans Serif" w:hAnsi="Microsoft Sans Serif" w:eastAsia="Microsoft Sans Serif" w:cs="Microsoft Sans Serif"/>
+      <w:sz w:val="17"/>
+      <w:szCs w:val="17"/>
+      <w:lang w:val="en-US" w:eastAsia="en-US" w:bidi="ar-SA"/>
+    </w:rPr>
+  </w:style>
+  <w:style w:styleId="Heading1" w:type="paragraph">
+    <w:name w:val="Heading 1"/>
     <w:basedOn w:val="Normal"/>
     <w:uiPriority w:val="1"/>
     <w:qFormat/>
     <w:pPr>
       <w:spacing w:before="39"/>
       <w:ind w:left="110"/>
-      <w:outlineLvl w:val="0"/>
+      <w:outlineLvl w:val="1"/>
     </w:pPr>
     <w:rPr>
-      <w:rFonts w:ascii="Arial" w:eastAsia="Arial" w:hAnsi="Arial" w:cs="Arial"/>
+      <w:rFonts w:ascii="Arial" w:hAnsi="Arial" w:eastAsia="Arial" w:cs="Arial"/>
       <w:b/>
       <w:bCs/>
+      <w:sz w:val="22"/>
+      <w:szCs w:val="22"/>
+      <w:lang w:val="en-US" w:eastAsia="en-US" w:bidi="ar-SA"/>
     </w:rPr>
   </w:style>
-  <w:style w:type="paragraph" w:styleId="Heading2">
-    <w:name w:val="heading 2"/>
+  <w:style w:styleId="Heading2" w:type="paragraph">
+    <w:name w:val="Heading 2"/>
     <w:basedOn w:val="Normal"/>
     <w:uiPriority w:val="1"/>
     <w:qFormat/>
     <w:pPr>
-      <w:spacing w:before="52"/>
+      <w:spacing w:before="53"/>
       <w:ind w:left="200"/>
-      <w:outlineLvl w:val="1"/>
+      <w:outlineLvl w:val="2"/>
     </w:pPr>
     <w:rPr>
-      <w:rFonts w:ascii="Arial" w:eastAsia="Arial" w:hAnsi="Arial" w:cs="Arial"/>
+      <w:rFonts w:ascii="Arial" w:hAnsi="Arial" w:eastAsia="Arial" w:cs="Arial"/>
       <w:b/>
       <w:bCs/>
       <w:sz w:val="20"/>
       <w:szCs w:val="20"/>
+      <w:lang w:val="en-US" w:eastAsia="en-US" w:bidi="ar-SA"/>
     </w:rPr>
   </w:style>
-  <w:style w:type="character" w:default="1" w:styleId="DefaultParagraphFont">
-    <w:name w:val="Default Paragraph Font"/>
-    <w:uiPriority w:val="1"/>
-    <w:semiHidden/>
-    <w:unhideWhenUsed/>
-  </w:style>
-  <w:style w:type="table" w:default="1" w:styleId="TableNormal">
-    <w:name w:val="Normal Table"/>
-    <w:uiPriority w:val="99"/>
-    <w:semiHidden/>
-    <w:unhideWhenUsed/>
-    <w:tblPr>
-      <w:tblInd w:w="0" w:type="dxa"/>
-      <w:tblCellMar>
-        <w:top w:w="0" w:type="dxa"/>
-        <w:left w:w="108" w:type="dxa"/>
-        <w:bottom w:w="0" w:type="dxa"/>
-        <w:right w:w="108" w:type="dxa"/>
-      </w:tblCellMar>
-    </w:tblPr>
-  </w:style>
-  <w:style w:type="numbering" w:default="1" w:styleId="NoList">
-    <w:name w:val="No List"/>
-    <w:uiPriority w:val="99"/>
-    <w:semiHidden/>
-    <w:unhideWhenUsed/>
-  </w:style>
-  <w:style w:type="paragraph" w:styleId="BodyText">
-    <w:name w:val="Body Text"/>
-    <w:basedOn w:val="Normal"/>
-    <w:uiPriority w:val="1"/>
-    <w:qFormat/>
-    <w:pPr>
-      <w:spacing w:before="130"/>
-      <w:ind w:left="329" w:hanging="220"/>
-    </w:pPr>
-    <w:rPr>
-      <w:sz w:val="17"/>
-      <w:szCs w:val="17"/>
-    </w:rPr>
-  </w:style>
-  <w:style w:type="paragraph" w:styleId="Title">
+  <w:style w:styleId="Title" w:type="paragraph">
     <w:name w:val="Title"/>
     <w:basedOn w:val="Normal"/>
     <w:uiPriority w:val="1"/>
@@ -10432,14 +9713,15 @@
       <w:jc w:val="center"/>
     </w:pPr>
     <w:rPr>
-      <w:rFonts w:ascii="Times New Roman" w:eastAsia="Times New Roman" w:hAnsi="Times New Roman" w:cs="Times New Roman"/>
+      <w:rFonts w:ascii="Times New Roman" w:hAnsi="Times New Roman" w:eastAsia="Times New Roman" w:cs="Times New Roman"/>
       <w:b/>
       <w:bCs/>
       <w:sz w:val="34"/>
       <w:szCs w:val="34"/>
+      <w:lang w:val="en-US" w:eastAsia="en-US" w:bidi="ar-SA"/>
     </w:rPr>
   </w:style>
-  <w:style w:type="paragraph" w:styleId="ListParagraph">
+  <w:style w:styleId="ListParagraph" w:type="paragraph">
     <w:name w:val="List Paragraph"/>
     <w:basedOn w:val="Normal"/>
     <w:uiPriority w:val="1"/>
@@ -10447,12 +9729,20 @@
     <w:pPr>
       <w:ind w:left="329" w:hanging="220"/>
     </w:pPr>
+    <w:rPr>
+      <w:rFonts w:ascii="Microsoft Sans Serif" w:hAnsi="Microsoft Sans Serif" w:eastAsia="Microsoft Sans Serif" w:cs="Microsoft Sans Serif"/>
+      <w:lang w:val="en-US" w:eastAsia="en-US" w:bidi="ar-SA"/>
+    </w:rPr>
   </w:style>
-  <w:style w:type="paragraph" w:customStyle="1" w:styleId="TableParagraph">
+  <w:style w:styleId="TableParagraph" w:type="paragraph">
     <w:name w:val="Table Paragraph"/>
     <w:basedOn w:val="Normal"/>
     <w:uiPriority w:val="1"/>
     <w:qFormat/>
+    <w:pPr/>
+    <w:rPr>
+      <w:lang w:val="en-US" w:eastAsia="en-US" w:bidi="ar-SA"/>
+    </w:rPr>
   </w:style>
 </w:styles>
 </file>
